--- a/docs/security/Student_JWT_보안_취약점_진단과_대응_로드맵.docx
+++ b/docs/security/Student_JWT_보안_취약점_진단과_대응_로드맵.docx
@@ -2411,7 +2411,7 @@
         <w:pStyle w:val="2"/>
       </w:pPr>
       <w:r>
-        <w:t>🔴 HIGH</w:t>
+        <w:t xml:space="preserve"> HIGH</w:t>
       </w:r>
     </w:p>
     <w:p>
@@ -2616,7 +2616,7 @@
         <w:pStyle w:val="2"/>
       </w:pPr>
       <w:r>
-        <w:t>🟡 MEDIUM</w:t>
+        <w:t xml:space="preserve"> MEDIUM</w:t>
       </w:r>
     </w:p>
     <w:p>
@@ -2929,8 +2929,7 @@
         <w:pStyle w:val="2"/>
       </w:pPr>
       <w:r>
-        <w:lastRenderedPageBreak/>
-        <w:t>⚪ Small</w:t>
+        <w:t xml:space="preserve"> Small</w:t>
       </w:r>
     </w:p>
     <w:p>

--- a/docs/security/Student_JWT_보안_취약점_진단과_대응_로드맵.docx
+++ b/docs/security/Student_JWT_보안_취약점_진단과_대응_로드맵.docx
@@ -1043,7 +1043,7 @@
                 <w:sz w:val="19"/>
                 <w:szCs w:val="19"/>
               </w:rPr>
-              <w:t>완료 — IDOR, CSRF</w:t>
+              <w:t>2강 IDOR, 5강 CSRF</w:t>
             </w:r>
           </w:p>
         </w:tc>
@@ -1173,7 +1173,7 @@
                 <w:sz w:val="19"/>
                 <w:szCs w:val="19"/>
               </w:rPr>
-              <w:t>완료 — Actuator 노출</w:t>
+              <w:t>9강 Actuator 노출</w:t>
             </w:r>
           </w:p>
         </w:tc>
@@ -1319,7 +1319,7 @@
                 <w:sz w:val="19"/>
                 <w:szCs w:val="19"/>
               </w:rPr>
-              <w:t>개념만 (SBOM)</w:t>
+              <w:t>3강 SBOM 개념만</w:t>
             </w:r>
           </w:p>
         </w:tc>
@@ -1631,23 +1631,7 @@
                 <w:sz w:val="19"/>
                 <w:szCs w:val="19"/>
               </w:rPr>
-              <w:t xml:space="preserve">완료 — </w:t>
-            </w:r>
-            <w:proofErr w:type="spellStart"/>
-            <w:r>
-              <w:rPr>
-                <w:sz w:val="19"/>
-                <w:szCs w:val="19"/>
-              </w:rPr>
-              <w:t>SQLi</w:t>
-            </w:r>
-            <w:proofErr w:type="spellEnd"/>
-            <w:r>
-              <w:rPr>
-                <w:sz w:val="19"/>
-                <w:szCs w:val="19"/>
-              </w:rPr>
-              <w:t>, XSS</w:t>
+              <w:t>1강 SQLi, 7강 XSS</w:t>
             </w:r>
           </w:p>
         </w:tc>
@@ -1907,7 +1891,7 @@
                 <w:sz w:val="19"/>
                 <w:szCs w:val="19"/>
               </w:rPr>
-              <w:t>완료 — JWT 보안</w:t>
+              <w:t>6강 JWT 보안</w:t>
             </w:r>
           </w:p>
         </w:tc>
@@ -2037,17 +2021,8 @@
                 <w:sz w:val="19"/>
                 <w:szCs w:val="19"/>
               </w:rPr>
-              <w:t xml:space="preserve">완료 — </w:t>
-            </w:r>
-            <w:proofErr w:type="spellStart"/>
-            <w:r>
-              <w:rPr>
-                <w:sz w:val="19"/>
-                <w:szCs w:val="19"/>
-              </w:rPr>
-              <w:t>역직렬화</w:t>
-            </w:r>
-            <w:proofErr w:type="spellEnd"/>
+              <w:t>8강 역직렬화</w:t>
+            </w:r>
           </w:p>
         </w:tc>
       </w:tr>
@@ -2176,7 +2151,7 @@
                 <w:sz w:val="19"/>
                 <w:szCs w:val="19"/>
               </w:rPr>
-              <w:t>완료 — 감사 로깅</w:t>
+              <w:t>4강 감사 로깅</w:t>
             </w:r>
           </w:p>
         </w:tc>
@@ -2306,7 +2281,7 @@
                 <w:sz w:val="19"/>
                 <w:szCs w:val="19"/>
               </w:rPr>
-              <w:t>완료 — fail-closed</w:t>
+              <w:t>4강 fail-closed</w:t>
             </w:r>
           </w:p>
         </w:tc>
@@ -2378,7 +2353,7 @@
               <w:spacing w:after="60" w:line="300" w:lineRule="auto"/>
             </w:pPr>
             <w:r>
-              <w:t>전체 10개 중 7개는 이미 데모 완료, 1개는 부분 대응, 2개는 Small 상태입니다.</w:t>
+              <w:t xml:space="preserve">전체 10개 중 7개는 이미 데모를 마쳤고, 1개는 부분 대응, 2개는 Small 상태입니다.</w:t>
             </w:r>
           </w:p>
         </w:tc>
@@ -7110,14 +7085,7 @@
                 <w:sz w:val="19"/>
                 <w:szCs w:val="19"/>
               </w:rPr>
-              <w:t>완료</w:t>
-            </w:r>
-            <w:r>
-              <w:rPr>
-                <w:sz w:val="19"/>
-                <w:szCs w:val="19"/>
-              </w:rPr>
-              <w:t xml:space="preserve"> — IDOR, CSRF</w:t>
+              <w:t>2강 IDOR, 5강 CSRF</w:t>
             </w:r>
           </w:p>
         </w:tc>
@@ -7438,21 +7406,7 @@
                 <w:sz w:val="19"/>
                 <w:szCs w:val="19"/>
               </w:rPr>
-              <w:t>완료</w:t>
-            </w:r>
-            <w:r>
-              <w:rPr>
-                <w:sz w:val="19"/>
-                <w:szCs w:val="19"/>
-              </w:rPr>
-              <w:t xml:space="preserve"> — Actuator </w:t>
-            </w:r>
-            <w:r>
-              <w:rPr>
-                <w:sz w:val="19"/>
-                <w:szCs w:val="19"/>
-              </w:rPr>
-              <w:t>노출</w:t>
+              <w:t>9강 Actuator 노출</w:t>
             </w:r>
           </w:p>
         </w:tc>
@@ -7705,14 +7659,7 @@
                 <w:sz w:val="19"/>
                 <w:szCs w:val="19"/>
               </w:rPr>
-              <w:t>개념만</w:t>
-            </w:r>
-            <w:r>
-              <w:rPr>
-                <w:sz w:val="19"/>
-                <w:szCs w:val="19"/>
-              </w:rPr>
-              <w:t xml:space="preserve"> (SBOM)</w:t>
+              <w:t>3강 SBOM 개념만</w:t>
             </w:r>
           </w:p>
         </w:tc>
@@ -8245,30 +8192,7 @@
                 <w:sz w:val="19"/>
                 <w:szCs w:val="19"/>
               </w:rPr>
-              <w:t>완료</w:t>
-            </w:r>
-            <w:r>
-              <w:rPr>
-                <w:sz w:val="19"/>
-                <w:szCs w:val="19"/>
-              </w:rPr>
-              <w:t xml:space="preserve"> — </w:t>
-            </w:r>
-            <w:proofErr w:type="spellStart"/>
-            <w:r>
-              <w:rPr>
-                <w:sz w:val="19"/>
-                <w:szCs w:val="19"/>
-              </w:rPr>
-              <w:t>SQLi</w:t>
-            </w:r>
-            <w:proofErr w:type="spellEnd"/>
-            <w:r>
-              <w:rPr>
-                <w:sz w:val="19"/>
-                <w:szCs w:val="19"/>
-              </w:rPr>
-              <w:t>, XSS</w:t>
+              <w:t>1강 SQLi, 7강 XSS</w:t>
             </w:r>
           </w:p>
         </w:tc>
@@ -8686,21 +8610,7 @@
                 <w:sz w:val="19"/>
                 <w:szCs w:val="19"/>
               </w:rPr>
-              <w:t>완료</w:t>
-            </w:r>
-            <w:r>
-              <w:rPr>
-                <w:sz w:val="19"/>
-                <w:szCs w:val="19"/>
-              </w:rPr>
-              <w:t xml:space="preserve"> — JWT </w:t>
-            </w:r>
-            <w:r>
-              <w:rPr>
-                <w:sz w:val="19"/>
-                <w:szCs w:val="19"/>
-              </w:rPr>
-              <w:t>보안</w:t>
+              <w:t>6강 JWT 보안</w:t>
             </w:r>
           </w:p>
         </w:tc>
@@ -8896,24 +8806,8 @@
                 <w:sz w:val="19"/>
                 <w:szCs w:val="19"/>
               </w:rPr>
-              <w:t>완료</w:t>
-            </w:r>
-            <w:r>
-              <w:rPr>
-                <w:sz w:val="19"/>
-                <w:szCs w:val="19"/>
-              </w:rPr>
-              <w:t xml:space="preserve"> — </w:t>
-            </w:r>
-            <w:proofErr w:type="spellStart"/>
-            <w:r>
-              <w:rPr>
-                <w:sz w:val="19"/>
-                <w:szCs w:val="19"/>
-              </w:rPr>
-              <w:t>역직렬화</w:t>
-            </w:r>
-            <w:proofErr w:type="spellEnd"/>
+              <w:t>8강 역직렬화</w:t>
+            </w:r>
           </w:p>
         </w:tc>
       </w:tr>
@@ -9121,35 +9015,7 @@
                 <w:sz w:val="19"/>
                 <w:szCs w:val="19"/>
               </w:rPr>
-              <w:t>완료</w:t>
-            </w:r>
-            <w:r>
-              <w:rPr>
-                <w:sz w:val="19"/>
-                <w:szCs w:val="19"/>
-              </w:rPr>
-              <w:t xml:space="preserve"> — </w:t>
-            </w:r>
-            <w:r>
-              <w:rPr>
-                <w:sz w:val="19"/>
-                <w:szCs w:val="19"/>
-              </w:rPr>
-              <w:t>감사</w:t>
-            </w:r>
-            <w:r>
-              <w:rPr>
-                <w:sz w:val="19"/>
-                <w:szCs w:val="19"/>
-              </w:rPr>
-              <w:t xml:space="preserve"> </w:t>
-            </w:r>
-            <w:r>
-              <w:rPr>
-                <w:sz w:val="19"/>
-                <w:szCs w:val="19"/>
-              </w:rPr>
-              <w:t>로깅</w:t>
+              <w:t>4강 감사 로깅</w:t>
             </w:r>
           </w:p>
         </w:tc>
@@ -9393,14 +9259,7 @@
                 <w:sz w:val="19"/>
                 <w:szCs w:val="19"/>
               </w:rPr>
-              <w:t>완료</w:t>
-            </w:r>
-            <w:r>
-              <w:rPr>
-                <w:sz w:val="19"/>
-                <w:szCs w:val="19"/>
-              </w:rPr>
-              <w:t xml:space="preserve"> — fail-closed</w:t>
+              <w:t>4강 fail-closed</w:t>
             </w:r>
           </w:p>
         </w:tc>
@@ -9983,42 +9842,7 @@
                 <w:sz w:val="19"/>
                 <w:szCs w:val="19"/>
               </w:rPr>
-              <w:t>완료</w:t>
-            </w:r>
-            <w:r>
-              <w:rPr>
-                <w:sz w:val="19"/>
-                <w:szCs w:val="19"/>
-              </w:rPr>
-              <w:t xml:space="preserve"> — 2</w:t>
-            </w:r>
-            <w:r>
-              <w:rPr>
-                <w:sz w:val="19"/>
-                <w:szCs w:val="19"/>
-              </w:rPr>
-              <w:t>강</w:t>
-            </w:r>
-            <w:r>
-              <w:rPr>
-                <w:sz w:val="19"/>
-                <w:szCs w:val="19"/>
-              </w:rPr>
-              <w:t xml:space="preserve"> IDOR (API </w:t>
-            </w:r>
-            <w:r>
-              <w:rPr>
-                <w:sz w:val="19"/>
-                <w:szCs w:val="19"/>
-              </w:rPr>
-              <w:t>버전</w:t>
-            </w:r>
-            <w:r>
-              <w:rPr>
-                <w:sz w:val="19"/>
-                <w:szCs w:val="19"/>
-              </w:rPr>
-              <w:t>)</w:t>
+              <w:t>2강 IDOR (API 버전)</w:t>
             </w:r>
           </w:p>
         </w:tc>
@@ -10269,91 +10093,7 @@
                 <w:sz w:val="19"/>
                 <w:szCs w:val="19"/>
               </w:rPr>
-              <w:t>관점</w:t>
-            </w:r>
-            <w:r>
-              <w:rPr>
-                <w:sz w:val="19"/>
-                <w:szCs w:val="19"/>
-              </w:rPr>
-              <w:t xml:space="preserve"> — JWT·</w:t>
-            </w:r>
-            <w:r>
-              <w:rPr>
-                <w:sz w:val="19"/>
-                <w:szCs w:val="19"/>
-              </w:rPr>
-              <w:t>세션</w:t>
-            </w:r>
-            <w:r>
-              <w:rPr>
-                <w:sz w:val="19"/>
-                <w:szCs w:val="19"/>
-              </w:rPr>
-              <w:t xml:space="preserve"> </w:t>
-            </w:r>
-            <w:r>
-              <w:rPr>
-                <w:sz w:val="19"/>
-                <w:szCs w:val="19"/>
-              </w:rPr>
-              <w:t>인증</w:t>
-            </w:r>
-            <w:r>
-              <w:rPr>
-                <w:sz w:val="19"/>
-                <w:szCs w:val="19"/>
-              </w:rPr>
-              <w:t>(</w:t>
-            </w:r>
-            <w:r>
-              <w:rPr>
-                <w:sz w:val="19"/>
-                <w:szCs w:val="19"/>
-              </w:rPr>
-              <w:t>웹</w:t>
-            </w:r>
-            <w:r>
-              <w:rPr>
-                <w:sz w:val="19"/>
-                <w:szCs w:val="19"/>
-              </w:rPr>
-              <w:t xml:space="preserve"> #7)</w:t>
-            </w:r>
-            <w:r>
-              <w:rPr>
-                <w:sz w:val="19"/>
-                <w:szCs w:val="19"/>
-              </w:rPr>
-              <w:t>과</w:t>
-            </w:r>
-            <w:r>
-              <w:rPr>
-                <w:sz w:val="19"/>
-                <w:szCs w:val="19"/>
-              </w:rPr>
-              <w:t xml:space="preserve"> </w:t>
-            </w:r>
-            <w:r>
-              <w:rPr>
-                <w:sz w:val="19"/>
-                <w:szCs w:val="19"/>
-              </w:rPr>
-              <w:t>동일</w:t>
-            </w:r>
-            <w:r>
-              <w:rPr>
-                <w:sz w:val="19"/>
-                <w:szCs w:val="19"/>
-              </w:rPr>
-              <w:t xml:space="preserve"> </w:t>
-            </w:r>
-            <w:r>
-              <w:rPr>
-                <w:sz w:val="19"/>
-                <w:szCs w:val="19"/>
-              </w:rPr>
-              <w:t>뿌리</w:t>
+              <w:t>관점 — 6강 JWT·세션 인증(웹 #7)과 같은 문제</w:t>
             </w:r>
           </w:p>
         </w:tc>
@@ -11558,91 +11298,7 @@
                 <w:sz w:val="19"/>
                 <w:szCs w:val="19"/>
               </w:rPr>
-              <w:t>관점</w:t>
-            </w:r>
-            <w:r>
-              <w:rPr>
-                <w:sz w:val="19"/>
-                <w:szCs w:val="19"/>
-              </w:rPr>
-              <w:t xml:space="preserve"> — </w:t>
-            </w:r>
-            <w:r>
-              <w:rPr>
-                <w:sz w:val="19"/>
-                <w:szCs w:val="19"/>
-              </w:rPr>
-              <w:t>웹</w:t>
-            </w:r>
-            <w:r>
-              <w:rPr>
-                <w:sz w:val="19"/>
-                <w:szCs w:val="19"/>
-              </w:rPr>
-              <w:t xml:space="preserve"> #1 </w:t>
-            </w:r>
-            <w:r>
-              <w:rPr>
-                <w:sz w:val="19"/>
-                <w:szCs w:val="19"/>
-              </w:rPr>
-              <w:t>수직</w:t>
-            </w:r>
-            <w:r>
-              <w:rPr>
-                <w:sz w:val="19"/>
-                <w:szCs w:val="19"/>
-              </w:rPr>
-              <w:t xml:space="preserve"> </w:t>
-            </w:r>
-            <w:r>
-              <w:rPr>
-                <w:sz w:val="19"/>
-                <w:szCs w:val="19"/>
-              </w:rPr>
-              <w:t>권한</w:t>
-            </w:r>
-            <w:r>
-              <w:rPr>
-                <w:sz w:val="19"/>
-                <w:szCs w:val="19"/>
-              </w:rPr>
-              <w:t xml:space="preserve"> </w:t>
-            </w:r>
-            <w:r>
-              <w:rPr>
-                <w:sz w:val="19"/>
-                <w:szCs w:val="19"/>
-              </w:rPr>
-              <w:t>상승과</w:t>
-            </w:r>
-            <w:r>
-              <w:rPr>
-                <w:sz w:val="19"/>
-                <w:szCs w:val="19"/>
-              </w:rPr>
-              <w:t xml:space="preserve"> </w:t>
-            </w:r>
-            <w:r>
-              <w:rPr>
-                <w:sz w:val="19"/>
-                <w:szCs w:val="19"/>
-              </w:rPr>
-              <w:t>동일</w:t>
-            </w:r>
-            <w:r>
-              <w:rPr>
-                <w:sz w:val="19"/>
-                <w:szCs w:val="19"/>
-              </w:rPr>
-              <w:t xml:space="preserve"> </w:t>
-            </w:r>
-            <w:r>
-              <w:rPr>
-                <w:sz w:val="19"/>
-                <w:szCs w:val="19"/>
-              </w:rPr>
-              <w:t>뿌리</w:t>
+              <w:t>관점 — 2강 접근 제어(웹 #1 수직 권한 상승)와 같은 문제</w:t>
             </w:r>
           </w:p>
         </w:tc>
@@ -12515,42 +12171,7 @@
                 <w:sz w:val="19"/>
                 <w:szCs w:val="19"/>
               </w:rPr>
-              <w:t>완료</w:t>
-            </w:r>
-            <w:r>
-              <w:rPr>
-                <w:sz w:val="19"/>
-                <w:szCs w:val="19"/>
-              </w:rPr>
-              <w:t xml:space="preserve"> — 9</w:t>
-            </w:r>
-            <w:r>
-              <w:rPr>
-                <w:sz w:val="19"/>
-                <w:szCs w:val="19"/>
-              </w:rPr>
-              <w:t>강</w:t>
-            </w:r>
-            <w:r>
-              <w:rPr>
-                <w:sz w:val="19"/>
-                <w:szCs w:val="19"/>
-              </w:rPr>
-              <w:t xml:space="preserve"> Actuator (API </w:t>
-            </w:r>
-            <w:r>
-              <w:rPr>
-                <w:sz w:val="19"/>
-                <w:szCs w:val="19"/>
-              </w:rPr>
-              <w:t>버전</w:t>
-            </w:r>
-            <w:r>
-              <w:rPr>
-                <w:sz w:val="19"/>
-                <w:szCs w:val="19"/>
-              </w:rPr>
-              <w:t>)</w:t>
+              <w:t>9강 Actuator (API 버전)</w:t>
             </w:r>
           </w:p>
         </w:tc>
@@ -13301,230 +12922,10 @@
           <w:bCs/>
           <w:color w:val="1F3A5F"/>
         </w:rPr>
-        <w:t>비교</w:t>
-      </w:r>
-      <w:r>
-        <w:rPr>
-          <w:b/>
-          <w:bCs/>
-          <w:color w:val="1F3A5F"/>
-        </w:rPr>
-        <w:t xml:space="preserve"> — </w:t>
-      </w:r>
-      <w:r>
-        <w:t>웹</w:t>
-      </w:r>
-      <w:r>
-        <w:t xml:space="preserve"> Top 10</w:t>
-      </w:r>
-      <w:r>
-        <w:t>은</w:t>
-      </w:r>
-      <w:r>
-        <w:t xml:space="preserve"> </w:t>
-      </w:r>
-      <w:r>
-        <w:t>화면이</w:t>
-      </w:r>
-      <w:r>
-        <w:t xml:space="preserve"> </w:t>
-      </w:r>
-      <w:r>
-        <w:t>있는</w:t>
-      </w:r>
-      <w:r>
-        <w:t xml:space="preserve"> </w:t>
-      </w:r>
-      <w:r>
-        <w:t>애플리케이션</w:t>
-      </w:r>
-      <w:r>
-        <w:t xml:space="preserve"> </w:t>
-      </w:r>
-      <w:r>
-        <w:t>전체를</w:t>
-      </w:r>
-      <w:r>
-        <w:t xml:space="preserve"> </w:t>
-      </w:r>
-      <w:r>
-        <w:t>다루고</w:t>
-      </w:r>
-      <w:r>
-        <w:t xml:space="preserve">, API </w:t>
-      </w:r>
-      <w:r>
-        <w:t>Security Top 10</w:t>
-      </w:r>
-      <w:r>
-        <w:t>은</w:t>
-      </w:r>
-      <w:r>
-        <w:t xml:space="preserve"> "</w:t>
-      </w:r>
-      <w:r>
-        <w:t>화면</w:t>
-      </w:r>
-      <w:r>
-        <w:t xml:space="preserve"> </w:t>
-      </w:r>
-      <w:r>
-        <w:t>없이</w:t>
-      </w:r>
-      <w:r>
-        <w:t xml:space="preserve"> </w:t>
-      </w:r>
-      <w:proofErr w:type="spellStart"/>
-      <w:r>
-        <w:t>엔드포인트만</w:t>
-      </w:r>
-      <w:proofErr w:type="spellEnd"/>
-      <w:r>
-        <w:t xml:space="preserve"> </w:t>
-      </w:r>
-      <w:r>
-        <w:t>아는</w:t>
-      </w:r>
-      <w:r>
-        <w:t xml:space="preserve"> </w:t>
-      </w:r>
-      <w:r>
-        <w:t>공격자</w:t>
-      </w:r>
-      <w:r>
-        <w:t xml:space="preserve">" </w:t>
-      </w:r>
-      <w:r>
-        <w:t>관점에서</w:t>
-      </w:r>
-      <w:r>
-        <w:t xml:space="preserve"> API </w:t>
-      </w:r>
-      <w:r>
-        <w:t>계층을</w:t>
-      </w:r>
-      <w:r>
-        <w:t xml:space="preserve"> </w:t>
-      </w:r>
-      <w:r>
-        <w:t>더</w:t>
-      </w:r>
-      <w:r>
-        <w:t xml:space="preserve"> </w:t>
-      </w:r>
-      <w:r>
-        <w:t>깊게</w:t>
-      </w:r>
-      <w:r>
-        <w:t xml:space="preserve"> </w:t>
-      </w:r>
-      <w:r>
-        <w:t>본다</w:t>
-      </w:r>
-      <w:r>
-        <w:t xml:space="preserve">. </w:t>
-      </w:r>
-      <w:r>
-        <w:t>두</w:t>
-      </w:r>
-      <w:r>
-        <w:t xml:space="preserve"> </w:t>
-      </w:r>
-      <w:r>
-        <w:t>체계는</w:t>
-      </w:r>
-      <w:r>
-        <w:t xml:space="preserve"> </w:t>
-      </w:r>
-      <w:r>
-        <w:t>접근</w:t>
-      </w:r>
-      <w:r>
-        <w:t xml:space="preserve"> </w:t>
-      </w:r>
-      <w:r>
-        <w:t>제어</w:t>
-      </w:r>
-      <w:r>
-        <w:t>(</w:t>
-      </w:r>
-      <w:r>
-        <w:t>웹</w:t>
-      </w:r>
-      <w:r>
-        <w:t xml:space="preserve"> #1 ↔ API1·API5)</w:t>
-      </w:r>
-      <w:r>
-        <w:t>처럼</w:t>
-      </w:r>
-      <w:r>
-        <w:t xml:space="preserve"> </w:t>
-      </w:r>
-      <w:r>
-        <w:t>뿌리가</w:t>
-      </w:r>
-      <w:r>
-        <w:t xml:space="preserve"> </w:t>
-      </w:r>
-      <w:r>
-        <w:t>같은</w:t>
-      </w:r>
-      <w:r>
-        <w:t xml:space="preserve"> </w:t>
-      </w:r>
-      <w:r>
-        <w:t>항목이</w:t>
-      </w:r>
-      <w:r>
-        <w:t xml:space="preserve"> </w:t>
-      </w:r>
-      <w:r>
-        <w:t>많지만</w:t>
-      </w:r>
-      <w:r>
-        <w:t xml:space="preserve">, </w:t>
-      </w:r>
-      <w:r>
-        <w:t>번호</w:t>
-      </w:r>
-      <w:r>
-        <w:t xml:space="preserve"> </w:t>
-      </w:r>
-      <w:r>
-        <w:t>체계가</w:t>
-      </w:r>
-      <w:r>
-        <w:t xml:space="preserve"> </w:t>
-      </w:r>
-      <w:r>
-        <w:t>겹치지</w:t>
-      </w:r>
-      <w:r>
-        <w:t xml:space="preserve"> </w:t>
-      </w:r>
-      <w:r>
-        <w:t>않도록</w:t>
-      </w:r>
-      <w:r>
-        <w:t xml:space="preserve"> API </w:t>
-      </w:r>
-      <w:r>
-        <w:t>쪽은</w:t>
-      </w:r>
-      <w:r>
-        <w:t xml:space="preserve"> API1~API10</w:t>
-      </w:r>
-      <w:r>
-        <w:t>으로</w:t>
-      </w:r>
-      <w:r>
-        <w:t xml:space="preserve"> </w:t>
-      </w:r>
-      <w:r>
-        <w:t>표기한다</w:t>
-      </w:r>
-      <w:r>
-        <w:t>.</w:t>
+        <w:t xml:space="preserve">비교 — </w:t>
+      </w:r>
+      <w:r>
+        <w:t xml:space="preserve">웹 Top 10은 화면이 있는 애플리케이션 전체를 다루고, API Security Top 10은 "화면 없이 엔드포인트만 아는 공격자" 관점에서 API 계층을 더 깊게 본다. 두 체계는 접근 제어(웹 #1 ↔ API1·API5)처럼 겹치는 항목이 많지만, 번호 체계가 겹치지 않도록 API 쪽은 API1~API10으로 표기한다.</w:t>
       </w:r>
     </w:p>
     <w:p>

--- a/docs/security/Student_JWT_보안_취약점_진단과_대응_로드맵.docx
+++ b/docs/security/Student_JWT_보안_취약점_진단과_대응_로드맵.docx
@@ -1043,7 +1043,35 @@
                 <w:sz w:val="19"/>
                 <w:szCs w:val="19"/>
               </w:rPr>
-              <w:t>2강 IDOR, 5강 CSRF</w:t>
+              <w:t>2</w:t>
+            </w:r>
+            <w:r>
+              <w:rPr>
+                <w:sz w:val="19"/>
+                <w:szCs w:val="19"/>
+              </w:rPr>
+              <w:t>강</w:t>
+            </w:r>
+            <w:r>
+              <w:rPr>
+                <w:sz w:val="19"/>
+                <w:szCs w:val="19"/>
+              </w:rPr>
+              <w:t xml:space="preserve"> IDOR, 5</w:t>
+            </w:r>
+            <w:r>
+              <w:rPr>
+                <w:sz w:val="19"/>
+                <w:szCs w:val="19"/>
+              </w:rPr>
+              <w:t>강</w:t>
+            </w:r>
+            <w:r>
+              <w:rPr>
+                <w:sz w:val="19"/>
+                <w:szCs w:val="19"/>
+              </w:rPr>
+              <w:t xml:space="preserve"> CSRF</w:t>
             </w:r>
           </w:p>
         </w:tc>
@@ -1173,7 +1201,28 @@
                 <w:sz w:val="19"/>
                 <w:szCs w:val="19"/>
               </w:rPr>
-              <w:t>9강 Actuator 노출</w:t>
+              <w:t>9</w:t>
+            </w:r>
+            <w:r>
+              <w:rPr>
+                <w:sz w:val="19"/>
+                <w:szCs w:val="19"/>
+              </w:rPr>
+              <w:t>강</w:t>
+            </w:r>
+            <w:r>
+              <w:rPr>
+                <w:sz w:val="19"/>
+                <w:szCs w:val="19"/>
+              </w:rPr>
+              <w:t xml:space="preserve"> Actuator </w:t>
+            </w:r>
+            <w:r>
+              <w:rPr>
+                <w:sz w:val="19"/>
+                <w:szCs w:val="19"/>
+              </w:rPr>
+              <w:t>노출</w:t>
             </w:r>
           </w:p>
         </w:tc>
@@ -1319,7 +1368,28 @@
                 <w:sz w:val="19"/>
                 <w:szCs w:val="19"/>
               </w:rPr>
-              <w:t>3강 SBOM 개념만</w:t>
+              <w:t>3</w:t>
+            </w:r>
+            <w:r>
+              <w:rPr>
+                <w:sz w:val="19"/>
+                <w:szCs w:val="19"/>
+              </w:rPr>
+              <w:t>강</w:t>
+            </w:r>
+            <w:r>
+              <w:rPr>
+                <w:sz w:val="19"/>
+                <w:szCs w:val="19"/>
+              </w:rPr>
+              <w:t xml:space="preserve"> SBOM </w:t>
+            </w:r>
+            <w:r>
+              <w:rPr>
+                <w:sz w:val="19"/>
+                <w:szCs w:val="19"/>
+              </w:rPr>
+              <w:t>개념만</w:t>
             </w:r>
           </w:p>
         </w:tc>
@@ -1631,7 +1701,35 @@
                 <w:sz w:val="19"/>
                 <w:szCs w:val="19"/>
               </w:rPr>
-              <w:t>1강 SQLi, 7강 XSS</w:t>
+              <w:t>1</w:t>
+            </w:r>
+            <w:r>
+              <w:rPr>
+                <w:sz w:val="19"/>
+                <w:szCs w:val="19"/>
+              </w:rPr>
+              <w:t>강</w:t>
+            </w:r>
+            <w:r>
+              <w:rPr>
+                <w:sz w:val="19"/>
+                <w:szCs w:val="19"/>
+              </w:rPr>
+              <w:t xml:space="preserve"> SQLi, 7</w:t>
+            </w:r>
+            <w:r>
+              <w:rPr>
+                <w:sz w:val="19"/>
+                <w:szCs w:val="19"/>
+              </w:rPr>
+              <w:t>강</w:t>
+            </w:r>
+            <w:r>
+              <w:rPr>
+                <w:sz w:val="19"/>
+                <w:szCs w:val="19"/>
+              </w:rPr>
+              <w:t xml:space="preserve"> XSS</w:t>
             </w:r>
           </w:p>
         </w:tc>
@@ -1891,7 +1989,28 @@
                 <w:sz w:val="19"/>
                 <w:szCs w:val="19"/>
               </w:rPr>
-              <w:t>6강 JWT 보안</w:t>
+              <w:t>6</w:t>
+            </w:r>
+            <w:r>
+              <w:rPr>
+                <w:sz w:val="19"/>
+                <w:szCs w:val="19"/>
+              </w:rPr>
+              <w:t>강</w:t>
+            </w:r>
+            <w:r>
+              <w:rPr>
+                <w:sz w:val="19"/>
+                <w:szCs w:val="19"/>
+              </w:rPr>
+              <w:t xml:space="preserve"> JWT </w:t>
+            </w:r>
+            <w:r>
+              <w:rPr>
+                <w:sz w:val="19"/>
+                <w:szCs w:val="19"/>
+              </w:rPr>
+              <w:t>보안</w:t>
             </w:r>
           </w:p>
         </w:tc>
@@ -2021,7 +2140,28 @@
                 <w:sz w:val="19"/>
                 <w:szCs w:val="19"/>
               </w:rPr>
-              <w:t>8강 역직렬화</w:t>
+              <w:t>8</w:t>
+            </w:r>
+            <w:r>
+              <w:rPr>
+                <w:sz w:val="19"/>
+                <w:szCs w:val="19"/>
+              </w:rPr>
+              <w:t>강</w:t>
+            </w:r>
+            <w:r>
+              <w:rPr>
+                <w:sz w:val="19"/>
+                <w:szCs w:val="19"/>
+              </w:rPr>
+              <w:t xml:space="preserve"> </w:t>
+            </w:r>
+            <w:r>
+              <w:rPr>
+                <w:sz w:val="19"/>
+                <w:szCs w:val="19"/>
+              </w:rPr>
+              <w:t>역직렬화</w:t>
             </w:r>
           </w:p>
         </w:tc>
@@ -2151,7 +2291,42 @@
                 <w:sz w:val="19"/>
                 <w:szCs w:val="19"/>
               </w:rPr>
-              <w:t>4강 감사 로깅</w:t>
+              <w:t>4</w:t>
+            </w:r>
+            <w:r>
+              <w:rPr>
+                <w:sz w:val="19"/>
+                <w:szCs w:val="19"/>
+              </w:rPr>
+              <w:t>강</w:t>
+            </w:r>
+            <w:r>
+              <w:rPr>
+                <w:sz w:val="19"/>
+                <w:szCs w:val="19"/>
+              </w:rPr>
+              <w:t xml:space="preserve"> </w:t>
+            </w:r>
+            <w:r>
+              <w:rPr>
+                <w:sz w:val="19"/>
+                <w:szCs w:val="19"/>
+              </w:rPr>
+              <w:t>감사</w:t>
+            </w:r>
+            <w:r>
+              <w:rPr>
+                <w:sz w:val="19"/>
+                <w:szCs w:val="19"/>
+              </w:rPr>
+              <w:t xml:space="preserve"> </w:t>
+            </w:r>
+            <w:r>
+              <w:rPr>
+                <w:sz w:val="19"/>
+                <w:szCs w:val="19"/>
+              </w:rPr>
+              <w:t>로깅</w:t>
             </w:r>
           </w:p>
         </w:tc>
@@ -2281,7 +2456,21 @@
                 <w:sz w:val="19"/>
                 <w:szCs w:val="19"/>
               </w:rPr>
-              <w:t>4강 fail-closed</w:t>
+              <w:t>4</w:t>
+            </w:r>
+            <w:r>
+              <w:rPr>
+                <w:sz w:val="19"/>
+                <w:szCs w:val="19"/>
+              </w:rPr>
+              <w:t>강</w:t>
+            </w:r>
+            <w:r>
+              <w:rPr>
+                <w:sz w:val="19"/>
+                <w:szCs w:val="19"/>
+              </w:rPr>
+              <w:t xml:space="preserve"> fail-closed</w:t>
             </w:r>
           </w:p>
         </w:tc>
@@ -2343,17 +2532,12 @@
           <w:p>
             <w:pPr>
               <w:spacing w:after="60" w:line="300" w:lineRule="auto"/>
+              <w:rPr>
+                <w:rFonts w:hint="eastAsia"/>
+              </w:rPr>
             </w:pPr>
             <w:r>
               <w:t>신규 2개(#3, #10), SSRF는 #1에 흡수, "보안 설정 오류"가 5→2위로 급상승, "암호화 실패"는 2→4위로 하락했습니다.</w:t>
-            </w:r>
-          </w:p>
-          <w:p>
-            <w:pPr>
-              <w:spacing w:after="60" w:line="300" w:lineRule="auto"/>
-            </w:pPr>
-            <w:r>
-              <w:t xml:space="preserve">전체 10개 중 7개는 이미 데모를 마쳤고, 1개는 부분 대응, 2개는 Small 상태입니다.</w:t>
             </w:r>
           </w:p>
         </w:tc>
@@ -2866,10 +3050,18 @@
       </w:r>
       <w:proofErr w:type="spellEnd"/>
       <w:r>
-        <w:t xml:space="preserve"> 연속 실패 횟수 제한이 없어, 2026년 10월 금융권 사고(1장)처럼 </w:t>
+        <w:t xml:space="preserve"> 연속 실패 횟수 제한이 없어, 2026년 10월 금융권 사고(1장)</w:t>
       </w:r>
       <w:proofErr w:type="spellStart"/>
       <w:r>
+        <w:t>처럼</w:t>
+      </w:r>
+      <w:proofErr w:type="spellEnd"/>
+      <w:r>
+        <w:t xml:space="preserve"> </w:t>
+      </w:r>
+      <w:proofErr w:type="spellStart"/>
+      <w:r>
         <w:t>크리덴셜</w:t>
       </w:r>
       <w:proofErr w:type="spellEnd"/>
@@ -2883,20 +3075,6 @@
       <w:proofErr w:type="spellEnd"/>
       <w:r>
         <w:t>·무차별 대입을 자동화 도구로 반복해도 서버가 구분하지 못합니다.</w:t>
-      </w:r>
-    </w:p>
-    <w:p>
-      <w:pPr>
-        <w:rPr>
-          <w:b/>
-          <w:bCs/>
-          <w:color w:val="1F3A5F"/>
-          <w:sz w:val="26"/>
-          <w:szCs w:val="26"/>
-        </w:rPr>
-      </w:pPr>
-      <w:r>
-        <w:br w:type="page"/>
       </w:r>
     </w:p>
     <w:p>
@@ -2904,7 +3082,7 @@
         <w:pStyle w:val="2"/>
       </w:pPr>
       <w:r>
-        <w:t xml:space="preserve"> Small</w:t>
+        <w:t>Small</w:t>
       </w:r>
     </w:p>
     <w:p>
@@ -3605,8 +3783,6 @@
         </w:rPr>
         <w:t>https://github.com/vega2k8s/Student_JWT_WebSecurity.git</w:t>
       </w:r>
-      <w:bookmarkStart w:id="0" w:name="_GoBack"/>
-      <w:bookmarkEnd w:id="0"/>
       <w:r>
         <w:rPr>
           <w:rFonts w:ascii="Consolas" w:hAnsi="Consolas"/>
@@ -6288,35 +6464,6 @@
         <w:spacing w:after="60" w:line="300" w:lineRule="auto"/>
       </w:pPr>
       <w:r>
-        <w:t xml:space="preserve">00_App_Security_Review.md — </w:t>
-      </w:r>
-      <w:proofErr w:type="spellStart"/>
-      <w:r>
-        <w:t>브랜치</w:t>
-      </w:r>
-      <w:proofErr w:type="spellEnd"/>
-      <w:r>
-        <w:t xml:space="preserve"> 기준 진행 현황 추적 (각 feature </w:t>
-      </w:r>
-      <w:proofErr w:type="spellStart"/>
-      <w:r>
-        <w:t>브랜치에</w:t>
-      </w:r>
-      <w:proofErr w:type="spellEnd"/>
-      <w:r>
-        <w:t xml:space="preserve"> 존재)</w:t>
-      </w:r>
-    </w:p>
-    <w:p>
-      <w:pPr>
-        <w:pStyle w:val="a4"/>
-        <w:numPr>
-          <w:ilvl w:val="0"/>
-          <w:numId w:val="2"/>
-        </w:numPr>
-        <w:spacing w:after="60" w:line="300" w:lineRule="auto"/>
-      </w:pPr>
-      <w:r>
         <w:t>OWASP_Top10_웹_API_한글요약.</w:t>
       </w:r>
       <w:proofErr w:type="spellStart"/>
@@ -6363,10 +6510,7 @@
       </w:r>
       <w:proofErr w:type="spellStart"/>
       <w:r>
-        <w:t>Student_JW</w:t>
-      </w:r>
-      <w:r>
-        <w:t>T</w:t>
+        <w:t>Student_JWT</w:t>
       </w:r>
       <w:proofErr w:type="spellEnd"/>
       <w:r>
@@ -6378,10 +6522,7 @@
       </w:r>
       <w:proofErr w:type="spellEnd"/>
       <w:r>
-        <w:t xml:space="preserve"> </w:t>
-      </w:r>
-      <w:r>
-        <w:t>매핑</w:t>
+        <w:t xml:space="preserve"> 매핑</w:t>
       </w:r>
     </w:p>
     <w:p>
@@ -6394,176 +6535,23 @@
       </w:r>
       <w:proofErr w:type="spellEnd"/>
       <w:r>
-        <w:t xml:space="preserve"> </w:t>
-      </w:r>
-      <w:r>
-        <w:t>실습을</w:t>
-      </w:r>
-      <w:r>
-        <w:t xml:space="preserve"> OWASP Web Top 10(2025)</w:t>
-      </w:r>
-      <w:r>
-        <w:t>과</w:t>
-      </w:r>
-      <w:r>
-        <w:t xml:space="preserve"> OWASP API Security Top 10(2023) </w:t>
-      </w:r>
-      <w:r>
-        <w:t>두</w:t>
-      </w:r>
-      <w:r>
-        <w:t xml:space="preserve"> </w:t>
-      </w:r>
-      <w:r>
-        <w:t>체계로</w:t>
-      </w:r>
-      <w:r>
-        <w:t xml:space="preserve"> </w:t>
-      </w:r>
-      <w:r>
-        <w:t>한</w:t>
-      </w:r>
-      <w:r>
-        <w:t xml:space="preserve"> </w:t>
-      </w:r>
-      <w:r>
-        <w:t>번에</w:t>
-      </w:r>
-      <w:r>
-        <w:t xml:space="preserve"> </w:t>
-      </w:r>
-      <w:r>
-        <w:t>비교합니다</w:t>
-      </w:r>
-      <w:r>
-        <w:t xml:space="preserve">. REST API </w:t>
-      </w:r>
-      <w:r>
-        <w:t>비중이</w:t>
-      </w:r>
-      <w:r>
-        <w:t xml:space="preserve"> </w:t>
-      </w:r>
-      <w:r>
-        <w:t>높은</w:t>
-      </w:r>
-      <w:r>
-        <w:t xml:space="preserve"> </w:t>
-      </w:r>
-      <w:r>
-        <w:t>이</w:t>
-      </w:r>
-      <w:r>
-        <w:t xml:space="preserve"> </w:t>
-      </w:r>
-      <w:r>
-        <w:t>프로젝트의</w:t>
-      </w:r>
-      <w:r>
-        <w:t xml:space="preserve"> </w:t>
-      </w:r>
-      <w:r>
-        <w:t>특성상</w:t>
-      </w:r>
-      <w:r>
-        <w:t xml:space="preserve">, </w:t>
-      </w:r>
-      <w:r>
-        <w:t>웹</w:t>
-      </w:r>
-      <w:r>
-        <w:t xml:space="preserve"> Top 10</w:t>
-      </w:r>
-      <w:r>
-        <w:t>만으로는</w:t>
-      </w:r>
-      <w:r>
-        <w:t xml:space="preserve"> </w:t>
-      </w:r>
-      <w:r>
-        <w:t>보이지</w:t>
-      </w:r>
-      <w:r>
-        <w:t xml:space="preserve"> </w:t>
-      </w:r>
-      <w:r>
-        <w:t>않는</w:t>
-      </w:r>
-      <w:r>
-        <w:t xml:space="preserve"> API </w:t>
-      </w:r>
-      <w:r>
-        <w:t>계층의</w:t>
-      </w:r>
-      <w:r>
-        <w:t xml:space="preserve"> </w:t>
-      </w:r>
-      <w:r>
-        <w:t>위험</w:t>
-      </w:r>
-      <w:r>
-        <w:t>(API Security Top 10)</w:t>
-      </w:r>
-      <w:r>
-        <w:t>도</w:t>
-      </w:r>
-      <w:r>
-        <w:t xml:space="preserve"> </w:t>
-      </w:r>
-      <w:r>
-        <w:t>함께</w:t>
-      </w:r>
-      <w:r>
-        <w:t xml:space="preserve"> </w:t>
-      </w:r>
-      <w:r>
-        <w:t>점검해야</w:t>
-      </w:r>
-      <w:r>
-        <w:t xml:space="preserve"> </w:t>
-      </w:r>
-      <w:r>
-        <w:t>합니다</w:t>
-      </w:r>
-      <w:r>
-        <w:t>.</w:t>
+        <w:t xml:space="preserve"> 실습을 OWASP Web Top 10(2025)과 OWASP API Security Top 10(2023) 두 체계로 한 번에 비교합니다. REST API 비중이 높은 이 프로젝트의 특성상, 웹 Top 10만으로는 보이지 않는 API 계층의 위험(API Security Top 10)도 함께 점검해야 합니다.</w:t>
       </w:r>
     </w:p>
     <w:p>
       <w:pPr>
-        <w:spacing w:after="80"/>
+        <w:pStyle w:val="1"/>
+        <w:rPr>
+          <w:sz w:val="28"/>
+          <w:szCs w:val="28"/>
+        </w:rPr>
       </w:pPr>
       <w:r>
         <w:rPr>
-          <w:b/>
-          <w:bCs/>
-          <w:color w:val="1F3A5F"/>
-        </w:rPr>
-        <w:t xml:space="preserve">6-1. OWASP Web Top 10 (2025) </w:t>
-      </w:r>
-      <w:r>
-        <w:rPr>
-          <w:b/>
-          <w:bCs/>
-          <w:color w:val="1F3A5F"/>
-        </w:rPr>
-        <w:t>전체</w:t>
-      </w:r>
-      <w:r>
-        <w:rPr>
-          <w:b/>
-          <w:bCs/>
-          <w:color w:val="1F3A5F"/>
-        </w:rPr>
-        <w:t xml:space="preserve"> </w:t>
-      </w:r>
-      <w:r>
-        <w:rPr>
-          <w:b/>
-          <w:bCs/>
-          <w:color w:val="1F3A5F"/>
-        </w:rPr>
-        <w:t>지도</w:t>
+          <w:sz w:val="28"/>
+          <w:szCs w:val="28"/>
+        </w:rPr>
+        <w:t>6-1. OWASP Web Top 10 (2025) 전체 지도</w:t>
       </w:r>
     </w:p>
     <w:tbl>
@@ -6684,8 +6672,32 @@
                 <w:sz w:val="19"/>
                 <w:szCs w:val="19"/>
               </w:rPr>
-              <w:t>한</w:t>
-            </w:r>
+              <w:t>한 줄 설명</w:t>
+            </w:r>
+          </w:p>
+        </w:tc>
+        <w:tc>
+          <w:tcPr>
+            <w:tcW w:w="2338" w:type="dxa"/>
+            <w:tcBorders>
+              <w:top w:val="single" w:sz="4" w:space="0" w:color="BFC9D4"/>
+              <w:left w:val="single" w:sz="4" w:space="0" w:color="BFC9D4"/>
+              <w:bottom w:val="single" w:sz="4" w:space="0" w:color="BFC9D4"/>
+              <w:right w:val="single" w:sz="4" w:space="0" w:color="BFC9D4"/>
+            </w:tcBorders>
+            <w:shd w:val="clear" w:color="auto" w:fill="1F3A5F"/>
+            <w:tcMar>
+              <w:top w:w="80" w:type="dxa"/>
+              <w:left w:w="120" w:type="dxa"/>
+              <w:bottom w:w="80" w:type="dxa"/>
+              <w:right w:w="120" w:type="dxa"/>
+            </w:tcMar>
+          </w:tcPr>
+          <w:p>
+            <w:pPr>
+              <w:spacing w:after="40" w:line="280" w:lineRule="auto"/>
+            </w:pPr>
+            <w:proofErr w:type="spellStart"/>
             <w:r>
               <w:rPr>
                 <w:b/>
@@ -6694,8 +6706,9 @@
                 <w:sz w:val="19"/>
                 <w:szCs w:val="19"/>
               </w:rPr>
-              <w:t xml:space="preserve"> </w:t>
-            </w:r>
+              <w:t>Student_JWT</w:t>
+            </w:r>
+            <w:proofErr w:type="spellEnd"/>
             <w:r>
               <w:rPr>
                 <w:b/>
@@ -6704,102 +6717,7 @@
                 <w:sz w:val="19"/>
                 <w:szCs w:val="19"/>
               </w:rPr>
-              <w:t>줄</w:t>
-            </w:r>
-            <w:r>
-              <w:rPr>
-                <w:b/>
-                <w:bCs/>
-                <w:color w:val="FFFFFF"/>
-                <w:sz w:val="19"/>
-                <w:szCs w:val="19"/>
-              </w:rPr>
-              <w:t xml:space="preserve"> </w:t>
-            </w:r>
-            <w:r>
-              <w:rPr>
-                <w:b/>
-                <w:bCs/>
-                <w:color w:val="FFFFFF"/>
-                <w:sz w:val="19"/>
-                <w:szCs w:val="19"/>
-              </w:rPr>
-              <w:t>설명</w:t>
-            </w:r>
-          </w:p>
-        </w:tc>
-        <w:tc>
-          <w:tcPr>
-            <w:tcW w:w="2338" w:type="dxa"/>
-            <w:tcBorders>
-              <w:top w:val="single" w:sz="4" w:space="0" w:color="BFC9D4"/>
-              <w:left w:val="single" w:sz="4" w:space="0" w:color="BFC9D4"/>
-              <w:bottom w:val="single" w:sz="4" w:space="0" w:color="BFC9D4"/>
-              <w:right w:val="single" w:sz="4" w:space="0" w:color="BFC9D4"/>
-            </w:tcBorders>
-            <w:shd w:val="clear" w:color="auto" w:fill="1F3A5F"/>
-            <w:tcMar>
-              <w:top w:w="80" w:type="dxa"/>
-              <w:left w:w="120" w:type="dxa"/>
-              <w:bottom w:w="80" w:type="dxa"/>
-              <w:right w:w="120" w:type="dxa"/>
-            </w:tcMar>
-          </w:tcPr>
-          <w:p>
-            <w:pPr>
-              <w:spacing w:after="40" w:line="280" w:lineRule="auto"/>
-            </w:pPr>
-            <w:proofErr w:type="spellStart"/>
-            <w:r>
-              <w:rPr>
-                <w:b/>
-                <w:bCs/>
-                <w:color w:val="FFFFFF"/>
-                <w:sz w:val="19"/>
-                <w:szCs w:val="19"/>
-              </w:rPr>
-              <w:t>Student_JWT</w:t>
-            </w:r>
-            <w:proofErr w:type="spellEnd"/>
-            <w:r>
-              <w:rPr>
-                <w:b/>
-                <w:bCs/>
-                <w:color w:val="FFFFFF"/>
-                <w:sz w:val="19"/>
-                <w:szCs w:val="19"/>
-              </w:rPr>
-              <w:t xml:space="preserve"> </w:t>
-            </w:r>
-            <w:r>
-              <w:rPr>
-                <w:b/>
-                <w:bCs/>
-                <w:color w:val="FFFFFF"/>
-                <w:sz w:val="19"/>
-                <w:szCs w:val="19"/>
-              </w:rPr>
-              <w:t>데모</w:t>
-            </w:r>
-            <w:r>
-              <w:rPr>
-                <w:b/>
-                <w:bCs/>
-                <w:color w:val="FFFFFF"/>
-                <w:sz w:val="19"/>
-                <w:szCs w:val="19"/>
-              </w:rPr>
-              <w:t>/</w:t>
-            </w:r>
-            <w:r>
-              <w:rPr>
-                <w:b/>
-                <w:bCs/>
-                <w:color w:val="FFFFFF"/>
-                <w:sz w:val="19"/>
-                <w:szCs w:val="19"/>
-              </w:rPr>
-              <w:t>관점</w:t>
+              <w:t xml:space="preserve"> 데모/관점</w:t>
             </w:r>
           </w:p>
         </w:tc>
@@ -6859,42 +6777,7 @@
                 <w:sz w:val="19"/>
                 <w:szCs w:val="19"/>
               </w:rPr>
-              <w:t>접근</w:t>
-            </w:r>
-            <w:r>
-              <w:rPr>
-                <w:sz w:val="19"/>
-                <w:szCs w:val="19"/>
-              </w:rPr>
-              <w:t xml:space="preserve"> </w:t>
-            </w:r>
-            <w:r>
-              <w:rPr>
-                <w:sz w:val="19"/>
-                <w:szCs w:val="19"/>
-              </w:rPr>
-              <w:t>제어</w:t>
-            </w:r>
-            <w:r>
-              <w:rPr>
-                <w:sz w:val="19"/>
-                <w:szCs w:val="19"/>
-              </w:rPr>
-              <w:t xml:space="preserve"> </w:t>
-            </w:r>
-            <w:r>
-              <w:rPr>
-                <w:sz w:val="19"/>
-                <w:szCs w:val="19"/>
-              </w:rPr>
-              <w:t>실패</w:t>
-            </w:r>
-            <w:r>
-              <w:rPr>
-                <w:sz w:val="19"/>
-                <w:szCs w:val="19"/>
-              </w:rPr>
-              <w:t xml:space="preserve"> (Broken Access Control)</w:t>
+              <w:t>접근 제어 실패 (Broken Access Control)</w:t>
             </w:r>
           </w:p>
         </w:tc>
@@ -6923,140 +6806,7 @@
                 <w:sz w:val="19"/>
                 <w:szCs w:val="19"/>
               </w:rPr>
-              <w:t xml:space="preserve">id </w:t>
-            </w:r>
-            <w:r>
-              <w:rPr>
-                <w:sz w:val="19"/>
-                <w:szCs w:val="19"/>
-              </w:rPr>
-              <w:t>등을</w:t>
-            </w:r>
-            <w:r>
-              <w:rPr>
-                <w:sz w:val="19"/>
-                <w:szCs w:val="19"/>
-              </w:rPr>
-              <w:t xml:space="preserve"> </w:t>
-            </w:r>
-            <w:r>
-              <w:rPr>
-                <w:sz w:val="19"/>
-                <w:szCs w:val="19"/>
-              </w:rPr>
-              <w:t>바꿔</w:t>
-            </w:r>
-            <w:r>
-              <w:rPr>
-                <w:sz w:val="19"/>
-                <w:szCs w:val="19"/>
-              </w:rPr>
-              <w:t xml:space="preserve"> </w:t>
-            </w:r>
-            <w:r>
-              <w:rPr>
-                <w:sz w:val="19"/>
-                <w:szCs w:val="19"/>
-              </w:rPr>
-              <w:t>남의</w:t>
-            </w:r>
-            <w:r>
-              <w:rPr>
-                <w:sz w:val="19"/>
-                <w:szCs w:val="19"/>
-              </w:rPr>
-              <w:t xml:space="preserve"> </w:t>
-            </w:r>
-            <w:r>
-              <w:rPr>
-                <w:sz w:val="19"/>
-                <w:szCs w:val="19"/>
-              </w:rPr>
-              <w:t>것에</w:t>
-            </w:r>
-            <w:r>
-              <w:rPr>
-                <w:sz w:val="19"/>
-                <w:szCs w:val="19"/>
-              </w:rPr>
-              <w:t xml:space="preserve"> </w:t>
-            </w:r>
-            <w:r>
-              <w:rPr>
-                <w:sz w:val="19"/>
-                <w:szCs w:val="19"/>
-              </w:rPr>
-              <w:t>접근</w:t>
-            </w:r>
-            <w:r>
-              <w:rPr>
-                <w:sz w:val="19"/>
-                <w:szCs w:val="19"/>
-              </w:rPr>
-              <w:t>. SSRF</w:t>
-            </w:r>
-            <w:r>
-              <w:rPr>
-                <w:sz w:val="19"/>
-                <w:szCs w:val="19"/>
-              </w:rPr>
-              <w:t>가</w:t>
-            </w:r>
-            <w:r>
-              <w:rPr>
-                <w:sz w:val="19"/>
-                <w:szCs w:val="19"/>
-              </w:rPr>
-              <w:t xml:space="preserve"> 2025</w:t>
-            </w:r>
-            <w:r>
-              <w:rPr>
-                <w:sz w:val="19"/>
-                <w:szCs w:val="19"/>
-              </w:rPr>
-              <w:t>년</w:t>
-            </w:r>
-            <w:r>
-              <w:rPr>
-                <w:sz w:val="19"/>
-                <w:szCs w:val="19"/>
-              </w:rPr>
-              <w:t xml:space="preserve"> </w:t>
-            </w:r>
-            <w:r>
-              <w:rPr>
-                <w:sz w:val="19"/>
-                <w:szCs w:val="19"/>
-              </w:rPr>
-              <w:t>이</w:t>
-            </w:r>
-            <w:r>
-              <w:rPr>
-                <w:sz w:val="19"/>
-                <w:szCs w:val="19"/>
-              </w:rPr>
-              <w:t xml:space="preserve"> </w:t>
-            </w:r>
-            <w:r>
-              <w:rPr>
-                <w:sz w:val="19"/>
-                <w:szCs w:val="19"/>
-              </w:rPr>
-              <w:t>항목에</w:t>
-            </w:r>
-            <w:r>
-              <w:rPr>
-                <w:sz w:val="19"/>
-                <w:szCs w:val="19"/>
-              </w:rPr>
-              <w:t xml:space="preserve"> </w:t>
-            </w:r>
-            <w:r>
-              <w:rPr>
-                <w:sz w:val="19"/>
-                <w:szCs w:val="19"/>
-              </w:rPr>
-              <w:t>흡수됨</w:t>
+              <w:t>id 등을 바꿔 남의 것에 접근. SSRF가 2025년 이 항목에 흡수됨</w:t>
             </w:r>
           </w:p>
         </w:tc>
@@ -7085,7 +6835,35 @@
                 <w:sz w:val="19"/>
                 <w:szCs w:val="19"/>
               </w:rPr>
-              <w:t>2강 IDOR, 5강 CSRF</w:t>
+              <w:t>2</w:t>
+            </w:r>
+            <w:r>
+              <w:rPr>
+                <w:sz w:val="19"/>
+                <w:szCs w:val="19"/>
+              </w:rPr>
+              <w:t>강</w:t>
+            </w:r>
+            <w:r>
+              <w:rPr>
+                <w:sz w:val="19"/>
+                <w:szCs w:val="19"/>
+              </w:rPr>
+              <w:t xml:space="preserve"> IDOR, 5</w:t>
+            </w:r>
+            <w:r>
+              <w:rPr>
+                <w:sz w:val="19"/>
+                <w:szCs w:val="19"/>
+              </w:rPr>
+              <w:t>강</w:t>
+            </w:r>
+            <w:r>
+              <w:rPr>
+                <w:sz w:val="19"/>
+                <w:szCs w:val="19"/>
+              </w:rPr>
+              <w:t xml:space="preserve"> CSRF</w:t>
             </w:r>
           </w:p>
         </w:tc>
@@ -7145,42 +6923,7 @@
                 <w:sz w:val="19"/>
                 <w:szCs w:val="19"/>
               </w:rPr>
-              <w:t>보안</w:t>
-            </w:r>
-            <w:r>
-              <w:rPr>
-                <w:sz w:val="19"/>
-                <w:szCs w:val="19"/>
-              </w:rPr>
-              <w:t xml:space="preserve"> </w:t>
-            </w:r>
-            <w:r>
-              <w:rPr>
-                <w:sz w:val="19"/>
-                <w:szCs w:val="19"/>
-              </w:rPr>
-              <w:t>설정</w:t>
-            </w:r>
-            <w:r>
-              <w:rPr>
-                <w:sz w:val="19"/>
-                <w:szCs w:val="19"/>
-              </w:rPr>
-              <w:t xml:space="preserve"> </w:t>
-            </w:r>
-            <w:r>
-              <w:rPr>
-                <w:sz w:val="19"/>
-                <w:szCs w:val="19"/>
-              </w:rPr>
-              <w:t>오류</w:t>
-            </w:r>
-            <w:r>
-              <w:rPr>
-                <w:sz w:val="19"/>
-                <w:szCs w:val="19"/>
-              </w:rPr>
-              <w:t xml:space="preserve"> (Security Misconfiguration)</w:t>
+              <w:t>보안 설정 오류 (Security Misconfiguration)</w:t>
             </w:r>
           </w:p>
         </w:tc>
@@ -7209,56 +6952,50 @@
                 <w:sz w:val="19"/>
                 <w:szCs w:val="19"/>
               </w:rPr>
-              <w:t>기본값</w:t>
-            </w:r>
-            <w:r>
-              <w:rPr>
-                <w:sz w:val="19"/>
-                <w:szCs w:val="19"/>
-              </w:rPr>
-              <w:t>·</w:t>
-            </w:r>
-            <w:r>
-              <w:rPr>
-                <w:sz w:val="19"/>
-                <w:szCs w:val="19"/>
-              </w:rPr>
-              <w:t>불필요</w:t>
-            </w:r>
-            <w:r>
-              <w:rPr>
-                <w:sz w:val="19"/>
-                <w:szCs w:val="19"/>
-              </w:rPr>
-              <w:t xml:space="preserve"> </w:t>
-            </w:r>
-            <w:r>
-              <w:rPr>
-                <w:sz w:val="19"/>
-                <w:szCs w:val="19"/>
-              </w:rPr>
-              <w:t>기능</w:t>
-            </w:r>
-            <w:r>
-              <w:rPr>
-                <w:sz w:val="19"/>
-                <w:szCs w:val="19"/>
-              </w:rPr>
-              <w:t>·</w:t>
-            </w:r>
-            <w:r>
-              <w:rPr>
-                <w:sz w:val="19"/>
-                <w:szCs w:val="19"/>
-              </w:rPr>
-              <w:t>오류</w:t>
-            </w:r>
-            <w:r>
-              <w:rPr>
-                <w:sz w:val="19"/>
-                <w:szCs w:val="19"/>
-              </w:rPr>
-              <w:t xml:space="preserve"> </w:t>
+              <w:t>기본값·불필요 기능·오류 노출 등 설정 실수. 2021년 5위→2025년 2위 상승</w:t>
+            </w:r>
+          </w:p>
+        </w:tc>
+        <w:tc>
+          <w:tcPr>
+            <w:tcW w:w="2338" w:type="dxa"/>
+            <w:tcBorders>
+              <w:top w:val="single" w:sz="4" w:space="0" w:color="BFC9D4"/>
+              <w:left w:val="single" w:sz="4" w:space="0" w:color="BFC9D4"/>
+              <w:bottom w:val="single" w:sz="4" w:space="0" w:color="BFC9D4"/>
+              <w:right w:val="single" w:sz="4" w:space="0" w:color="BFC9D4"/>
+            </w:tcBorders>
+            <w:tcMar>
+              <w:top w:w="80" w:type="dxa"/>
+              <w:left w:w="120" w:type="dxa"/>
+              <w:bottom w:w="80" w:type="dxa"/>
+              <w:right w:w="120" w:type="dxa"/>
+            </w:tcMar>
+          </w:tcPr>
+          <w:p>
+            <w:pPr>
+              <w:spacing w:after="40" w:line="280" w:lineRule="auto"/>
+            </w:pPr>
+            <w:r>
+              <w:rPr>
+                <w:sz w:val="19"/>
+                <w:szCs w:val="19"/>
+              </w:rPr>
+              <w:t>9</w:t>
+            </w:r>
+            <w:r>
+              <w:rPr>
+                <w:sz w:val="19"/>
+                <w:szCs w:val="19"/>
+              </w:rPr>
+              <w:t>강</w:t>
+            </w:r>
+            <w:r>
+              <w:rPr>
+                <w:sz w:val="19"/>
+                <w:szCs w:val="19"/>
+              </w:rPr>
+              <w:t xml:space="preserve"> Actuator </w:t>
             </w:r>
             <w:r>
               <w:rPr>
@@ -7266,147 +7003,6 @@
                 <w:szCs w:val="19"/>
               </w:rPr>
               <w:t>노출</w:t>
-            </w:r>
-            <w:r>
-              <w:rPr>
-                <w:sz w:val="19"/>
-                <w:szCs w:val="19"/>
-              </w:rPr>
-              <w:t xml:space="preserve"> </w:t>
-            </w:r>
-            <w:r>
-              <w:rPr>
-                <w:sz w:val="19"/>
-                <w:szCs w:val="19"/>
-              </w:rPr>
-              <w:t>등</w:t>
-            </w:r>
-            <w:r>
-              <w:rPr>
-                <w:sz w:val="19"/>
-                <w:szCs w:val="19"/>
-              </w:rPr>
-              <w:t xml:space="preserve"> </w:t>
-            </w:r>
-            <w:r>
-              <w:rPr>
-                <w:sz w:val="19"/>
-                <w:szCs w:val="19"/>
-              </w:rPr>
-              <w:t>설정</w:t>
-            </w:r>
-            <w:r>
-              <w:rPr>
-                <w:sz w:val="19"/>
-                <w:szCs w:val="19"/>
-              </w:rPr>
-              <w:t xml:space="preserve"> </w:t>
-            </w:r>
-            <w:r>
-              <w:rPr>
-                <w:sz w:val="19"/>
-                <w:szCs w:val="19"/>
-              </w:rPr>
-              <w:t>실수</w:t>
-            </w:r>
-            <w:r>
-              <w:rPr>
-                <w:sz w:val="19"/>
-                <w:szCs w:val="19"/>
-              </w:rPr>
-              <w:t>. 2021</w:t>
-            </w:r>
-            <w:r>
-              <w:rPr>
-                <w:sz w:val="19"/>
-                <w:szCs w:val="19"/>
-              </w:rPr>
-              <w:t>년</w:t>
-            </w:r>
-            <w:r>
-              <w:rPr>
-                <w:sz w:val="19"/>
-                <w:szCs w:val="19"/>
-              </w:rPr>
-              <w:t xml:space="preserve"> 5</w:t>
-            </w:r>
-            <w:r>
-              <w:rPr>
-                <w:sz w:val="19"/>
-                <w:szCs w:val="19"/>
-              </w:rPr>
-              <w:t>위</w:t>
-            </w:r>
-            <w:r>
-              <w:rPr>
-                <w:sz w:val="19"/>
-                <w:szCs w:val="19"/>
-              </w:rPr>
-              <w:t>→2025</w:t>
-            </w:r>
-            <w:r>
-              <w:rPr>
-                <w:sz w:val="19"/>
-                <w:szCs w:val="19"/>
-              </w:rPr>
-              <w:t>년</w:t>
-            </w:r>
-            <w:r>
-              <w:rPr>
-                <w:sz w:val="19"/>
-                <w:szCs w:val="19"/>
-              </w:rPr>
-              <w:t xml:space="preserve"> 2</w:t>
-            </w:r>
-            <w:r>
-              <w:rPr>
-                <w:sz w:val="19"/>
-                <w:szCs w:val="19"/>
-              </w:rPr>
-              <w:t>위</w:t>
-            </w:r>
-            <w:r>
-              <w:rPr>
-                <w:sz w:val="19"/>
-                <w:szCs w:val="19"/>
-              </w:rPr>
-              <w:t xml:space="preserve"> </w:t>
-            </w:r>
-            <w:r>
-              <w:rPr>
-                <w:sz w:val="19"/>
-                <w:szCs w:val="19"/>
-              </w:rPr>
-              <w:t>상승</w:t>
-            </w:r>
-          </w:p>
-        </w:tc>
-        <w:tc>
-          <w:tcPr>
-            <w:tcW w:w="2338" w:type="dxa"/>
-            <w:tcBorders>
-              <w:top w:val="single" w:sz="4" w:space="0" w:color="BFC9D4"/>
-              <w:left w:val="single" w:sz="4" w:space="0" w:color="BFC9D4"/>
-              <w:bottom w:val="single" w:sz="4" w:space="0" w:color="BFC9D4"/>
-              <w:right w:val="single" w:sz="4" w:space="0" w:color="BFC9D4"/>
-            </w:tcBorders>
-            <w:tcMar>
-              <w:top w:w="80" w:type="dxa"/>
-              <w:left w:w="120" w:type="dxa"/>
-              <w:bottom w:w="80" w:type="dxa"/>
-              <w:right w:w="120" w:type="dxa"/>
-            </w:tcMar>
-          </w:tcPr>
-          <w:p>
-            <w:pPr>
-              <w:spacing w:after="40" w:line="280" w:lineRule="auto"/>
-            </w:pPr>
-            <w:r>
-              <w:rPr>
-                <w:sz w:val="19"/>
-                <w:szCs w:val="19"/>
-              </w:rPr>
-              <w:t>9강 Actuator 노출</w:t>
             </w:r>
           </w:p>
         </w:tc>
@@ -7466,14 +7062,7 @@
                 <w:sz w:val="19"/>
                 <w:szCs w:val="19"/>
               </w:rPr>
-              <w:t>소프트웨어</w:t>
-            </w:r>
-            <w:r>
-              <w:rPr>
-                <w:sz w:val="19"/>
-                <w:szCs w:val="19"/>
-              </w:rPr>
-              <w:t xml:space="preserve"> </w:t>
+              <w:t xml:space="preserve">소프트웨어 </w:t>
             </w:r>
             <w:proofErr w:type="spellStart"/>
             <w:r>
@@ -7489,35 +7078,7 @@
                 <w:sz w:val="19"/>
                 <w:szCs w:val="19"/>
               </w:rPr>
-              <w:t xml:space="preserve"> </w:t>
-            </w:r>
-            <w:r>
-              <w:rPr>
-                <w:sz w:val="19"/>
-                <w:szCs w:val="19"/>
-              </w:rPr>
-              <w:t>실패</w:t>
-            </w:r>
-            <w:r>
-              <w:rPr>
-                <w:sz w:val="19"/>
-                <w:szCs w:val="19"/>
-              </w:rPr>
-              <w:t xml:space="preserve"> (Supply Chain Failures, 2025 </w:t>
-            </w:r>
-            <w:r>
-              <w:rPr>
-                <w:sz w:val="19"/>
-                <w:szCs w:val="19"/>
-              </w:rPr>
-              <w:t>신규</w:t>
-            </w:r>
-            <w:r>
-              <w:rPr>
-                <w:sz w:val="19"/>
-                <w:szCs w:val="19"/>
-              </w:rPr>
-              <w:t>)</w:t>
+              <w:t xml:space="preserve"> 실패 (Supply Chain Failures, 2025 신규)</w:t>
             </w:r>
           </w:p>
         </w:tc>
@@ -7546,91 +7107,7 @@
                 <w:sz w:val="19"/>
                 <w:szCs w:val="19"/>
               </w:rPr>
-              <w:t>외부</w:t>
-            </w:r>
-            <w:r>
-              <w:rPr>
-                <w:sz w:val="19"/>
-                <w:szCs w:val="19"/>
-              </w:rPr>
-              <w:t xml:space="preserve"> </w:t>
-            </w:r>
-            <w:r>
-              <w:rPr>
-                <w:sz w:val="19"/>
-                <w:szCs w:val="19"/>
-              </w:rPr>
-              <w:t>라이브러리</w:t>
-            </w:r>
-            <w:r>
-              <w:rPr>
-                <w:sz w:val="19"/>
-                <w:szCs w:val="19"/>
-              </w:rPr>
-              <w:t>·</w:t>
-            </w:r>
-            <w:r>
-              <w:rPr>
-                <w:sz w:val="19"/>
-                <w:szCs w:val="19"/>
-              </w:rPr>
-              <w:t>빌드</w:t>
-            </w:r>
-            <w:r>
-              <w:rPr>
-                <w:sz w:val="19"/>
-                <w:szCs w:val="19"/>
-              </w:rPr>
-              <w:t xml:space="preserve"> </w:t>
-            </w:r>
-            <w:r>
-              <w:rPr>
-                <w:sz w:val="19"/>
-                <w:szCs w:val="19"/>
-              </w:rPr>
-              <w:t>도구</w:t>
-            </w:r>
-            <w:r>
-              <w:rPr>
-                <w:sz w:val="19"/>
-                <w:szCs w:val="19"/>
-              </w:rPr>
-              <w:t xml:space="preserve"> </w:t>
-            </w:r>
-            <w:r>
-              <w:rPr>
-                <w:sz w:val="19"/>
-                <w:szCs w:val="19"/>
-              </w:rPr>
-              <w:t>오염이</w:t>
-            </w:r>
-            <w:r>
-              <w:rPr>
-                <w:sz w:val="19"/>
-                <w:szCs w:val="19"/>
-              </w:rPr>
-              <w:t xml:space="preserve"> </w:t>
-            </w:r>
-            <w:r>
-              <w:rPr>
-                <w:sz w:val="19"/>
-                <w:szCs w:val="19"/>
-              </w:rPr>
-              <w:t>그대로</w:t>
-            </w:r>
-            <w:r>
-              <w:rPr>
-                <w:sz w:val="19"/>
-                <w:szCs w:val="19"/>
-              </w:rPr>
-              <w:t xml:space="preserve"> </w:t>
-            </w:r>
-            <w:r>
-              <w:rPr>
-                <w:sz w:val="19"/>
-                <w:szCs w:val="19"/>
-              </w:rPr>
-              <w:t>전파</w:t>
+              <w:t>외부 라이브러리·빌드 도구 오염이 그대로 전파</w:t>
             </w:r>
           </w:p>
         </w:tc>
@@ -7659,7 +7136,28 @@
                 <w:sz w:val="19"/>
                 <w:szCs w:val="19"/>
               </w:rPr>
-              <w:t>3강 SBOM 개념만</w:t>
+              <w:t>3</w:t>
+            </w:r>
+            <w:r>
+              <w:rPr>
+                <w:sz w:val="19"/>
+                <w:szCs w:val="19"/>
+              </w:rPr>
+              <w:t>강</w:t>
+            </w:r>
+            <w:r>
+              <w:rPr>
+                <w:sz w:val="19"/>
+                <w:szCs w:val="19"/>
+              </w:rPr>
+              <w:t xml:space="preserve"> SBOM </w:t>
+            </w:r>
+            <w:r>
+              <w:rPr>
+                <w:sz w:val="19"/>
+                <w:szCs w:val="19"/>
+              </w:rPr>
+              <w:t>개념만</w:t>
             </w:r>
           </w:p>
         </w:tc>
@@ -7719,28 +7217,7 @@
                 <w:sz w:val="19"/>
                 <w:szCs w:val="19"/>
               </w:rPr>
-              <w:t>암호화</w:t>
-            </w:r>
-            <w:r>
-              <w:rPr>
-                <w:sz w:val="19"/>
-                <w:szCs w:val="19"/>
-              </w:rPr>
-              <w:t xml:space="preserve"> </w:t>
-            </w:r>
-            <w:r>
-              <w:rPr>
-                <w:sz w:val="19"/>
-                <w:szCs w:val="19"/>
-              </w:rPr>
-              <w:t>실패</w:t>
-            </w:r>
-            <w:r>
-              <w:rPr>
-                <w:sz w:val="19"/>
-                <w:szCs w:val="19"/>
-              </w:rPr>
-              <w:t xml:space="preserve"> (Cryptographic Failures)</w:t>
+              <w:t>암호화 실패 (Cryptographic Failures)</w:t>
             </w:r>
           </w:p>
         </w:tc>
@@ -7778,98 +7255,7 @@
                 <w:sz w:val="19"/>
                 <w:szCs w:val="19"/>
               </w:rPr>
-              <w:t xml:space="preserve"> </w:t>
-            </w:r>
-            <w:r>
-              <w:rPr>
-                <w:sz w:val="19"/>
-                <w:szCs w:val="19"/>
-              </w:rPr>
-              <w:t>암호화</w:t>
-            </w:r>
-            <w:r>
-              <w:rPr>
-                <w:sz w:val="19"/>
-                <w:szCs w:val="19"/>
-              </w:rPr>
-              <w:t xml:space="preserve"> </w:t>
-            </w:r>
-            <w:r>
-              <w:rPr>
-                <w:sz w:val="19"/>
-                <w:szCs w:val="19"/>
-              </w:rPr>
-              <w:t>미흡</w:t>
-            </w:r>
-            <w:r>
-              <w:rPr>
-                <w:sz w:val="19"/>
-                <w:szCs w:val="19"/>
-              </w:rPr>
-              <w:t>. 2021</w:t>
-            </w:r>
-            <w:r>
-              <w:rPr>
-                <w:sz w:val="19"/>
-                <w:szCs w:val="19"/>
-              </w:rPr>
-              <w:t>년</w:t>
-            </w:r>
-            <w:r>
-              <w:rPr>
-                <w:sz w:val="19"/>
-                <w:szCs w:val="19"/>
-              </w:rPr>
-              <w:t xml:space="preserve"> 2</w:t>
-            </w:r>
-            <w:r>
-              <w:rPr>
-                <w:sz w:val="19"/>
-                <w:szCs w:val="19"/>
-              </w:rPr>
-              <w:t>위</w:t>
-            </w:r>
-            <w:r>
-              <w:rPr>
-                <w:sz w:val="19"/>
-                <w:szCs w:val="19"/>
-              </w:rPr>
-              <w:t>→2025</w:t>
-            </w:r>
-            <w:r>
-              <w:rPr>
-                <w:sz w:val="19"/>
-                <w:szCs w:val="19"/>
-              </w:rPr>
-              <w:t>년</w:t>
-            </w:r>
-            <w:r>
-              <w:rPr>
-                <w:sz w:val="19"/>
-                <w:szCs w:val="19"/>
-              </w:rPr>
-              <w:t xml:space="preserve"> 4</w:t>
-            </w:r>
-            <w:r>
-              <w:rPr>
-                <w:sz w:val="19"/>
-                <w:szCs w:val="19"/>
-              </w:rPr>
-              <w:t>위</w:t>
-            </w:r>
-            <w:r>
-              <w:rPr>
-                <w:sz w:val="19"/>
-                <w:szCs w:val="19"/>
-              </w:rPr>
-              <w:t xml:space="preserve"> </w:t>
-            </w:r>
-            <w:r>
-              <w:rPr>
-                <w:sz w:val="19"/>
-                <w:szCs w:val="19"/>
-              </w:rPr>
-              <w:t>하락</w:t>
+              <w:t xml:space="preserve"> 암호화 미흡. 2021년 2위→2025년 4위 하락</w:t>
             </w:r>
           </w:p>
         </w:tc>
@@ -7898,14 +7284,7 @@
                 <w:sz w:val="19"/>
                 <w:szCs w:val="19"/>
               </w:rPr>
-              <w:t>부분</w:t>
-            </w:r>
-            <w:r>
-              <w:rPr>
-                <w:sz w:val="19"/>
-                <w:szCs w:val="19"/>
-              </w:rPr>
-              <w:t xml:space="preserve"> — </w:t>
+              <w:t xml:space="preserve">부분 — </w:t>
             </w:r>
             <w:proofErr w:type="spellStart"/>
             <w:r>
@@ -8028,21 +7407,7 @@
                 <w:sz w:val="19"/>
                 <w:szCs w:val="19"/>
               </w:rPr>
-              <w:t xml:space="preserve"> "</w:t>
-            </w:r>
-            <w:r>
-              <w:rPr>
-                <w:sz w:val="19"/>
-                <w:szCs w:val="19"/>
-              </w:rPr>
-              <w:t>명령</w:t>
-            </w:r>
-            <w:r>
-              <w:rPr>
-                <w:sz w:val="19"/>
-                <w:szCs w:val="19"/>
-              </w:rPr>
-              <w:t>"</w:t>
+              <w:t xml:space="preserve"> "명령"</w:t>
             </w:r>
             <w:proofErr w:type="spellStart"/>
             <w:r>
@@ -8058,112 +7423,7 @@
                 <w:sz w:val="19"/>
                 <w:szCs w:val="19"/>
               </w:rPr>
-              <w:t xml:space="preserve"> </w:t>
-            </w:r>
-            <w:r>
-              <w:rPr>
-                <w:sz w:val="19"/>
-                <w:szCs w:val="19"/>
-              </w:rPr>
-              <w:t>실행</w:t>
-            </w:r>
-            <w:r>
-              <w:rPr>
-                <w:sz w:val="19"/>
-                <w:szCs w:val="19"/>
-              </w:rPr>
-              <w:t xml:space="preserve"> (SQL·XSS </w:t>
-            </w:r>
-            <w:r>
-              <w:rPr>
-                <w:sz w:val="19"/>
-                <w:szCs w:val="19"/>
-              </w:rPr>
-              <w:t>등</w:t>
-            </w:r>
-            <w:r>
-              <w:rPr>
-                <w:sz w:val="19"/>
-                <w:szCs w:val="19"/>
-              </w:rPr>
-              <w:t xml:space="preserve"> </w:t>
-            </w:r>
-            <w:r>
-              <w:rPr>
-                <w:sz w:val="19"/>
-                <w:szCs w:val="19"/>
-              </w:rPr>
-              <w:t>통합</w:t>
-            </w:r>
-            <w:r>
-              <w:rPr>
-                <w:sz w:val="19"/>
-                <w:szCs w:val="19"/>
-              </w:rPr>
-              <w:t>). 2021</w:t>
-            </w:r>
-            <w:r>
-              <w:rPr>
-                <w:sz w:val="19"/>
-                <w:szCs w:val="19"/>
-              </w:rPr>
-              <w:t>년</w:t>
-            </w:r>
-            <w:r>
-              <w:rPr>
-                <w:sz w:val="19"/>
-                <w:szCs w:val="19"/>
-              </w:rPr>
-              <w:t xml:space="preserve"> 3</w:t>
-            </w:r>
-            <w:r>
-              <w:rPr>
-                <w:sz w:val="19"/>
-                <w:szCs w:val="19"/>
-              </w:rPr>
-              <w:t>위</w:t>
-            </w:r>
-            <w:r>
-              <w:rPr>
-                <w:sz w:val="19"/>
-                <w:szCs w:val="19"/>
-              </w:rPr>
-              <w:t>→2025</w:t>
-            </w:r>
-            <w:r>
-              <w:rPr>
-                <w:sz w:val="19"/>
-                <w:szCs w:val="19"/>
-              </w:rPr>
-              <w:t>년</w:t>
-            </w:r>
-            <w:r>
-              <w:rPr>
-                <w:sz w:val="19"/>
-                <w:szCs w:val="19"/>
-              </w:rPr>
-              <w:t xml:space="preserve"> 5</w:t>
-            </w:r>
-            <w:r>
-              <w:rPr>
-                <w:sz w:val="19"/>
-                <w:szCs w:val="19"/>
-              </w:rPr>
-              <w:t>위</w:t>
-            </w:r>
-            <w:r>
-              <w:rPr>
-                <w:sz w:val="19"/>
-                <w:szCs w:val="19"/>
-              </w:rPr>
-              <w:t xml:space="preserve"> </w:t>
-            </w:r>
-            <w:r>
-              <w:rPr>
-                <w:sz w:val="19"/>
-                <w:szCs w:val="19"/>
-              </w:rPr>
-              <w:t>하락</w:t>
+              <w:t xml:space="preserve"> 실행 (SQL·XSS 등 통합). 2021년 3위→2025년 5위 하락</w:t>
             </w:r>
           </w:p>
         </w:tc>
@@ -8192,7 +7452,35 @@
                 <w:sz w:val="19"/>
                 <w:szCs w:val="19"/>
               </w:rPr>
-              <w:t>1강 SQLi, 7강 XSS</w:t>
+              <w:t>1</w:t>
+            </w:r>
+            <w:r>
+              <w:rPr>
+                <w:sz w:val="19"/>
+                <w:szCs w:val="19"/>
+              </w:rPr>
+              <w:t>강</w:t>
+            </w:r>
+            <w:r>
+              <w:rPr>
+                <w:sz w:val="19"/>
+                <w:szCs w:val="19"/>
+              </w:rPr>
+              <w:t xml:space="preserve"> SQLi, 7</w:t>
+            </w:r>
+            <w:r>
+              <w:rPr>
+                <w:sz w:val="19"/>
+                <w:szCs w:val="19"/>
+              </w:rPr>
+              <w:t>강</w:t>
+            </w:r>
+            <w:r>
+              <w:rPr>
+                <w:sz w:val="19"/>
+                <w:szCs w:val="19"/>
+              </w:rPr>
+              <w:t xml:space="preserve"> XSS</w:t>
             </w:r>
           </w:p>
         </w:tc>
@@ -8252,42 +7540,7 @@
                 <w:sz w:val="19"/>
                 <w:szCs w:val="19"/>
               </w:rPr>
-              <w:t>안전하지</w:t>
-            </w:r>
-            <w:r>
-              <w:rPr>
-                <w:sz w:val="19"/>
-                <w:szCs w:val="19"/>
-              </w:rPr>
-              <w:t xml:space="preserve"> </w:t>
-            </w:r>
-            <w:r>
-              <w:rPr>
-                <w:sz w:val="19"/>
-                <w:szCs w:val="19"/>
-              </w:rPr>
-              <w:t>않은</w:t>
-            </w:r>
-            <w:r>
-              <w:rPr>
-                <w:sz w:val="19"/>
-                <w:szCs w:val="19"/>
-              </w:rPr>
-              <w:t xml:space="preserve"> </w:t>
-            </w:r>
-            <w:r>
-              <w:rPr>
-                <w:sz w:val="19"/>
-                <w:szCs w:val="19"/>
-              </w:rPr>
-              <w:t>설계</w:t>
-            </w:r>
-            <w:r>
-              <w:rPr>
-                <w:sz w:val="19"/>
-                <w:szCs w:val="19"/>
-              </w:rPr>
-              <w:t xml:space="preserve"> (Insecure Design)</w:t>
+              <w:t>안전하지 않은 설계 (Insecure Design)</w:t>
             </w:r>
           </w:p>
         </w:tc>
@@ -8316,77 +7569,7 @@
                 <w:sz w:val="19"/>
                 <w:szCs w:val="19"/>
               </w:rPr>
-              <w:t>구현</w:t>
-            </w:r>
-            <w:r>
-              <w:rPr>
-                <w:sz w:val="19"/>
-                <w:szCs w:val="19"/>
-              </w:rPr>
-              <w:t xml:space="preserve"> </w:t>
-            </w:r>
-            <w:r>
-              <w:rPr>
-                <w:sz w:val="19"/>
-                <w:szCs w:val="19"/>
-              </w:rPr>
-              <w:t>버그가</w:t>
-            </w:r>
-            <w:r>
-              <w:rPr>
-                <w:sz w:val="19"/>
-                <w:szCs w:val="19"/>
-              </w:rPr>
-              <w:t xml:space="preserve"> </w:t>
-            </w:r>
-            <w:r>
-              <w:rPr>
-                <w:sz w:val="19"/>
-                <w:szCs w:val="19"/>
-              </w:rPr>
-              <w:t>아니라</w:t>
-            </w:r>
-            <w:r>
-              <w:rPr>
-                <w:sz w:val="19"/>
-                <w:szCs w:val="19"/>
-              </w:rPr>
-              <w:t xml:space="preserve"> </w:t>
-            </w:r>
-            <w:r>
-              <w:rPr>
-                <w:sz w:val="19"/>
-                <w:szCs w:val="19"/>
-              </w:rPr>
-              <w:t>설계</w:t>
-            </w:r>
-            <w:r>
-              <w:rPr>
-                <w:sz w:val="19"/>
-                <w:szCs w:val="19"/>
-              </w:rPr>
-              <w:t xml:space="preserve"> </w:t>
-            </w:r>
-            <w:r>
-              <w:rPr>
-                <w:sz w:val="19"/>
-                <w:szCs w:val="19"/>
-              </w:rPr>
-              <w:t>자체의</w:t>
-            </w:r>
-            <w:r>
-              <w:rPr>
-                <w:sz w:val="19"/>
-                <w:szCs w:val="19"/>
-              </w:rPr>
-              <w:t xml:space="preserve"> </w:t>
-            </w:r>
-            <w:r>
-              <w:rPr>
-                <w:sz w:val="19"/>
-                <w:szCs w:val="19"/>
-              </w:rPr>
-              <w:t>결함</w:t>
+              <w:t>구현 버그가 아니라 설계 자체의 결함</w:t>
             </w:r>
           </w:p>
         </w:tc>
@@ -8475,28 +7658,7 @@
                 <w:sz w:val="19"/>
                 <w:szCs w:val="19"/>
               </w:rPr>
-              <w:t>인증</w:t>
-            </w:r>
-            <w:r>
-              <w:rPr>
-                <w:sz w:val="19"/>
-                <w:szCs w:val="19"/>
-              </w:rPr>
-              <w:t xml:space="preserve"> </w:t>
-            </w:r>
-            <w:r>
-              <w:rPr>
-                <w:sz w:val="19"/>
-                <w:szCs w:val="19"/>
-              </w:rPr>
-              <w:t>실패</w:t>
-            </w:r>
-            <w:r>
-              <w:rPr>
-                <w:sz w:val="19"/>
-                <w:szCs w:val="19"/>
-              </w:rPr>
-              <w:t xml:space="preserve"> (Authentication Failures)</w:t>
+              <w:t>인증 실패 (Authentication Failures)</w:t>
             </w:r>
           </w:p>
         </w:tc>
@@ -8525,63 +7687,7 @@
                 <w:sz w:val="19"/>
                 <w:szCs w:val="19"/>
               </w:rPr>
-              <w:t>신원</w:t>
-            </w:r>
-            <w:r>
-              <w:rPr>
-                <w:sz w:val="19"/>
-                <w:szCs w:val="19"/>
-              </w:rPr>
-              <w:t xml:space="preserve"> </w:t>
-            </w:r>
-            <w:r>
-              <w:rPr>
-                <w:sz w:val="19"/>
-                <w:szCs w:val="19"/>
-              </w:rPr>
-              <w:t>확인</w:t>
-            </w:r>
-            <w:r>
-              <w:rPr>
-                <w:sz w:val="19"/>
-                <w:szCs w:val="19"/>
-              </w:rPr>
-              <w:t xml:space="preserve"> </w:t>
-            </w:r>
-            <w:r>
-              <w:rPr>
-                <w:sz w:val="19"/>
-                <w:szCs w:val="19"/>
-              </w:rPr>
-              <w:t>실패로</w:t>
-            </w:r>
-            <w:r>
-              <w:rPr>
-                <w:sz w:val="19"/>
-                <w:szCs w:val="19"/>
-              </w:rPr>
-              <w:t xml:space="preserve"> </w:t>
-            </w:r>
-            <w:r>
-              <w:rPr>
-                <w:sz w:val="19"/>
-                <w:szCs w:val="19"/>
-              </w:rPr>
-              <w:t>계정</w:t>
-            </w:r>
-            <w:r>
-              <w:rPr>
-                <w:sz w:val="19"/>
-                <w:szCs w:val="19"/>
-              </w:rPr>
-              <w:t xml:space="preserve"> </w:t>
-            </w:r>
-            <w:r>
-              <w:rPr>
-                <w:sz w:val="19"/>
-                <w:szCs w:val="19"/>
-              </w:rPr>
-              <w:t>탈취</w:t>
+              <w:t>신원 확인 실패로 계정 탈취</w:t>
             </w:r>
           </w:p>
         </w:tc>
@@ -8610,7 +7716,28 @@
                 <w:sz w:val="19"/>
                 <w:szCs w:val="19"/>
               </w:rPr>
-              <w:t>6강 JWT 보안</w:t>
+              <w:t>6</w:t>
+            </w:r>
+            <w:r>
+              <w:rPr>
+                <w:sz w:val="19"/>
+                <w:szCs w:val="19"/>
+              </w:rPr>
+              <w:t>강</w:t>
+            </w:r>
+            <w:r>
+              <w:rPr>
+                <w:sz w:val="19"/>
+                <w:szCs w:val="19"/>
+              </w:rPr>
+              <w:t xml:space="preserve"> JWT </w:t>
+            </w:r>
+            <w:r>
+              <w:rPr>
+                <w:sz w:val="19"/>
+                <w:szCs w:val="19"/>
+              </w:rPr>
+              <w:t>보안</w:t>
             </w:r>
           </w:p>
         </w:tc>
@@ -8671,7 +7798,72 @@
                 <w:sz w:val="19"/>
                 <w:szCs w:val="19"/>
               </w:rPr>
-              <w:t>무결성</w:t>
+              <w:t>무결성 실패 (Integrity Failures)</w:t>
+            </w:r>
+          </w:p>
+        </w:tc>
+        <w:tc>
+          <w:tcPr>
+            <w:tcW w:w="4200" w:type="dxa"/>
+            <w:tcBorders>
+              <w:top w:val="single" w:sz="4" w:space="0" w:color="BFC9D4"/>
+              <w:left w:val="single" w:sz="4" w:space="0" w:color="BFC9D4"/>
+              <w:bottom w:val="single" w:sz="4" w:space="0" w:color="BFC9D4"/>
+              <w:right w:val="single" w:sz="4" w:space="0" w:color="BFC9D4"/>
+            </w:tcBorders>
+            <w:tcMar>
+              <w:top w:w="80" w:type="dxa"/>
+              <w:left w:w="120" w:type="dxa"/>
+              <w:bottom w:w="80" w:type="dxa"/>
+              <w:right w:w="120" w:type="dxa"/>
+            </w:tcMar>
+          </w:tcPr>
+          <w:p>
+            <w:pPr>
+              <w:spacing w:after="40" w:line="280" w:lineRule="auto"/>
+            </w:pPr>
+            <w:r>
+              <w:rPr>
+                <w:sz w:val="19"/>
+                <w:szCs w:val="19"/>
+              </w:rPr>
+              <w:t>검증 없이 코드·데이터가 변조됨</w:t>
+            </w:r>
+          </w:p>
+        </w:tc>
+        <w:tc>
+          <w:tcPr>
+            <w:tcW w:w="2338" w:type="dxa"/>
+            <w:tcBorders>
+              <w:top w:val="single" w:sz="4" w:space="0" w:color="BFC9D4"/>
+              <w:left w:val="single" w:sz="4" w:space="0" w:color="BFC9D4"/>
+              <w:bottom w:val="single" w:sz="4" w:space="0" w:color="BFC9D4"/>
+              <w:right w:val="single" w:sz="4" w:space="0" w:color="BFC9D4"/>
+            </w:tcBorders>
+            <w:tcMar>
+              <w:top w:w="80" w:type="dxa"/>
+              <w:left w:w="120" w:type="dxa"/>
+              <w:bottom w:w="80" w:type="dxa"/>
+              <w:right w:w="120" w:type="dxa"/>
+            </w:tcMar>
+          </w:tcPr>
+          <w:p>
+            <w:pPr>
+              <w:spacing w:after="40" w:line="280" w:lineRule="auto"/>
+            </w:pPr>
+            <w:r>
+              <w:rPr>
+                <w:sz w:val="19"/>
+                <w:szCs w:val="19"/>
+              </w:rPr>
+              <w:t>8</w:t>
+            </w:r>
+            <w:r>
+              <w:rPr>
+                <w:sz w:val="19"/>
+                <w:szCs w:val="19"/>
+              </w:rPr>
+              <w:t>강</w:t>
             </w:r>
             <w:r>
               <w:rPr>
@@ -8685,128 +7877,7 @@
                 <w:sz w:val="19"/>
                 <w:szCs w:val="19"/>
               </w:rPr>
-              <w:t>실패</w:t>
-            </w:r>
-            <w:r>
-              <w:rPr>
-                <w:sz w:val="19"/>
-                <w:szCs w:val="19"/>
-              </w:rPr>
-              <w:t xml:space="preserve"> (Integrity Failures)</w:t>
-            </w:r>
-          </w:p>
-        </w:tc>
-        <w:tc>
-          <w:tcPr>
-            <w:tcW w:w="4200" w:type="dxa"/>
-            <w:tcBorders>
-              <w:top w:val="single" w:sz="4" w:space="0" w:color="BFC9D4"/>
-              <w:left w:val="single" w:sz="4" w:space="0" w:color="BFC9D4"/>
-              <w:bottom w:val="single" w:sz="4" w:space="0" w:color="BFC9D4"/>
-              <w:right w:val="single" w:sz="4" w:space="0" w:color="BFC9D4"/>
-            </w:tcBorders>
-            <w:tcMar>
-              <w:top w:w="80" w:type="dxa"/>
-              <w:left w:w="120" w:type="dxa"/>
-              <w:bottom w:w="80" w:type="dxa"/>
-              <w:right w:w="120" w:type="dxa"/>
-            </w:tcMar>
-          </w:tcPr>
-          <w:p>
-            <w:pPr>
-              <w:spacing w:after="40" w:line="280" w:lineRule="auto"/>
-            </w:pPr>
-            <w:r>
-              <w:rPr>
-                <w:sz w:val="19"/>
-                <w:szCs w:val="19"/>
-              </w:rPr>
-              <w:t>검증</w:t>
-            </w:r>
-            <w:r>
-              <w:rPr>
-                <w:sz w:val="19"/>
-                <w:szCs w:val="19"/>
-              </w:rPr>
-              <w:t xml:space="preserve"> </w:t>
-            </w:r>
-            <w:r>
-              <w:rPr>
-                <w:sz w:val="19"/>
-                <w:szCs w:val="19"/>
-              </w:rPr>
-              <w:t>없이</w:t>
-            </w:r>
-            <w:r>
-              <w:rPr>
-                <w:sz w:val="19"/>
-                <w:szCs w:val="19"/>
-              </w:rPr>
-              <w:t xml:space="preserve"> </w:t>
-            </w:r>
-            <w:r>
-              <w:rPr>
-                <w:sz w:val="19"/>
-                <w:szCs w:val="19"/>
-              </w:rPr>
-              <w:t>코드</w:t>
-            </w:r>
-            <w:r>
-              <w:rPr>
-                <w:sz w:val="19"/>
-                <w:szCs w:val="19"/>
-              </w:rPr>
-              <w:t>·</w:t>
-            </w:r>
-            <w:r>
-              <w:rPr>
-                <w:sz w:val="19"/>
-                <w:szCs w:val="19"/>
-              </w:rPr>
-              <w:t>데이터가</w:t>
-            </w:r>
-            <w:r>
-              <w:rPr>
-                <w:sz w:val="19"/>
-                <w:szCs w:val="19"/>
-              </w:rPr>
-              <w:t xml:space="preserve"> </w:t>
-            </w:r>
-            <w:r>
-              <w:rPr>
-                <w:sz w:val="19"/>
-                <w:szCs w:val="19"/>
-              </w:rPr>
-              <w:t>변조됨</w:t>
-            </w:r>
-          </w:p>
-        </w:tc>
-        <w:tc>
-          <w:tcPr>
-            <w:tcW w:w="2338" w:type="dxa"/>
-            <w:tcBorders>
-              <w:top w:val="single" w:sz="4" w:space="0" w:color="BFC9D4"/>
-              <w:left w:val="single" w:sz="4" w:space="0" w:color="BFC9D4"/>
-              <w:bottom w:val="single" w:sz="4" w:space="0" w:color="BFC9D4"/>
-              <w:right w:val="single" w:sz="4" w:space="0" w:color="BFC9D4"/>
-            </w:tcBorders>
-            <w:tcMar>
-              <w:top w:w="80" w:type="dxa"/>
-              <w:left w:w="120" w:type="dxa"/>
-              <w:bottom w:w="80" w:type="dxa"/>
-              <w:right w:w="120" w:type="dxa"/>
-            </w:tcMar>
-          </w:tcPr>
-          <w:p>
-            <w:pPr>
-              <w:spacing w:after="40" w:line="280" w:lineRule="auto"/>
-            </w:pPr>
-            <w:r>
-              <w:rPr>
-                <w:sz w:val="19"/>
-                <w:szCs w:val="19"/>
-              </w:rPr>
-              <w:t>8강 역직렬화</w:t>
+              <w:t>역직렬화</w:t>
             </w:r>
           </w:p>
         </w:tc>
@@ -8866,156 +7937,100 @@
                 <w:sz w:val="19"/>
                 <w:szCs w:val="19"/>
               </w:rPr>
+              <w:t>로깅·경보 실패 (Logging &amp; Alerting Failures)</w:t>
+            </w:r>
+          </w:p>
+        </w:tc>
+        <w:tc>
+          <w:tcPr>
+            <w:tcW w:w="4200" w:type="dxa"/>
+            <w:tcBorders>
+              <w:top w:val="single" w:sz="4" w:space="0" w:color="BFC9D4"/>
+              <w:left w:val="single" w:sz="4" w:space="0" w:color="BFC9D4"/>
+              <w:bottom w:val="single" w:sz="4" w:space="0" w:color="BFC9D4"/>
+              <w:right w:val="single" w:sz="4" w:space="0" w:color="BFC9D4"/>
+            </w:tcBorders>
+            <w:tcMar>
+              <w:top w:w="80" w:type="dxa"/>
+              <w:left w:w="120" w:type="dxa"/>
+              <w:bottom w:w="80" w:type="dxa"/>
+              <w:right w:w="120" w:type="dxa"/>
+            </w:tcMar>
+          </w:tcPr>
+          <w:p>
+            <w:pPr>
+              <w:spacing w:after="40" w:line="280" w:lineRule="auto"/>
+            </w:pPr>
+            <w:r>
+              <w:rPr>
+                <w:sz w:val="19"/>
+                <w:szCs w:val="19"/>
+              </w:rPr>
+              <w:t>공격의 기록·감지·대응 실패</w:t>
+            </w:r>
+          </w:p>
+        </w:tc>
+        <w:tc>
+          <w:tcPr>
+            <w:tcW w:w="2338" w:type="dxa"/>
+            <w:tcBorders>
+              <w:top w:val="single" w:sz="4" w:space="0" w:color="BFC9D4"/>
+              <w:left w:val="single" w:sz="4" w:space="0" w:color="BFC9D4"/>
+              <w:bottom w:val="single" w:sz="4" w:space="0" w:color="BFC9D4"/>
+              <w:right w:val="single" w:sz="4" w:space="0" w:color="BFC9D4"/>
+            </w:tcBorders>
+            <w:tcMar>
+              <w:top w:w="80" w:type="dxa"/>
+              <w:left w:w="120" w:type="dxa"/>
+              <w:bottom w:w="80" w:type="dxa"/>
+              <w:right w:w="120" w:type="dxa"/>
+            </w:tcMar>
+          </w:tcPr>
+          <w:p>
+            <w:pPr>
+              <w:spacing w:after="40" w:line="280" w:lineRule="auto"/>
+            </w:pPr>
+            <w:r>
+              <w:rPr>
+                <w:sz w:val="19"/>
+                <w:szCs w:val="19"/>
+              </w:rPr>
+              <w:t>4</w:t>
+            </w:r>
+            <w:r>
+              <w:rPr>
+                <w:sz w:val="19"/>
+                <w:szCs w:val="19"/>
+              </w:rPr>
+              <w:t>강</w:t>
+            </w:r>
+            <w:r>
+              <w:rPr>
+                <w:sz w:val="19"/>
+                <w:szCs w:val="19"/>
+              </w:rPr>
+              <w:t xml:space="preserve"> </w:t>
+            </w:r>
+            <w:r>
+              <w:rPr>
+                <w:sz w:val="19"/>
+                <w:szCs w:val="19"/>
+              </w:rPr>
+              <w:t>감사</w:t>
+            </w:r>
+            <w:r>
+              <w:rPr>
+                <w:sz w:val="19"/>
+                <w:szCs w:val="19"/>
+              </w:rPr>
+              <w:t xml:space="preserve"> </w:t>
+            </w:r>
+            <w:r>
+              <w:rPr>
+                <w:sz w:val="19"/>
+                <w:szCs w:val="19"/>
+              </w:rPr>
               <w:t>로깅</w:t>
-            </w:r>
-            <w:r>
-              <w:rPr>
-                <w:sz w:val="19"/>
-                <w:szCs w:val="19"/>
-              </w:rPr>
-              <w:t>·</w:t>
-            </w:r>
-            <w:r>
-              <w:rPr>
-                <w:sz w:val="19"/>
-                <w:szCs w:val="19"/>
-              </w:rPr>
-              <w:t>경보</w:t>
-            </w:r>
-            <w:r>
-              <w:rPr>
-                <w:sz w:val="19"/>
-                <w:szCs w:val="19"/>
-              </w:rPr>
-              <w:t xml:space="preserve"> </w:t>
-            </w:r>
-            <w:r>
-              <w:rPr>
-                <w:sz w:val="19"/>
-                <w:szCs w:val="19"/>
-              </w:rPr>
-              <w:t>실패</w:t>
-            </w:r>
-            <w:r>
-              <w:rPr>
-                <w:sz w:val="19"/>
-                <w:szCs w:val="19"/>
-              </w:rPr>
-              <w:t xml:space="preserve"> (Logging &amp; Alerting Failures)</w:t>
-            </w:r>
-          </w:p>
-        </w:tc>
-        <w:tc>
-          <w:tcPr>
-            <w:tcW w:w="4200" w:type="dxa"/>
-            <w:tcBorders>
-              <w:top w:val="single" w:sz="4" w:space="0" w:color="BFC9D4"/>
-              <w:left w:val="single" w:sz="4" w:space="0" w:color="BFC9D4"/>
-              <w:bottom w:val="single" w:sz="4" w:space="0" w:color="BFC9D4"/>
-              <w:right w:val="single" w:sz="4" w:space="0" w:color="BFC9D4"/>
-            </w:tcBorders>
-            <w:tcMar>
-              <w:top w:w="80" w:type="dxa"/>
-              <w:left w:w="120" w:type="dxa"/>
-              <w:bottom w:w="80" w:type="dxa"/>
-              <w:right w:w="120" w:type="dxa"/>
-            </w:tcMar>
-          </w:tcPr>
-          <w:p>
-            <w:pPr>
-              <w:spacing w:after="40" w:line="280" w:lineRule="auto"/>
-            </w:pPr>
-            <w:r>
-              <w:rPr>
-                <w:sz w:val="19"/>
-                <w:szCs w:val="19"/>
-              </w:rPr>
-              <w:t>공격의</w:t>
-            </w:r>
-            <w:r>
-              <w:rPr>
-                <w:sz w:val="19"/>
-                <w:szCs w:val="19"/>
-              </w:rPr>
-              <w:t xml:space="preserve"> </w:t>
-            </w:r>
-            <w:r>
-              <w:rPr>
-                <w:sz w:val="19"/>
-                <w:szCs w:val="19"/>
-              </w:rPr>
-              <w:t>기록</w:t>
-            </w:r>
-            <w:r>
-              <w:rPr>
-                <w:sz w:val="19"/>
-                <w:szCs w:val="19"/>
-              </w:rPr>
-              <w:t>·</w:t>
-            </w:r>
-            <w:r>
-              <w:rPr>
-                <w:sz w:val="19"/>
-                <w:szCs w:val="19"/>
-              </w:rPr>
-              <w:t>감지</w:t>
-            </w:r>
-            <w:r>
-              <w:rPr>
-                <w:sz w:val="19"/>
-                <w:szCs w:val="19"/>
-              </w:rPr>
-              <w:t>·</w:t>
-            </w:r>
-            <w:r>
-              <w:rPr>
-                <w:sz w:val="19"/>
-                <w:szCs w:val="19"/>
-              </w:rPr>
-              <w:t>대응</w:t>
-            </w:r>
-            <w:r>
-              <w:rPr>
-                <w:sz w:val="19"/>
-                <w:szCs w:val="19"/>
-              </w:rPr>
-              <w:t xml:space="preserve"> </w:t>
-            </w:r>
-            <w:r>
-              <w:rPr>
-                <w:sz w:val="19"/>
-                <w:szCs w:val="19"/>
-              </w:rPr>
-              <w:t>실패</w:t>
-            </w:r>
-          </w:p>
-        </w:tc>
-        <w:tc>
-          <w:tcPr>
-            <w:tcW w:w="2338" w:type="dxa"/>
-            <w:tcBorders>
-              <w:top w:val="single" w:sz="4" w:space="0" w:color="BFC9D4"/>
-              <w:left w:val="single" w:sz="4" w:space="0" w:color="BFC9D4"/>
-              <w:bottom w:val="single" w:sz="4" w:space="0" w:color="BFC9D4"/>
-              <w:right w:val="single" w:sz="4" w:space="0" w:color="BFC9D4"/>
-            </w:tcBorders>
-            <w:tcMar>
-              <w:top w:w="80" w:type="dxa"/>
-              <w:left w:w="120" w:type="dxa"/>
-              <w:bottom w:w="80" w:type="dxa"/>
-              <w:right w:w="120" w:type="dxa"/>
-            </w:tcMar>
-          </w:tcPr>
-          <w:p>
-            <w:pPr>
-              <w:spacing w:after="40" w:line="280" w:lineRule="auto"/>
-            </w:pPr>
-            <w:r>
-              <w:rPr>
-                <w:sz w:val="19"/>
-                <w:szCs w:val="19"/>
-              </w:rPr>
-              <w:t>4강 감사 로깅</w:t>
             </w:r>
           </w:p>
         </w:tc>
@@ -9075,77 +8090,7 @@
                 <w:sz w:val="19"/>
                 <w:szCs w:val="19"/>
               </w:rPr>
-              <w:t>예외</w:t>
-            </w:r>
-            <w:r>
-              <w:rPr>
-                <w:sz w:val="19"/>
-                <w:szCs w:val="19"/>
-              </w:rPr>
-              <w:t xml:space="preserve"> </w:t>
-            </w:r>
-            <w:r>
-              <w:rPr>
-                <w:sz w:val="19"/>
-                <w:szCs w:val="19"/>
-              </w:rPr>
-              <w:t>상황</w:t>
-            </w:r>
-            <w:r>
-              <w:rPr>
-                <w:sz w:val="19"/>
-                <w:szCs w:val="19"/>
-              </w:rPr>
-              <w:t xml:space="preserve"> </w:t>
-            </w:r>
-            <w:r>
-              <w:rPr>
-                <w:sz w:val="19"/>
-                <w:szCs w:val="19"/>
-              </w:rPr>
-              <w:t>처리</w:t>
-            </w:r>
-            <w:r>
-              <w:rPr>
-                <w:sz w:val="19"/>
-                <w:szCs w:val="19"/>
-              </w:rPr>
-              <w:t xml:space="preserve"> </w:t>
-            </w:r>
-            <w:r>
-              <w:rPr>
-                <w:sz w:val="19"/>
-                <w:szCs w:val="19"/>
-              </w:rPr>
-              <w:t>미흡</w:t>
-            </w:r>
-            <w:r>
-              <w:rPr>
-                <w:sz w:val="19"/>
-                <w:szCs w:val="19"/>
-              </w:rPr>
-              <w:t xml:space="preserve"> (Mishandling of Exceptional </w:t>
-            </w:r>
-            <w:r>
-              <w:rPr>
-                <w:sz w:val="19"/>
-                <w:szCs w:val="19"/>
-              </w:rPr>
-              <w:t xml:space="preserve">Conditions, 2025 </w:t>
-            </w:r>
-            <w:r>
-              <w:rPr>
-                <w:sz w:val="19"/>
-                <w:szCs w:val="19"/>
-              </w:rPr>
-              <w:t>신규</w:t>
-            </w:r>
-            <w:r>
-              <w:rPr>
-                <w:sz w:val="19"/>
-                <w:szCs w:val="19"/>
-              </w:rPr>
-              <w:t>)</w:t>
+              <w:t>예외 상황 처리 미흡 (Mishandling of Exceptional Conditions, 2025 신규)</w:t>
             </w:r>
           </w:p>
         </w:tc>
@@ -9174,63 +8119,7 @@
                 <w:sz w:val="19"/>
                 <w:szCs w:val="19"/>
               </w:rPr>
-              <w:t>오류</w:t>
-            </w:r>
-            <w:r>
-              <w:rPr>
-                <w:sz w:val="19"/>
-                <w:szCs w:val="19"/>
-              </w:rPr>
-              <w:t xml:space="preserve"> </w:t>
-            </w:r>
-            <w:r>
-              <w:rPr>
-                <w:sz w:val="19"/>
-                <w:szCs w:val="19"/>
-              </w:rPr>
-              <w:t>상황에서</w:t>
-            </w:r>
-            <w:r>
-              <w:rPr>
-                <w:sz w:val="19"/>
-                <w:szCs w:val="19"/>
-              </w:rPr>
-              <w:t xml:space="preserve"> </w:t>
-            </w:r>
-            <w:r>
-              <w:rPr>
-                <w:sz w:val="19"/>
-                <w:szCs w:val="19"/>
-              </w:rPr>
-              <w:t>안전하지</w:t>
-            </w:r>
-            <w:r>
-              <w:rPr>
-                <w:sz w:val="19"/>
-                <w:szCs w:val="19"/>
-              </w:rPr>
-              <w:t xml:space="preserve"> </w:t>
-            </w:r>
-            <w:r>
-              <w:rPr>
-                <w:sz w:val="19"/>
-                <w:szCs w:val="19"/>
-              </w:rPr>
-              <w:t>않게</w:t>
-            </w:r>
-            <w:r>
-              <w:rPr>
-                <w:sz w:val="19"/>
-                <w:szCs w:val="19"/>
-              </w:rPr>
-              <w:t xml:space="preserve"> </w:t>
-            </w:r>
-            <w:r>
-              <w:rPr>
-                <w:sz w:val="19"/>
-                <w:szCs w:val="19"/>
-              </w:rPr>
-              <w:t>무너짐</w:t>
+              <w:t>오류 상황에서 안전하지 않게 무너짐</w:t>
             </w:r>
           </w:p>
         </w:tc>
@@ -9259,7 +8148,21 @@
                 <w:sz w:val="19"/>
                 <w:szCs w:val="19"/>
               </w:rPr>
-              <w:t>4강 fail-closed</w:t>
+              <w:t>4</w:t>
+            </w:r>
+            <w:r>
+              <w:rPr>
+                <w:sz w:val="19"/>
+                <w:szCs w:val="19"/>
+              </w:rPr>
+              <w:t>강</w:t>
+            </w:r>
+            <w:r>
+              <w:rPr>
+                <w:sz w:val="19"/>
+                <w:szCs w:val="19"/>
+              </w:rPr>
+              <w:t xml:space="preserve"> fail-closed</w:t>
             </w:r>
           </w:p>
         </w:tc>
@@ -9267,39 +8170,18 @@
     </w:tbl>
     <w:p>
       <w:pPr>
-        <w:spacing w:after="80"/>
+        <w:pStyle w:val="1"/>
+        <w:rPr>
+          <w:sz w:val="28"/>
+          <w:szCs w:val="28"/>
+        </w:rPr>
       </w:pPr>
       <w:r>
         <w:rPr>
-          <w:b/>
-          <w:bCs/>
-          <w:color w:val="1F3A5F"/>
-        </w:rPr>
-        <w:t xml:space="preserve">6-2. OWASP API Security Top 10 (2023) </w:t>
-      </w:r>
-      <w:r>
-        <w:rPr>
-          <w:b/>
-          <w:bCs/>
-          <w:color w:val="1F3A5F"/>
-        </w:rPr>
-        <w:t>전체</w:t>
-      </w:r>
-      <w:r>
-        <w:rPr>
-          <w:b/>
-          <w:bCs/>
-          <w:color w:val="1F3A5F"/>
-        </w:rPr>
-        <w:t xml:space="preserve"> </w:t>
-      </w:r>
-      <w:r>
-        <w:rPr>
-          <w:b/>
-          <w:bCs/>
-          <w:color w:val="1F3A5F"/>
-        </w:rPr>
-        <w:t>지도</w:t>
+          <w:sz w:val="28"/>
+          <w:szCs w:val="28"/>
+        </w:rPr>
+        <w:t>6-2. OWASP API Security Top 10 (2023) 전체 지도</w:t>
       </w:r>
     </w:p>
     <w:tbl>
@@ -9420,8 +8302,32 @@
                 <w:sz w:val="19"/>
                 <w:szCs w:val="19"/>
               </w:rPr>
-              <w:t>한</w:t>
-            </w:r>
+              <w:t>한 줄 설명</w:t>
+            </w:r>
+          </w:p>
+        </w:tc>
+        <w:tc>
+          <w:tcPr>
+            <w:tcW w:w="2338" w:type="dxa"/>
+            <w:tcBorders>
+              <w:top w:val="single" w:sz="4" w:space="0" w:color="BFC9D4"/>
+              <w:left w:val="single" w:sz="4" w:space="0" w:color="BFC9D4"/>
+              <w:bottom w:val="single" w:sz="4" w:space="0" w:color="BFC9D4"/>
+              <w:right w:val="single" w:sz="4" w:space="0" w:color="BFC9D4"/>
+            </w:tcBorders>
+            <w:shd w:val="clear" w:color="auto" w:fill="1F3A5F"/>
+            <w:tcMar>
+              <w:top w:w="80" w:type="dxa"/>
+              <w:left w:w="120" w:type="dxa"/>
+              <w:bottom w:w="80" w:type="dxa"/>
+              <w:right w:w="120" w:type="dxa"/>
+            </w:tcMar>
+          </w:tcPr>
+          <w:p>
+            <w:pPr>
+              <w:spacing w:after="40" w:line="280" w:lineRule="auto"/>
+            </w:pPr>
+            <w:proofErr w:type="spellStart"/>
             <w:r>
               <w:rPr>
                 <w:b/>
@@ -9430,8 +8336,9 @@
                 <w:sz w:val="19"/>
                 <w:szCs w:val="19"/>
               </w:rPr>
-              <w:t xml:space="preserve"> </w:t>
-            </w:r>
+              <w:t>Student_JWT</w:t>
+            </w:r>
+            <w:proofErr w:type="spellEnd"/>
             <w:r>
               <w:rPr>
                 <w:b/>
@@ -9440,102 +8347,7 @@
                 <w:sz w:val="19"/>
                 <w:szCs w:val="19"/>
               </w:rPr>
-              <w:t>줄</w:t>
-            </w:r>
-            <w:r>
-              <w:rPr>
-                <w:b/>
-                <w:bCs/>
-                <w:color w:val="FFFFFF"/>
-                <w:sz w:val="19"/>
-                <w:szCs w:val="19"/>
-              </w:rPr>
-              <w:t xml:space="preserve"> </w:t>
-            </w:r>
-            <w:r>
-              <w:rPr>
-                <w:b/>
-                <w:bCs/>
-                <w:color w:val="FFFFFF"/>
-                <w:sz w:val="19"/>
-                <w:szCs w:val="19"/>
-              </w:rPr>
-              <w:t>설명</w:t>
-            </w:r>
-          </w:p>
-        </w:tc>
-        <w:tc>
-          <w:tcPr>
-            <w:tcW w:w="2338" w:type="dxa"/>
-            <w:tcBorders>
-              <w:top w:val="single" w:sz="4" w:space="0" w:color="BFC9D4"/>
-              <w:left w:val="single" w:sz="4" w:space="0" w:color="BFC9D4"/>
-              <w:bottom w:val="single" w:sz="4" w:space="0" w:color="BFC9D4"/>
-              <w:right w:val="single" w:sz="4" w:space="0" w:color="BFC9D4"/>
-            </w:tcBorders>
-            <w:shd w:val="clear" w:color="auto" w:fill="1F3A5F"/>
-            <w:tcMar>
-              <w:top w:w="80" w:type="dxa"/>
-              <w:left w:w="120" w:type="dxa"/>
-              <w:bottom w:w="80" w:type="dxa"/>
-              <w:right w:w="120" w:type="dxa"/>
-            </w:tcMar>
-          </w:tcPr>
-          <w:p>
-            <w:pPr>
-              <w:spacing w:after="40" w:line="280" w:lineRule="auto"/>
-            </w:pPr>
-            <w:proofErr w:type="spellStart"/>
-            <w:r>
-              <w:rPr>
-                <w:b/>
-                <w:bCs/>
-                <w:color w:val="FFFFFF"/>
-                <w:sz w:val="19"/>
-                <w:szCs w:val="19"/>
-              </w:rPr>
-              <w:t>Student_JWT</w:t>
-            </w:r>
-            <w:proofErr w:type="spellEnd"/>
-            <w:r>
-              <w:rPr>
-                <w:b/>
-                <w:bCs/>
-                <w:color w:val="FFFFFF"/>
-                <w:sz w:val="19"/>
-                <w:szCs w:val="19"/>
-              </w:rPr>
-              <w:t xml:space="preserve"> </w:t>
-            </w:r>
-            <w:r>
-              <w:rPr>
-                <w:b/>
-                <w:bCs/>
-                <w:color w:val="FFFFFF"/>
-                <w:sz w:val="19"/>
-                <w:szCs w:val="19"/>
-              </w:rPr>
-              <w:t>데모</w:t>
-            </w:r>
-            <w:r>
-              <w:rPr>
-                <w:b/>
-                <w:bCs/>
-                <w:color w:val="FFFFFF"/>
-                <w:sz w:val="19"/>
-                <w:szCs w:val="19"/>
-              </w:rPr>
-              <w:t>/</w:t>
-            </w:r>
-            <w:r>
-              <w:rPr>
-                <w:b/>
-                <w:bCs/>
-                <w:color w:val="FFFFFF"/>
-                <w:sz w:val="19"/>
-                <w:szCs w:val="19"/>
-              </w:rPr>
-              <w:t>관점</w:t>
+              <w:t xml:space="preserve"> 데모/관점</w:t>
             </w:r>
           </w:p>
         </w:tc>
@@ -9595,70 +8407,7 @@
                 <w:sz w:val="19"/>
                 <w:szCs w:val="19"/>
               </w:rPr>
-              <w:t>객체</w:t>
-            </w:r>
-            <w:r>
-              <w:rPr>
-                <w:sz w:val="19"/>
-                <w:szCs w:val="19"/>
-              </w:rPr>
-              <w:t xml:space="preserve"> </w:t>
-            </w:r>
-            <w:r>
-              <w:rPr>
-                <w:sz w:val="19"/>
-                <w:szCs w:val="19"/>
-              </w:rPr>
-              <w:t>단위</w:t>
-            </w:r>
-            <w:r>
-              <w:rPr>
-                <w:sz w:val="19"/>
-                <w:szCs w:val="19"/>
-              </w:rPr>
-              <w:t xml:space="preserve"> </w:t>
-            </w:r>
-            <w:r>
-              <w:rPr>
-                <w:sz w:val="19"/>
-                <w:szCs w:val="19"/>
-              </w:rPr>
-              <w:t>접근</w:t>
-            </w:r>
-            <w:r>
-              <w:rPr>
-                <w:sz w:val="19"/>
-                <w:szCs w:val="19"/>
-              </w:rPr>
-              <w:t xml:space="preserve"> </w:t>
-            </w:r>
-            <w:r>
-              <w:rPr>
-                <w:sz w:val="19"/>
-                <w:szCs w:val="19"/>
-              </w:rPr>
-              <w:t>제어</w:t>
-            </w:r>
-            <w:r>
-              <w:rPr>
-                <w:sz w:val="19"/>
-                <w:szCs w:val="19"/>
-              </w:rPr>
-              <w:t xml:space="preserve"> </w:t>
-            </w:r>
-            <w:r>
-              <w:rPr>
-                <w:sz w:val="19"/>
-                <w:szCs w:val="19"/>
-              </w:rPr>
-              <w:t>실패</w:t>
-            </w:r>
-            <w:r>
-              <w:rPr>
-                <w:sz w:val="19"/>
-                <w:szCs w:val="19"/>
-              </w:rPr>
-              <w:t xml:space="preserve"> (BOLA)</w:t>
+              <w:t>객체 단위 접근 제어 실패 (BOLA)</w:t>
             </w:r>
           </w:p>
         </w:tc>
@@ -9687,133 +8436,7 @@
                 <w:sz w:val="19"/>
                 <w:szCs w:val="19"/>
               </w:rPr>
-              <w:t>요청</w:t>
-            </w:r>
-            <w:r>
-              <w:rPr>
-                <w:sz w:val="19"/>
-                <w:szCs w:val="19"/>
-              </w:rPr>
-              <w:t xml:space="preserve"> </w:t>
-            </w:r>
-            <w:r>
-              <w:rPr>
-                <w:sz w:val="19"/>
-                <w:szCs w:val="19"/>
-              </w:rPr>
-              <w:t>안의</w:t>
-            </w:r>
-            <w:r>
-              <w:rPr>
-                <w:sz w:val="19"/>
-                <w:szCs w:val="19"/>
-              </w:rPr>
-              <w:t xml:space="preserve"> id</w:t>
-            </w:r>
-            <w:r>
-              <w:rPr>
-                <w:sz w:val="19"/>
-                <w:szCs w:val="19"/>
-              </w:rPr>
-              <w:t>만</w:t>
-            </w:r>
-            <w:r>
-              <w:rPr>
-                <w:sz w:val="19"/>
-                <w:szCs w:val="19"/>
-              </w:rPr>
-              <w:t xml:space="preserve"> </w:t>
-            </w:r>
-            <w:r>
-              <w:rPr>
-                <w:sz w:val="19"/>
-                <w:szCs w:val="19"/>
-              </w:rPr>
-              <w:t>바꾸면</w:t>
-            </w:r>
-            <w:r>
-              <w:rPr>
-                <w:sz w:val="19"/>
-                <w:szCs w:val="19"/>
-              </w:rPr>
-              <w:t xml:space="preserve"> </w:t>
-            </w:r>
-            <w:r>
-              <w:rPr>
-                <w:sz w:val="19"/>
-                <w:szCs w:val="19"/>
-              </w:rPr>
-              <w:t>내</w:t>
-            </w:r>
-            <w:r>
-              <w:rPr>
-                <w:sz w:val="19"/>
-                <w:szCs w:val="19"/>
-              </w:rPr>
-              <w:t xml:space="preserve"> </w:t>
-            </w:r>
-            <w:r>
-              <w:rPr>
-                <w:sz w:val="19"/>
-                <w:szCs w:val="19"/>
-              </w:rPr>
-              <w:t>것이</w:t>
-            </w:r>
-            <w:r>
-              <w:rPr>
-                <w:sz w:val="19"/>
-                <w:szCs w:val="19"/>
-              </w:rPr>
-              <w:t xml:space="preserve"> </w:t>
-            </w:r>
-            <w:r>
-              <w:rPr>
-                <w:sz w:val="19"/>
-                <w:szCs w:val="19"/>
-              </w:rPr>
-              <w:t>아닌</w:t>
-            </w:r>
-            <w:r>
-              <w:rPr>
-                <w:sz w:val="19"/>
-                <w:szCs w:val="19"/>
-              </w:rPr>
-              <w:t xml:space="preserve"> </w:t>
-            </w:r>
-            <w:r>
-              <w:rPr>
-                <w:sz w:val="19"/>
-                <w:szCs w:val="19"/>
-              </w:rPr>
-              <w:t>객체에</w:t>
-            </w:r>
-            <w:r>
-              <w:rPr>
-                <w:sz w:val="19"/>
-                <w:szCs w:val="19"/>
-              </w:rPr>
-              <w:t xml:space="preserve"> </w:t>
-            </w:r>
-            <w:r>
-              <w:rPr>
-                <w:sz w:val="19"/>
-                <w:szCs w:val="19"/>
-              </w:rPr>
-              <w:t>접근되는</w:t>
-            </w:r>
-            <w:r>
-              <w:rPr>
-                <w:sz w:val="19"/>
-                <w:szCs w:val="19"/>
-              </w:rPr>
-              <w:t xml:space="preserve"> </w:t>
-            </w:r>
-            <w:r>
-              <w:rPr>
-                <w:sz w:val="19"/>
-                <w:szCs w:val="19"/>
-              </w:rPr>
-              <w:t>것</w:t>
+              <w:t>요청 안의 id만 바꾸면 내 것이 아닌 객체에 접근되는 것</w:t>
             </w:r>
           </w:p>
         </w:tc>
@@ -9842,7 +8465,35 @@
                 <w:sz w:val="19"/>
                 <w:szCs w:val="19"/>
               </w:rPr>
-              <w:t>2강 IDOR (API 버전)</w:t>
+              <w:t>2</w:t>
+            </w:r>
+            <w:r>
+              <w:rPr>
+                <w:sz w:val="19"/>
+                <w:szCs w:val="19"/>
+              </w:rPr>
+              <w:t>강</w:t>
+            </w:r>
+            <w:r>
+              <w:rPr>
+                <w:sz w:val="19"/>
+                <w:szCs w:val="19"/>
+              </w:rPr>
+              <w:t xml:space="preserve"> IDOR (API </w:t>
+            </w:r>
+            <w:r>
+              <w:rPr>
+                <w:sz w:val="19"/>
+                <w:szCs w:val="19"/>
+              </w:rPr>
+              <w:t>버전</w:t>
+            </w:r>
+            <w:r>
+              <w:rPr>
+                <w:sz w:val="19"/>
+                <w:szCs w:val="19"/>
+              </w:rPr>
+              <w:t>)</w:t>
             </w:r>
           </w:p>
         </w:tc>
@@ -9902,6 +8553,113 @@
                 <w:sz w:val="19"/>
                 <w:szCs w:val="19"/>
               </w:rPr>
+              <w:t>인증 실패 (Broken Authentication)</w:t>
+            </w:r>
+          </w:p>
+        </w:tc>
+        <w:tc>
+          <w:tcPr>
+            <w:tcW w:w="4200" w:type="dxa"/>
+            <w:tcBorders>
+              <w:top w:val="single" w:sz="4" w:space="0" w:color="BFC9D4"/>
+              <w:left w:val="single" w:sz="4" w:space="0" w:color="BFC9D4"/>
+              <w:bottom w:val="single" w:sz="4" w:space="0" w:color="BFC9D4"/>
+              <w:right w:val="single" w:sz="4" w:space="0" w:color="BFC9D4"/>
+            </w:tcBorders>
+            <w:tcMar>
+              <w:top w:w="80" w:type="dxa"/>
+              <w:left w:w="120" w:type="dxa"/>
+              <w:bottom w:w="80" w:type="dxa"/>
+              <w:right w:w="120" w:type="dxa"/>
+            </w:tcMar>
+          </w:tcPr>
+          <w:p>
+            <w:pPr>
+              <w:spacing w:after="40" w:line="280" w:lineRule="auto"/>
+            </w:pPr>
+            <w:r>
+              <w:rPr>
+                <w:sz w:val="19"/>
+                <w:szCs w:val="19"/>
+              </w:rPr>
+              <w:t>로그인·토큰 처리가 허술해 다른 사람 행세가 가능해지는 것</w:t>
+            </w:r>
+          </w:p>
+        </w:tc>
+        <w:tc>
+          <w:tcPr>
+            <w:tcW w:w="2338" w:type="dxa"/>
+            <w:tcBorders>
+              <w:top w:val="single" w:sz="4" w:space="0" w:color="BFC9D4"/>
+              <w:left w:val="single" w:sz="4" w:space="0" w:color="BFC9D4"/>
+              <w:bottom w:val="single" w:sz="4" w:space="0" w:color="BFC9D4"/>
+              <w:right w:val="single" w:sz="4" w:space="0" w:color="BFC9D4"/>
+            </w:tcBorders>
+            <w:tcMar>
+              <w:top w:w="80" w:type="dxa"/>
+              <w:left w:w="120" w:type="dxa"/>
+              <w:bottom w:w="80" w:type="dxa"/>
+              <w:right w:w="120" w:type="dxa"/>
+            </w:tcMar>
+          </w:tcPr>
+          <w:p>
+            <w:pPr>
+              <w:spacing w:after="40" w:line="280" w:lineRule="auto"/>
+            </w:pPr>
+            <w:r>
+              <w:rPr>
+                <w:sz w:val="19"/>
+                <w:szCs w:val="19"/>
+              </w:rPr>
+              <w:t>관점</w:t>
+            </w:r>
+            <w:r>
+              <w:rPr>
+                <w:sz w:val="19"/>
+                <w:szCs w:val="19"/>
+              </w:rPr>
+              <w:t xml:space="preserve"> — 6</w:t>
+            </w:r>
+            <w:r>
+              <w:rPr>
+                <w:sz w:val="19"/>
+                <w:szCs w:val="19"/>
+              </w:rPr>
+              <w:t>강</w:t>
+            </w:r>
+            <w:r>
+              <w:rPr>
+                <w:sz w:val="19"/>
+                <w:szCs w:val="19"/>
+              </w:rPr>
+              <w:t xml:space="preserve"> </w:t>
+            </w:r>
+            <w:r>
+              <w:rPr>
+                <w:sz w:val="19"/>
+                <w:szCs w:val="19"/>
+              </w:rPr>
+              <w:t>JWT·</w:t>
+            </w:r>
+            <w:r>
+              <w:rPr>
+                <w:sz w:val="19"/>
+                <w:szCs w:val="19"/>
+              </w:rPr>
+              <w:t>세션</w:t>
+            </w:r>
+            <w:r>
+              <w:rPr>
+                <w:sz w:val="19"/>
+                <w:szCs w:val="19"/>
+              </w:rPr>
+              <w:t xml:space="preserve"> </w:t>
+            </w:r>
+            <w:r>
+              <w:rPr>
+                <w:sz w:val="19"/>
+                <w:szCs w:val="19"/>
+              </w:rPr>
               <w:t>인증</w:t>
             </w:r>
             <w:r>
@@ -9909,6 +8667,34 @@
                 <w:sz w:val="19"/>
                 <w:szCs w:val="19"/>
               </w:rPr>
+              <w:t>(</w:t>
+            </w:r>
+            <w:r>
+              <w:rPr>
+                <w:sz w:val="19"/>
+                <w:szCs w:val="19"/>
+              </w:rPr>
+              <w:t>웹</w:t>
+            </w:r>
+            <w:r>
+              <w:rPr>
+                <w:sz w:val="19"/>
+                <w:szCs w:val="19"/>
+              </w:rPr>
+              <w:t xml:space="preserve"> #7)</w:t>
+            </w:r>
+            <w:r>
+              <w:rPr>
+                <w:sz w:val="19"/>
+                <w:szCs w:val="19"/>
+              </w:rPr>
+              <w:t>과</w:t>
+            </w:r>
+            <w:r>
+              <w:rPr>
+                <w:sz w:val="19"/>
+                <w:szCs w:val="19"/>
+              </w:rPr>
               <w:t xml:space="preserve"> </w:t>
             </w:r>
             <w:r>
@@ -9916,57 +8702,7 @@
                 <w:sz w:val="19"/>
                 <w:szCs w:val="19"/>
               </w:rPr>
-              <w:t>실패</w:t>
-            </w:r>
-            <w:r>
-              <w:rPr>
-                <w:sz w:val="19"/>
-                <w:szCs w:val="19"/>
-              </w:rPr>
-              <w:t xml:space="preserve"> (Broken Authentication)</w:t>
-            </w:r>
-          </w:p>
-        </w:tc>
-        <w:tc>
-          <w:tcPr>
-            <w:tcW w:w="4200" w:type="dxa"/>
-            <w:tcBorders>
-              <w:top w:val="single" w:sz="4" w:space="0" w:color="BFC9D4"/>
-              <w:left w:val="single" w:sz="4" w:space="0" w:color="BFC9D4"/>
-              <w:bottom w:val="single" w:sz="4" w:space="0" w:color="BFC9D4"/>
-              <w:right w:val="single" w:sz="4" w:space="0" w:color="BFC9D4"/>
-            </w:tcBorders>
-            <w:tcMar>
-              <w:top w:w="80" w:type="dxa"/>
-              <w:left w:w="120" w:type="dxa"/>
-              <w:bottom w:w="80" w:type="dxa"/>
-              <w:right w:w="120" w:type="dxa"/>
-            </w:tcMar>
-          </w:tcPr>
-          <w:p>
-            <w:pPr>
-              <w:spacing w:after="40" w:line="280" w:lineRule="auto"/>
-            </w:pPr>
-            <w:r>
-              <w:rPr>
-                <w:sz w:val="19"/>
-                <w:szCs w:val="19"/>
-              </w:rPr>
-              <w:t>로그인</w:t>
-            </w:r>
-            <w:r>
-              <w:rPr>
-                <w:sz w:val="19"/>
-                <w:szCs w:val="19"/>
-              </w:rPr>
-              <w:t>·</w:t>
-            </w:r>
-            <w:r>
-              <w:rPr>
-                <w:sz w:val="19"/>
-                <w:szCs w:val="19"/>
-              </w:rPr>
-              <w:t>토큰</w:t>
+              <w:t>같은</w:t>
             </w:r>
             <w:r>
               <w:rPr>
@@ -9980,120 +8716,7 @@
                 <w:sz w:val="19"/>
                 <w:szCs w:val="19"/>
               </w:rPr>
-              <w:t>처리가</w:t>
-            </w:r>
-            <w:r>
-              <w:rPr>
-                <w:sz w:val="19"/>
-                <w:szCs w:val="19"/>
-              </w:rPr>
-              <w:t xml:space="preserve"> </w:t>
-            </w:r>
-            <w:r>
-              <w:rPr>
-                <w:sz w:val="19"/>
-                <w:szCs w:val="19"/>
-              </w:rPr>
-              <w:t>허술해</w:t>
-            </w:r>
-            <w:r>
-              <w:rPr>
-                <w:sz w:val="19"/>
-                <w:szCs w:val="19"/>
-              </w:rPr>
-              <w:t xml:space="preserve"> </w:t>
-            </w:r>
-            <w:r>
-              <w:rPr>
-                <w:sz w:val="19"/>
-                <w:szCs w:val="19"/>
-              </w:rPr>
-              <w:t>다른</w:t>
-            </w:r>
-            <w:r>
-              <w:rPr>
-                <w:sz w:val="19"/>
-                <w:szCs w:val="19"/>
-              </w:rPr>
-              <w:t xml:space="preserve"> </w:t>
-            </w:r>
-            <w:r>
-              <w:rPr>
-                <w:sz w:val="19"/>
-                <w:szCs w:val="19"/>
-              </w:rPr>
-              <w:t>사람</w:t>
-            </w:r>
-            <w:r>
-              <w:rPr>
-                <w:sz w:val="19"/>
-                <w:szCs w:val="19"/>
-              </w:rPr>
-              <w:t xml:space="preserve"> </w:t>
-            </w:r>
-            <w:r>
-              <w:rPr>
-                <w:sz w:val="19"/>
-                <w:szCs w:val="19"/>
-              </w:rPr>
-              <w:t>행세가</w:t>
-            </w:r>
-            <w:r>
-              <w:rPr>
-                <w:sz w:val="19"/>
-                <w:szCs w:val="19"/>
-              </w:rPr>
-              <w:t xml:space="preserve"> </w:t>
-            </w:r>
-            <w:r>
-              <w:rPr>
-                <w:sz w:val="19"/>
-                <w:szCs w:val="19"/>
-              </w:rPr>
-              <w:t>가능해지는</w:t>
-            </w:r>
-            <w:r>
-              <w:rPr>
-                <w:sz w:val="19"/>
-                <w:szCs w:val="19"/>
-              </w:rPr>
-              <w:t xml:space="preserve"> </w:t>
-            </w:r>
-            <w:r>
-              <w:rPr>
-                <w:sz w:val="19"/>
-                <w:szCs w:val="19"/>
-              </w:rPr>
-              <w:t>것</w:t>
-            </w:r>
-          </w:p>
-        </w:tc>
-        <w:tc>
-          <w:tcPr>
-            <w:tcW w:w="2338" w:type="dxa"/>
-            <w:tcBorders>
-              <w:top w:val="single" w:sz="4" w:space="0" w:color="BFC9D4"/>
-              <w:left w:val="single" w:sz="4" w:space="0" w:color="BFC9D4"/>
-              <w:bottom w:val="single" w:sz="4" w:space="0" w:color="BFC9D4"/>
-              <w:right w:val="single" w:sz="4" w:space="0" w:color="BFC9D4"/>
-            </w:tcBorders>
-            <w:tcMar>
-              <w:top w:w="80" w:type="dxa"/>
-              <w:left w:w="120" w:type="dxa"/>
-              <w:bottom w:w="80" w:type="dxa"/>
-              <w:right w:w="120" w:type="dxa"/>
-            </w:tcMar>
-          </w:tcPr>
-          <w:p>
-            <w:pPr>
-              <w:spacing w:after="40" w:line="280" w:lineRule="auto"/>
-            </w:pPr>
-            <w:r>
-              <w:rPr>
-                <w:sz w:val="19"/>
-                <w:szCs w:val="19"/>
-              </w:rPr>
-              <w:t>관점 — 6강 JWT·세션 인증(웹 #7)과 같은 문제</w:t>
+              <w:t>문제</w:t>
             </w:r>
           </w:p>
         </w:tc>
@@ -10153,63 +8776,7 @@
                 <w:sz w:val="19"/>
                 <w:szCs w:val="19"/>
               </w:rPr>
-              <w:t>속성</w:t>
-            </w:r>
-            <w:r>
-              <w:rPr>
-                <w:sz w:val="19"/>
-                <w:szCs w:val="19"/>
-              </w:rPr>
-              <w:t xml:space="preserve"> </w:t>
-            </w:r>
-            <w:r>
-              <w:rPr>
-                <w:sz w:val="19"/>
-                <w:szCs w:val="19"/>
-              </w:rPr>
-              <w:t>단위</w:t>
-            </w:r>
-            <w:r>
-              <w:rPr>
-                <w:sz w:val="19"/>
-                <w:szCs w:val="19"/>
-              </w:rPr>
-              <w:t xml:space="preserve"> </w:t>
-            </w:r>
-            <w:r>
-              <w:rPr>
-                <w:sz w:val="19"/>
-                <w:szCs w:val="19"/>
-              </w:rPr>
-              <w:t>접근</w:t>
-            </w:r>
-            <w:r>
-              <w:rPr>
-                <w:sz w:val="19"/>
-                <w:szCs w:val="19"/>
-              </w:rPr>
-              <w:t xml:space="preserve"> </w:t>
-            </w:r>
-            <w:r>
-              <w:rPr>
-                <w:sz w:val="19"/>
-                <w:szCs w:val="19"/>
-              </w:rPr>
-              <w:t>제어</w:t>
-            </w:r>
-            <w:r>
-              <w:rPr>
-                <w:sz w:val="19"/>
-                <w:szCs w:val="19"/>
-              </w:rPr>
-              <w:t xml:space="preserve"> </w:t>
-            </w:r>
-            <w:r>
-              <w:rPr>
-                <w:sz w:val="19"/>
-                <w:szCs w:val="19"/>
-              </w:rPr>
-              <w:t>실패</w:t>
+              <w:t>속성 단위 접근 제어 실패</w:t>
             </w:r>
           </w:p>
         </w:tc>
@@ -10238,154 +8805,7 @@
                 <w:sz w:val="19"/>
                 <w:szCs w:val="19"/>
               </w:rPr>
-              <w:t>보면</w:t>
-            </w:r>
-            <w:r>
-              <w:rPr>
-                <w:sz w:val="19"/>
-                <w:szCs w:val="19"/>
-              </w:rPr>
-              <w:t xml:space="preserve"> </w:t>
-            </w:r>
-            <w:r>
-              <w:rPr>
-                <w:sz w:val="19"/>
-                <w:szCs w:val="19"/>
-              </w:rPr>
-              <w:t>안</w:t>
-            </w:r>
-            <w:r>
-              <w:rPr>
-                <w:sz w:val="19"/>
-                <w:szCs w:val="19"/>
-              </w:rPr>
-              <w:t xml:space="preserve"> </w:t>
-            </w:r>
-            <w:r>
-              <w:rPr>
-                <w:sz w:val="19"/>
-                <w:szCs w:val="19"/>
-              </w:rPr>
-              <w:t>될</w:t>
-            </w:r>
-            <w:r>
-              <w:rPr>
-                <w:sz w:val="19"/>
-                <w:szCs w:val="19"/>
-              </w:rPr>
-              <w:t xml:space="preserve"> </w:t>
-            </w:r>
-            <w:r>
-              <w:rPr>
-                <w:sz w:val="19"/>
-                <w:szCs w:val="19"/>
-              </w:rPr>
-              <w:t>필드</w:t>
-            </w:r>
-            <w:r>
-              <w:rPr>
-                <w:sz w:val="19"/>
-                <w:szCs w:val="19"/>
-              </w:rPr>
-              <w:t xml:space="preserve"> </w:t>
-            </w:r>
-            <w:r>
-              <w:rPr>
-                <w:sz w:val="19"/>
-                <w:szCs w:val="19"/>
-              </w:rPr>
-              <w:t>노출</w:t>
-            </w:r>
-            <w:r>
-              <w:rPr>
-                <w:sz w:val="19"/>
-                <w:szCs w:val="19"/>
-              </w:rPr>
-              <w:t xml:space="preserve"> </w:t>
-            </w:r>
-            <w:r>
-              <w:rPr>
-                <w:sz w:val="19"/>
-                <w:szCs w:val="19"/>
-              </w:rPr>
-              <w:t>또는</w:t>
-            </w:r>
-            <w:r>
-              <w:rPr>
-                <w:sz w:val="19"/>
-                <w:szCs w:val="19"/>
-              </w:rPr>
-              <w:t xml:space="preserve"> </w:t>
-            </w:r>
-            <w:r>
-              <w:rPr>
-                <w:sz w:val="19"/>
-                <w:szCs w:val="19"/>
-              </w:rPr>
-              <w:t>바꾸면</w:t>
-            </w:r>
-            <w:r>
-              <w:rPr>
-                <w:sz w:val="19"/>
-                <w:szCs w:val="19"/>
-              </w:rPr>
-              <w:t xml:space="preserve"> </w:t>
-            </w:r>
-            <w:r>
-              <w:rPr>
-                <w:sz w:val="19"/>
-                <w:szCs w:val="19"/>
-              </w:rPr>
-              <w:t>안</w:t>
-            </w:r>
-            <w:r>
-              <w:rPr>
-                <w:sz w:val="19"/>
-                <w:szCs w:val="19"/>
-              </w:rPr>
-              <w:t xml:space="preserve"> </w:t>
-            </w:r>
-            <w:r>
-              <w:rPr>
-                <w:sz w:val="19"/>
-                <w:szCs w:val="19"/>
-              </w:rPr>
-              <w:t>될</w:t>
-            </w:r>
-            <w:r>
-              <w:rPr>
-                <w:sz w:val="19"/>
-                <w:szCs w:val="19"/>
-              </w:rPr>
-              <w:t xml:space="preserve"> </w:t>
-            </w:r>
-            <w:r>
-              <w:rPr>
-                <w:sz w:val="19"/>
-                <w:szCs w:val="19"/>
-              </w:rPr>
-              <w:t>필드</w:t>
-            </w:r>
-            <w:r>
-              <w:rPr>
-                <w:sz w:val="19"/>
-                <w:szCs w:val="19"/>
-              </w:rPr>
-              <w:t xml:space="preserve"> </w:t>
-            </w:r>
-            <w:r>
-              <w:rPr>
-                <w:sz w:val="19"/>
-                <w:szCs w:val="19"/>
-              </w:rPr>
-              <w:t>변조</w:t>
-            </w:r>
-            <w:r>
-              <w:rPr>
-                <w:sz w:val="19"/>
-                <w:szCs w:val="19"/>
-              </w:rPr>
-              <w:t>(Mass Assignment)</w:t>
+              <w:t>보면 안 될 필드 노출 또는 바꾸면 안 될 필드 변조(Mass Assignment)</w:t>
             </w:r>
           </w:p>
         </w:tc>
@@ -10414,49 +8834,7 @@
                 <w:sz w:val="19"/>
                 <w:szCs w:val="19"/>
               </w:rPr>
-              <w:t>관점</w:t>
-            </w:r>
-            <w:r>
-              <w:rPr>
-                <w:sz w:val="19"/>
-                <w:szCs w:val="19"/>
-              </w:rPr>
-              <w:t xml:space="preserve"> — DTO </w:t>
-            </w:r>
-            <w:r>
-              <w:rPr>
-                <w:sz w:val="19"/>
-                <w:szCs w:val="19"/>
-              </w:rPr>
-              <w:t>분리가</w:t>
-            </w:r>
-            <w:r>
-              <w:rPr>
-                <w:sz w:val="19"/>
-                <w:szCs w:val="19"/>
-              </w:rPr>
-              <w:t xml:space="preserve"> </w:t>
-            </w:r>
-            <w:r>
-              <w:rPr>
-                <w:sz w:val="19"/>
-                <w:szCs w:val="19"/>
-              </w:rPr>
-              <w:t>필요한</w:t>
-            </w:r>
-            <w:r>
-              <w:rPr>
-                <w:sz w:val="19"/>
-                <w:szCs w:val="19"/>
-              </w:rPr>
-              <w:t xml:space="preserve"> </w:t>
-            </w:r>
-            <w:r>
-              <w:rPr>
-                <w:sz w:val="19"/>
-                <w:szCs w:val="19"/>
-              </w:rPr>
-              <w:t>패턴</w:t>
+              <w:t>관점 — DTO 분리가 필요한 패턴</w:t>
             </w:r>
           </w:p>
         </w:tc>
@@ -10516,49 +8894,7 @@
                 <w:sz w:val="19"/>
                 <w:szCs w:val="19"/>
               </w:rPr>
-              <w:t>자원</w:t>
-            </w:r>
-            <w:r>
-              <w:rPr>
-                <w:sz w:val="19"/>
-                <w:szCs w:val="19"/>
-              </w:rPr>
-              <w:t xml:space="preserve"> </w:t>
-            </w:r>
-            <w:r>
-              <w:rPr>
-                <w:sz w:val="19"/>
-                <w:szCs w:val="19"/>
-              </w:rPr>
-              <w:t>사용량</w:t>
-            </w:r>
-            <w:r>
-              <w:rPr>
-                <w:sz w:val="19"/>
-                <w:szCs w:val="19"/>
-              </w:rPr>
-              <w:t xml:space="preserve"> </w:t>
-            </w:r>
-            <w:r>
-              <w:rPr>
-                <w:sz w:val="19"/>
-                <w:szCs w:val="19"/>
-              </w:rPr>
-              <w:t>제한</w:t>
-            </w:r>
-            <w:r>
-              <w:rPr>
-                <w:sz w:val="19"/>
-                <w:szCs w:val="19"/>
-              </w:rPr>
-              <w:t xml:space="preserve"> </w:t>
-            </w:r>
-            <w:r>
-              <w:rPr>
-                <w:sz w:val="19"/>
-                <w:szCs w:val="19"/>
-              </w:rPr>
-              <w:t>없음</w:t>
+              <w:t>자원 사용량 제한 없음</w:t>
             </w:r>
           </w:p>
         </w:tc>
@@ -10587,175 +8923,7 @@
                 <w:sz w:val="19"/>
                 <w:szCs w:val="19"/>
               </w:rPr>
-              <w:t>요청</w:t>
-            </w:r>
-            <w:r>
-              <w:rPr>
-                <w:sz w:val="19"/>
-                <w:szCs w:val="19"/>
-              </w:rPr>
-              <w:t xml:space="preserve"> </w:t>
-            </w:r>
-            <w:r>
-              <w:rPr>
-                <w:sz w:val="19"/>
-                <w:szCs w:val="19"/>
-              </w:rPr>
-              <w:t>횟수</w:t>
-            </w:r>
-            <w:r>
-              <w:rPr>
-                <w:sz w:val="19"/>
-                <w:szCs w:val="19"/>
-              </w:rPr>
-              <w:t>·</w:t>
-            </w:r>
-            <w:r>
-              <w:rPr>
-                <w:sz w:val="19"/>
-                <w:szCs w:val="19"/>
-              </w:rPr>
-              <w:t>크기</w:t>
-            </w:r>
-            <w:r>
-              <w:rPr>
-                <w:sz w:val="19"/>
-                <w:szCs w:val="19"/>
-              </w:rPr>
-              <w:t>·</w:t>
-            </w:r>
-            <w:r>
-              <w:rPr>
-                <w:sz w:val="19"/>
-                <w:szCs w:val="19"/>
-              </w:rPr>
-              <w:t>시간</w:t>
-            </w:r>
-            <w:r>
-              <w:rPr>
-                <w:sz w:val="19"/>
-                <w:szCs w:val="19"/>
-              </w:rPr>
-              <w:t xml:space="preserve"> </w:t>
-            </w:r>
-            <w:r>
-              <w:rPr>
-                <w:sz w:val="19"/>
-                <w:szCs w:val="19"/>
-              </w:rPr>
-              <w:t>제한이</w:t>
-            </w:r>
-            <w:r>
-              <w:rPr>
-                <w:sz w:val="19"/>
-                <w:szCs w:val="19"/>
-              </w:rPr>
-              <w:t xml:space="preserve"> </w:t>
-            </w:r>
-            <w:r>
-              <w:rPr>
-                <w:sz w:val="19"/>
-                <w:szCs w:val="19"/>
-              </w:rPr>
-              <w:t>없어</w:t>
-            </w:r>
-            <w:r>
-              <w:rPr>
-                <w:sz w:val="19"/>
-                <w:szCs w:val="19"/>
-              </w:rPr>
-              <w:t xml:space="preserve"> </w:t>
-            </w:r>
-            <w:r>
-              <w:rPr>
-                <w:sz w:val="19"/>
-                <w:szCs w:val="19"/>
-              </w:rPr>
-              <w:t>서버</w:t>
-            </w:r>
-            <w:r>
-              <w:rPr>
-                <w:sz w:val="19"/>
-                <w:szCs w:val="19"/>
-              </w:rPr>
-              <w:t xml:space="preserve"> </w:t>
-            </w:r>
-            <w:r>
-              <w:rPr>
-                <w:sz w:val="19"/>
-                <w:szCs w:val="19"/>
-              </w:rPr>
-              <w:t>자원을</w:t>
-            </w:r>
-            <w:r>
-              <w:rPr>
-                <w:sz w:val="19"/>
-                <w:szCs w:val="19"/>
-              </w:rPr>
-              <w:t xml:space="preserve"> </w:t>
-            </w:r>
-            <w:r>
-              <w:rPr>
-                <w:sz w:val="19"/>
-                <w:szCs w:val="19"/>
-              </w:rPr>
-              <w:t>모두</w:t>
-            </w:r>
-            <w:r>
-              <w:rPr>
-                <w:sz w:val="19"/>
-                <w:szCs w:val="19"/>
-              </w:rPr>
-              <w:t xml:space="preserve"> </w:t>
-            </w:r>
-            <w:r>
-              <w:rPr>
-                <w:sz w:val="19"/>
-                <w:szCs w:val="19"/>
-              </w:rPr>
-              <w:t>써버릴</w:t>
-            </w:r>
-            <w:r>
-              <w:rPr>
-                <w:sz w:val="19"/>
-                <w:szCs w:val="19"/>
-              </w:rPr>
-              <w:t xml:space="preserve"> </w:t>
-            </w:r>
-            <w:r>
-              <w:rPr>
-                <w:sz w:val="19"/>
-                <w:szCs w:val="19"/>
-              </w:rPr>
-              <w:t>수</w:t>
-            </w:r>
-            <w:r>
-              <w:rPr>
-                <w:sz w:val="19"/>
-                <w:szCs w:val="19"/>
-              </w:rPr>
-              <w:t xml:space="preserve"> </w:t>
-            </w:r>
-            <w:r>
-              <w:rPr>
-                <w:sz w:val="19"/>
-                <w:szCs w:val="19"/>
-              </w:rPr>
-              <w:t>있는</w:t>
-            </w:r>
-            <w:r>
-              <w:rPr>
-                <w:sz w:val="19"/>
-                <w:szCs w:val="19"/>
-              </w:rPr>
-              <w:t xml:space="preserve"> </w:t>
-            </w:r>
-            <w:r>
-              <w:rPr>
-                <w:sz w:val="19"/>
-                <w:szCs w:val="19"/>
-              </w:rPr>
-              <w:t>것</w:t>
+              <w:t>요청 횟수·크기·시간 제한이 없어 서버 자원을 모두 써버릴 수 있는 것</w:t>
             </w:r>
           </w:p>
         </w:tc>
@@ -10784,182 +8952,7 @@
                 <w:sz w:val="19"/>
                 <w:szCs w:val="19"/>
               </w:rPr>
-              <w:t>부분</w:t>
-            </w:r>
-            <w:r>
-              <w:rPr>
-                <w:sz w:val="19"/>
-                <w:szCs w:val="19"/>
-              </w:rPr>
-              <w:t xml:space="preserve"> — 10</w:t>
-            </w:r>
-            <w:r>
-              <w:rPr>
-                <w:sz w:val="19"/>
-                <w:szCs w:val="19"/>
-              </w:rPr>
-              <w:t>강</w:t>
-            </w:r>
-            <w:r>
-              <w:rPr>
-                <w:sz w:val="19"/>
-                <w:szCs w:val="19"/>
-              </w:rPr>
-              <w:t xml:space="preserve"> </w:t>
-            </w:r>
-            <w:r>
-              <w:rPr>
-                <w:sz w:val="19"/>
-                <w:szCs w:val="19"/>
-              </w:rPr>
-              <w:t>로그인</w:t>
-            </w:r>
-            <w:r>
-              <w:rPr>
-                <w:sz w:val="19"/>
-                <w:szCs w:val="19"/>
-              </w:rPr>
-              <w:t xml:space="preserve"> </w:t>
-            </w:r>
-            <w:r>
-              <w:rPr>
-                <w:sz w:val="19"/>
-                <w:szCs w:val="19"/>
-              </w:rPr>
-              <w:t>시도</w:t>
-            </w:r>
-            <w:r>
-              <w:rPr>
-                <w:sz w:val="19"/>
-                <w:szCs w:val="19"/>
-              </w:rPr>
-              <w:t xml:space="preserve"> </w:t>
-            </w:r>
-            <w:r>
-              <w:rPr>
-                <w:sz w:val="19"/>
-                <w:szCs w:val="19"/>
-              </w:rPr>
-              <w:t>제한</w:t>
-            </w:r>
-            <w:r>
-              <w:rPr>
-                <w:sz w:val="19"/>
-                <w:szCs w:val="19"/>
-              </w:rPr>
-              <w:t>(</w:t>
-            </w:r>
-            <w:r>
-              <w:rPr>
-                <w:sz w:val="19"/>
-                <w:szCs w:val="19"/>
-              </w:rPr>
-              <w:t>계정</w:t>
-            </w:r>
-            <w:r>
-              <w:rPr>
-                <w:sz w:val="19"/>
-                <w:szCs w:val="19"/>
-              </w:rPr>
-              <w:t xml:space="preserve"> </w:t>
-            </w:r>
-            <w:r>
-              <w:rPr>
-                <w:sz w:val="19"/>
-                <w:szCs w:val="19"/>
-              </w:rPr>
-              <w:t>단위</w:t>
-            </w:r>
-            <w:r>
-              <w:rPr>
-                <w:sz w:val="19"/>
-                <w:szCs w:val="19"/>
-              </w:rPr>
-              <w:t>)</w:t>
-            </w:r>
-            <w:r>
-              <w:rPr>
-                <w:sz w:val="19"/>
-                <w:szCs w:val="19"/>
-              </w:rPr>
-              <w:t>으로</w:t>
-            </w:r>
-            <w:r>
-              <w:rPr>
-                <w:sz w:val="19"/>
-                <w:szCs w:val="19"/>
-              </w:rPr>
-              <w:t xml:space="preserve"> </w:t>
-            </w:r>
-            <w:r>
-              <w:rPr>
-                <w:sz w:val="19"/>
-                <w:szCs w:val="19"/>
-              </w:rPr>
-              <w:t>일부</w:t>
-            </w:r>
-            <w:r>
-              <w:rPr>
-                <w:sz w:val="19"/>
-                <w:szCs w:val="19"/>
-              </w:rPr>
-              <w:t xml:space="preserve"> </w:t>
-            </w:r>
-            <w:r>
-              <w:rPr>
-                <w:sz w:val="19"/>
-                <w:szCs w:val="19"/>
-              </w:rPr>
-              <w:t>대응</w:t>
-            </w:r>
-            <w:r>
-              <w:rPr>
-                <w:sz w:val="19"/>
-                <w:szCs w:val="19"/>
-              </w:rPr>
-              <w:t xml:space="preserve">, IP </w:t>
-            </w:r>
-            <w:r>
-              <w:rPr>
-                <w:sz w:val="19"/>
-                <w:szCs w:val="19"/>
-              </w:rPr>
-              <w:t>단위</w:t>
-            </w:r>
-            <w:r>
-              <w:rPr>
-                <w:sz w:val="19"/>
-                <w:szCs w:val="19"/>
-              </w:rPr>
-              <w:t xml:space="preserve"> </w:t>
-            </w:r>
-            <w:r>
-              <w:rPr>
-                <w:sz w:val="19"/>
-                <w:szCs w:val="19"/>
-              </w:rPr>
-              <w:t>속도</w:t>
-            </w:r>
-            <w:r>
-              <w:rPr>
-                <w:sz w:val="19"/>
-                <w:szCs w:val="19"/>
-              </w:rPr>
-              <w:t xml:space="preserve"> </w:t>
-            </w:r>
-            <w:r>
-              <w:rPr>
-                <w:sz w:val="19"/>
-                <w:szCs w:val="19"/>
-              </w:rPr>
-              <w:t>제한은</w:t>
-            </w:r>
-            <w:r>
-              <w:rPr>
-                <w:sz w:val="19"/>
-                <w:szCs w:val="19"/>
-              </w:rPr>
-              <w:t xml:space="preserve"> </w:t>
+              <w:t xml:space="preserve">부분 — 10강 로그인 시도 제한(계정 단위)으로 일부 대응, IP 단위 속도 제한은 </w:t>
             </w:r>
             <w:proofErr w:type="spellStart"/>
             <w:r>
@@ -11028,7 +9021,95 @@
                 <w:sz w:val="19"/>
                 <w:szCs w:val="19"/>
               </w:rPr>
-              <w:t>기능</w:t>
+              <w:t>기능 단위 접근 제어 실패</w:t>
+            </w:r>
+          </w:p>
+        </w:tc>
+        <w:tc>
+          <w:tcPr>
+            <w:tcW w:w="4200" w:type="dxa"/>
+            <w:tcBorders>
+              <w:top w:val="single" w:sz="4" w:space="0" w:color="BFC9D4"/>
+              <w:left w:val="single" w:sz="4" w:space="0" w:color="BFC9D4"/>
+              <w:bottom w:val="single" w:sz="4" w:space="0" w:color="BFC9D4"/>
+              <w:right w:val="single" w:sz="4" w:space="0" w:color="BFC9D4"/>
+            </w:tcBorders>
+            <w:tcMar>
+              <w:top w:w="80" w:type="dxa"/>
+              <w:left w:w="120" w:type="dxa"/>
+              <w:bottom w:w="80" w:type="dxa"/>
+              <w:right w:w="120" w:type="dxa"/>
+            </w:tcMar>
+          </w:tcPr>
+          <w:p>
+            <w:pPr>
+              <w:spacing w:after="40" w:line="280" w:lineRule="auto"/>
+            </w:pPr>
+            <w:r>
+              <w:rPr>
+                <w:sz w:val="19"/>
+                <w:szCs w:val="19"/>
+              </w:rPr>
+              <w:t>일반 사용자가 관리자 전용 기능(</w:t>
+            </w:r>
+            <w:proofErr w:type="spellStart"/>
+            <w:r>
+              <w:rPr>
+                <w:sz w:val="19"/>
+                <w:szCs w:val="19"/>
+              </w:rPr>
+              <w:t>엔드포인트</w:t>
+            </w:r>
+            <w:proofErr w:type="spellEnd"/>
+            <w:r>
+              <w:rPr>
+                <w:sz w:val="19"/>
+                <w:szCs w:val="19"/>
+              </w:rPr>
+              <w:t>)을 그대로 호출할 수 있는 것</w:t>
+            </w:r>
+          </w:p>
+        </w:tc>
+        <w:tc>
+          <w:tcPr>
+            <w:tcW w:w="2338" w:type="dxa"/>
+            <w:tcBorders>
+              <w:top w:val="single" w:sz="4" w:space="0" w:color="BFC9D4"/>
+              <w:left w:val="single" w:sz="4" w:space="0" w:color="BFC9D4"/>
+              <w:bottom w:val="single" w:sz="4" w:space="0" w:color="BFC9D4"/>
+              <w:right w:val="single" w:sz="4" w:space="0" w:color="BFC9D4"/>
+            </w:tcBorders>
+            <w:tcMar>
+              <w:top w:w="80" w:type="dxa"/>
+              <w:left w:w="120" w:type="dxa"/>
+              <w:bottom w:w="80" w:type="dxa"/>
+              <w:right w:w="120" w:type="dxa"/>
+            </w:tcMar>
+          </w:tcPr>
+          <w:p>
+            <w:pPr>
+              <w:spacing w:after="40" w:line="280" w:lineRule="auto"/>
+            </w:pPr>
+            <w:r>
+              <w:rPr>
+                <w:sz w:val="19"/>
+                <w:szCs w:val="19"/>
+              </w:rPr>
+              <w:t>관점</w:t>
+            </w:r>
+            <w:r>
+              <w:rPr>
+                <w:sz w:val="19"/>
+                <w:szCs w:val="19"/>
+              </w:rPr>
+              <w:t xml:space="preserve"> — 2</w:t>
+            </w:r>
+            <w:r>
+              <w:rPr>
+                <w:sz w:val="19"/>
+                <w:szCs w:val="19"/>
+              </w:rPr>
+              <w:t>강</w:t>
             </w:r>
             <w:r>
               <w:rPr>
@@ -11042,7 +9123,7 @@
                 <w:sz w:val="19"/>
                 <w:szCs w:val="19"/>
               </w:rPr>
-              <w:t>단위</w:t>
+              <w:t>접근</w:t>
             </w:r>
             <w:r>
               <w:rPr>
@@ -11056,7 +9137,35 @@
                 <w:sz w:val="19"/>
                 <w:szCs w:val="19"/>
               </w:rPr>
-              <w:t>접근</w:t>
+              <w:t>제어</w:t>
+            </w:r>
+            <w:r>
+              <w:rPr>
+                <w:sz w:val="19"/>
+                <w:szCs w:val="19"/>
+              </w:rPr>
+              <w:t>(</w:t>
+            </w:r>
+            <w:r>
+              <w:rPr>
+                <w:sz w:val="19"/>
+                <w:szCs w:val="19"/>
+              </w:rPr>
+              <w:t>웹</w:t>
+            </w:r>
+            <w:r>
+              <w:rPr>
+                <w:sz w:val="19"/>
+                <w:szCs w:val="19"/>
+              </w:rPr>
+              <w:t xml:space="preserve"> #1 </w:t>
+            </w:r>
+            <w:r>
+              <w:rPr>
+                <w:sz w:val="19"/>
+                <w:szCs w:val="19"/>
+              </w:rPr>
+              <w:t>수직</w:t>
             </w:r>
             <w:r>
               <w:rPr>
@@ -11070,7 +9179,7 @@
                 <w:sz w:val="19"/>
                 <w:szCs w:val="19"/>
               </w:rPr>
-              <w:t>제어</w:t>
+              <w:t>권한</w:t>
             </w:r>
             <w:r>
               <w:rPr>
@@ -11084,36 +9193,21 @@
                 <w:sz w:val="19"/>
                 <w:szCs w:val="19"/>
               </w:rPr>
-              <w:t>실패</w:t>
-            </w:r>
-          </w:p>
-        </w:tc>
-        <w:tc>
-          <w:tcPr>
-            <w:tcW w:w="4200" w:type="dxa"/>
-            <w:tcBorders>
-              <w:top w:val="single" w:sz="4" w:space="0" w:color="BFC9D4"/>
-              <w:left w:val="single" w:sz="4" w:space="0" w:color="BFC9D4"/>
-              <w:bottom w:val="single" w:sz="4" w:space="0" w:color="BFC9D4"/>
-              <w:right w:val="single" w:sz="4" w:space="0" w:color="BFC9D4"/>
-            </w:tcBorders>
-            <w:tcMar>
-              <w:top w:w="80" w:type="dxa"/>
-              <w:left w:w="120" w:type="dxa"/>
-              <w:bottom w:w="80" w:type="dxa"/>
-              <w:right w:w="120" w:type="dxa"/>
-            </w:tcMar>
-          </w:tcPr>
-          <w:p>
-            <w:pPr>
-              <w:spacing w:after="40" w:line="280" w:lineRule="auto"/>
-            </w:pPr>
-            <w:r>
-              <w:rPr>
-                <w:sz w:val="19"/>
-                <w:szCs w:val="19"/>
-              </w:rPr>
-              <w:t>일반</w:t>
+              <w:t>상승</w:t>
+            </w:r>
+            <w:r>
+              <w:rPr>
+                <w:sz w:val="19"/>
+                <w:szCs w:val="19"/>
+              </w:rPr>
+              <w:t>)</w:t>
+            </w:r>
+            <w:r>
+              <w:rPr>
+                <w:sz w:val="19"/>
+                <w:szCs w:val="19"/>
+              </w:rPr>
+              <w:t>와</w:t>
             </w:r>
             <w:r>
               <w:rPr>
@@ -11127,7 +9221,7 @@
                 <w:sz w:val="19"/>
                 <w:szCs w:val="19"/>
               </w:rPr>
-              <w:t>사용자가</w:t>
+              <w:t>같은</w:t>
             </w:r>
             <w:r>
               <w:rPr>
@@ -11141,164 +9235,7 @@
                 <w:sz w:val="19"/>
                 <w:szCs w:val="19"/>
               </w:rPr>
-              <w:t>관리자</w:t>
-            </w:r>
-            <w:r>
-              <w:rPr>
-                <w:sz w:val="19"/>
-                <w:szCs w:val="19"/>
-              </w:rPr>
-              <w:t xml:space="preserve"> </w:t>
-            </w:r>
-            <w:r>
-              <w:rPr>
-                <w:sz w:val="19"/>
-                <w:szCs w:val="19"/>
-              </w:rPr>
-              <w:t>전용</w:t>
-            </w:r>
-            <w:r>
-              <w:rPr>
-                <w:sz w:val="19"/>
-                <w:szCs w:val="19"/>
-              </w:rPr>
-              <w:t xml:space="preserve"> </w:t>
-            </w:r>
-            <w:r>
-              <w:rPr>
-                <w:sz w:val="19"/>
-                <w:szCs w:val="19"/>
-              </w:rPr>
-              <w:t>기능</w:t>
-            </w:r>
-            <w:r>
-              <w:rPr>
-                <w:sz w:val="19"/>
-                <w:szCs w:val="19"/>
-              </w:rPr>
-              <w:t>(</w:t>
-            </w:r>
-            <w:proofErr w:type="spellStart"/>
-            <w:r>
-              <w:rPr>
-                <w:sz w:val="19"/>
-                <w:szCs w:val="19"/>
-              </w:rPr>
-              <w:t>엔드포인트</w:t>
-            </w:r>
-            <w:proofErr w:type="spellEnd"/>
-            <w:r>
-              <w:rPr>
-                <w:sz w:val="19"/>
-                <w:szCs w:val="19"/>
-              </w:rPr>
-              <w:t>)</w:t>
-            </w:r>
-            <w:r>
-              <w:rPr>
-                <w:sz w:val="19"/>
-                <w:szCs w:val="19"/>
-              </w:rPr>
-              <w:t>을</w:t>
-            </w:r>
-            <w:r>
-              <w:rPr>
-                <w:sz w:val="19"/>
-                <w:szCs w:val="19"/>
-              </w:rPr>
-              <w:t xml:space="preserve"> </w:t>
-            </w:r>
-            <w:r>
-              <w:rPr>
-                <w:sz w:val="19"/>
-                <w:szCs w:val="19"/>
-              </w:rPr>
-              <w:t>그대로</w:t>
-            </w:r>
-            <w:r>
-              <w:rPr>
-                <w:sz w:val="19"/>
-                <w:szCs w:val="19"/>
-              </w:rPr>
-              <w:t xml:space="preserve"> </w:t>
-            </w:r>
-            <w:r>
-              <w:rPr>
-                <w:sz w:val="19"/>
-                <w:szCs w:val="19"/>
-              </w:rPr>
-              <w:t>호출할</w:t>
-            </w:r>
-            <w:r>
-              <w:rPr>
-                <w:sz w:val="19"/>
-                <w:szCs w:val="19"/>
-              </w:rPr>
-              <w:t xml:space="preserve"> </w:t>
-            </w:r>
-            <w:r>
-              <w:rPr>
-                <w:sz w:val="19"/>
-                <w:szCs w:val="19"/>
-              </w:rPr>
-              <w:t>수</w:t>
-            </w:r>
-            <w:r>
-              <w:rPr>
-                <w:sz w:val="19"/>
-                <w:szCs w:val="19"/>
-              </w:rPr>
-              <w:t xml:space="preserve"> </w:t>
-            </w:r>
-            <w:r>
-              <w:rPr>
-                <w:sz w:val="19"/>
-                <w:szCs w:val="19"/>
-              </w:rPr>
-              <w:t>있는</w:t>
-            </w:r>
-            <w:r>
-              <w:rPr>
-                <w:sz w:val="19"/>
-                <w:szCs w:val="19"/>
-              </w:rPr>
-              <w:t xml:space="preserve"> </w:t>
-            </w:r>
-            <w:r>
-              <w:rPr>
-                <w:sz w:val="19"/>
-                <w:szCs w:val="19"/>
-              </w:rPr>
-              <w:t>것</w:t>
-            </w:r>
-          </w:p>
-        </w:tc>
-        <w:tc>
-          <w:tcPr>
-            <w:tcW w:w="2338" w:type="dxa"/>
-            <w:tcBorders>
-              <w:top w:val="single" w:sz="4" w:space="0" w:color="BFC9D4"/>
-              <w:left w:val="single" w:sz="4" w:space="0" w:color="BFC9D4"/>
-              <w:bottom w:val="single" w:sz="4" w:space="0" w:color="BFC9D4"/>
-              <w:right w:val="single" w:sz="4" w:space="0" w:color="BFC9D4"/>
-            </w:tcBorders>
-            <w:tcMar>
-              <w:top w:w="80" w:type="dxa"/>
-              <w:left w:w="120" w:type="dxa"/>
-              <w:bottom w:w="80" w:type="dxa"/>
-              <w:right w:w="120" w:type="dxa"/>
-            </w:tcMar>
-          </w:tcPr>
-          <w:p>
-            <w:pPr>
-              <w:spacing w:after="40" w:line="280" w:lineRule="auto"/>
-            </w:pPr>
-            <w:r>
-              <w:rPr>
-                <w:sz w:val="19"/>
-                <w:szCs w:val="19"/>
-              </w:rPr>
-              <w:t>관점 — 2강 접근 제어(웹 #1 수직 권한 상승)와 같은 문제</w:t>
+              <w:t>문제</w:t>
             </w:r>
           </w:p>
         </w:tc>
@@ -11358,49 +9295,7 @@
                 <w:sz w:val="19"/>
                 <w:szCs w:val="19"/>
               </w:rPr>
-              <w:t>중요</w:t>
-            </w:r>
-            <w:r>
-              <w:rPr>
-                <w:sz w:val="19"/>
-                <w:szCs w:val="19"/>
-              </w:rPr>
-              <w:t xml:space="preserve"> </w:t>
-            </w:r>
-            <w:r>
-              <w:rPr>
-                <w:sz w:val="19"/>
-                <w:szCs w:val="19"/>
-              </w:rPr>
-              <w:t>업무</w:t>
-            </w:r>
-            <w:r>
-              <w:rPr>
-                <w:sz w:val="19"/>
-                <w:szCs w:val="19"/>
-              </w:rPr>
-              <w:t xml:space="preserve"> </w:t>
-            </w:r>
-            <w:r>
-              <w:rPr>
-                <w:sz w:val="19"/>
-                <w:szCs w:val="19"/>
-              </w:rPr>
-              <w:t>흐름</w:t>
-            </w:r>
-            <w:r>
-              <w:rPr>
-                <w:sz w:val="19"/>
-                <w:szCs w:val="19"/>
-              </w:rPr>
-              <w:t xml:space="preserve"> </w:t>
-            </w:r>
-            <w:r>
-              <w:rPr>
-                <w:sz w:val="19"/>
-                <w:szCs w:val="19"/>
-              </w:rPr>
-              <w:t>남용</w:t>
+              <w:t>중요 업무 흐름 남용</w:t>
             </w:r>
           </w:p>
         </w:tc>
@@ -11429,105 +9324,7 @@
                 <w:sz w:val="19"/>
                 <w:szCs w:val="19"/>
               </w:rPr>
-              <w:t>정상</w:t>
-            </w:r>
-            <w:r>
-              <w:rPr>
-                <w:sz w:val="19"/>
-                <w:szCs w:val="19"/>
-              </w:rPr>
-              <w:t xml:space="preserve"> </w:t>
-            </w:r>
-            <w:r>
-              <w:rPr>
-                <w:sz w:val="19"/>
-                <w:szCs w:val="19"/>
-              </w:rPr>
-              <w:t>기능을</w:t>
-            </w:r>
-            <w:r>
-              <w:rPr>
-                <w:sz w:val="19"/>
-                <w:szCs w:val="19"/>
-              </w:rPr>
-              <w:t xml:space="preserve"> </w:t>
-            </w:r>
-            <w:r>
-              <w:rPr>
-                <w:sz w:val="19"/>
-                <w:szCs w:val="19"/>
-              </w:rPr>
-              <w:t>봇이</w:t>
-            </w:r>
-            <w:r>
-              <w:rPr>
-                <w:sz w:val="19"/>
-                <w:szCs w:val="19"/>
-              </w:rPr>
-              <w:t xml:space="preserve"> </w:t>
-            </w:r>
-            <w:r>
-              <w:rPr>
-                <w:sz w:val="19"/>
-                <w:szCs w:val="19"/>
-              </w:rPr>
-              <w:t>반복해</w:t>
-            </w:r>
-            <w:r>
-              <w:rPr>
-                <w:sz w:val="19"/>
-                <w:szCs w:val="19"/>
-              </w:rPr>
-              <w:t xml:space="preserve"> </w:t>
-            </w:r>
-            <w:r>
-              <w:rPr>
-                <w:sz w:val="19"/>
-                <w:szCs w:val="19"/>
-              </w:rPr>
-              <w:t>사업</w:t>
-            </w:r>
-            <w:r>
-              <w:rPr>
-                <w:sz w:val="19"/>
-                <w:szCs w:val="19"/>
-              </w:rPr>
-              <w:t xml:space="preserve"> </w:t>
-            </w:r>
-            <w:r>
-              <w:rPr>
-                <w:sz w:val="19"/>
-                <w:szCs w:val="19"/>
-              </w:rPr>
-              <w:t>자체를</w:t>
-            </w:r>
-            <w:r>
-              <w:rPr>
-                <w:sz w:val="19"/>
-                <w:szCs w:val="19"/>
-              </w:rPr>
-              <w:t xml:space="preserve"> </w:t>
-            </w:r>
-            <w:r>
-              <w:rPr>
-                <w:sz w:val="19"/>
-                <w:szCs w:val="19"/>
-              </w:rPr>
-              <w:t>망가뜨리는</w:t>
-            </w:r>
-            <w:r>
-              <w:rPr>
-                <w:sz w:val="19"/>
-                <w:szCs w:val="19"/>
-              </w:rPr>
-              <w:t xml:space="preserve"> </w:t>
-            </w:r>
-            <w:r>
-              <w:rPr>
-                <w:sz w:val="19"/>
-                <w:szCs w:val="19"/>
-              </w:rPr>
-              <w:t>것</w:t>
+              <w:t>정상 기능을 봇이 반복해 사업 자체를 망가뜨리는 것</w:t>
             </w:r>
           </w:p>
         </w:tc>
@@ -11556,49 +9353,7 @@
                 <w:sz w:val="19"/>
                 <w:szCs w:val="19"/>
               </w:rPr>
-              <w:t>해당</w:t>
-            </w:r>
-            <w:r>
-              <w:rPr>
-                <w:sz w:val="19"/>
-                <w:szCs w:val="19"/>
-              </w:rPr>
-              <w:t xml:space="preserve"> </w:t>
-            </w:r>
-            <w:r>
-              <w:rPr>
-                <w:sz w:val="19"/>
-                <w:szCs w:val="19"/>
-              </w:rPr>
-              <w:t>없음</w:t>
-            </w:r>
-            <w:r>
-              <w:rPr>
-                <w:sz w:val="19"/>
-                <w:szCs w:val="19"/>
-              </w:rPr>
-              <w:t xml:space="preserve"> — </w:t>
-            </w:r>
-            <w:r>
-              <w:rPr>
-                <w:sz w:val="19"/>
-                <w:szCs w:val="19"/>
-              </w:rPr>
-              <w:t>실무</w:t>
-            </w:r>
-            <w:r>
-              <w:rPr>
-                <w:sz w:val="19"/>
-                <w:szCs w:val="19"/>
-              </w:rPr>
-              <w:t xml:space="preserve"> </w:t>
-            </w:r>
-            <w:r>
-              <w:rPr>
-                <w:sz w:val="19"/>
-                <w:szCs w:val="19"/>
-              </w:rPr>
-              <w:t>참고용</w:t>
+              <w:t>해당 없음 — 실무 참고용</w:t>
             </w:r>
           </w:p>
         </w:tc>
@@ -11659,42 +9414,7 @@
                 <w:sz w:val="19"/>
                 <w:szCs w:val="19"/>
               </w:rPr>
-              <w:t>서버</w:t>
-            </w:r>
-            <w:r>
-              <w:rPr>
-                <w:sz w:val="19"/>
-                <w:szCs w:val="19"/>
-              </w:rPr>
-              <w:t xml:space="preserve"> </w:t>
-            </w:r>
-            <w:r>
-              <w:rPr>
-                <w:sz w:val="19"/>
-                <w:szCs w:val="19"/>
-              </w:rPr>
-              <w:t>요청</w:t>
-            </w:r>
-            <w:r>
-              <w:rPr>
-                <w:sz w:val="19"/>
-                <w:szCs w:val="19"/>
-              </w:rPr>
-              <w:t xml:space="preserve"> </w:t>
-            </w:r>
-            <w:r>
-              <w:rPr>
-                <w:sz w:val="19"/>
-                <w:szCs w:val="19"/>
-              </w:rPr>
-              <w:t>위조</w:t>
-            </w:r>
-            <w:r>
-              <w:rPr>
-                <w:sz w:val="19"/>
-                <w:szCs w:val="19"/>
-              </w:rPr>
-              <w:t xml:space="preserve"> (SSRF)</w:t>
+              <w:t>서버 요청 위조 (SSRF)</w:t>
             </w:r>
           </w:p>
         </w:tc>
@@ -11723,91 +9443,7 @@
                 <w:sz w:val="19"/>
                 <w:szCs w:val="19"/>
               </w:rPr>
-              <w:t>서버가</w:t>
-            </w:r>
-            <w:r>
-              <w:rPr>
-                <w:sz w:val="19"/>
-                <w:szCs w:val="19"/>
-              </w:rPr>
-              <w:t xml:space="preserve"> </w:t>
-            </w:r>
-            <w:r>
-              <w:rPr>
-                <w:sz w:val="19"/>
-                <w:szCs w:val="19"/>
-              </w:rPr>
-              <w:t>공격자가</w:t>
-            </w:r>
-            <w:r>
-              <w:rPr>
-                <w:sz w:val="19"/>
-                <w:szCs w:val="19"/>
-              </w:rPr>
-              <w:t xml:space="preserve"> </w:t>
-            </w:r>
-            <w:r>
-              <w:rPr>
-                <w:sz w:val="19"/>
-                <w:szCs w:val="19"/>
-              </w:rPr>
-              <w:t>지정한</w:t>
-            </w:r>
-            <w:r>
-              <w:rPr>
-                <w:sz w:val="19"/>
-                <w:szCs w:val="19"/>
-              </w:rPr>
-              <w:t xml:space="preserve"> </w:t>
-            </w:r>
-            <w:r>
-              <w:rPr>
-                <w:sz w:val="19"/>
-                <w:szCs w:val="19"/>
-              </w:rPr>
-              <w:t>주소로</w:t>
-            </w:r>
-            <w:r>
-              <w:rPr>
-                <w:sz w:val="19"/>
-                <w:szCs w:val="19"/>
-              </w:rPr>
-              <w:t xml:space="preserve"> </w:t>
-            </w:r>
-            <w:r>
-              <w:rPr>
-                <w:sz w:val="19"/>
-                <w:szCs w:val="19"/>
-              </w:rPr>
-              <w:t>대신</w:t>
-            </w:r>
-            <w:r>
-              <w:rPr>
-                <w:sz w:val="19"/>
-                <w:szCs w:val="19"/>
-              </w:rPr>
-              <w:t xml:space="preserve"> </w:t>
-            </w:r>
-            <w:r>
-              <w:rPr>
-                <w:sz w:val="19"/>
-                <w:szCs w:val="19"/>
-              </w:rPr>
-              <w:t>요청해버리는</w:t>
-            </w:r>
-            <w:r>
-              <w:rPr>
-                <w:sz w:val="19"/>
-                <w:szCs w:val="19"/>
-              </w:rPr>
-              <w:t xml:space="preserve"> </w:t>
-            </w:r>
-            <w:r>
-              <w:rPr>
-                <w:sz w:val="19"/>
-                <w:szCs w:val="19"/>
-              </w:rPr>
-              <w:t>것</w:t>
+              <w:t>서버가 공격자가 지정한 주소로 대신 요청해버리는 것</w:t>
             </w:r>
           </w:p>
         </w:tc>
@@ -11836,105 +9472,7 @@
                 <w:sz w:val="19"/>
                 <w:szCs w:val="19"/>
               </w:rPr>
-              <w:t>관점</w:t>
-            </w:r>
-            <w:r>
-              <w:rPr>
-                <w:sz w:val="19"/>
-                <w:szCs w:val="19"/>
-              </w:rPr>
-              <w:t xml:space="preserve"> — </w:t>
-            </w:r>
-            <w:r>
-              <w:rPr>
-                <w:sz w:val="19"/>
-                <w:szCs w:val="19"/>
-              </w:rPr>
-              <w:t>외부</w:t>
-            </w:r>
-            <w:r>
-              <w:rPr>
-                <w:sz w:val="19"/>
-                <w:szCs w:val="19"/>
-              </w:rPr>
-              <w:t xml:space="preserve"> URL </w:t>
-            </w:r>
-            <w:r>
-              <w:rPr>
-                <w:sz w:val="19"/>
-                <w:szCs w:val="19"/>
-              </w:rPr>
-              <w:t>요청</w:t>
-            </w:r>
-            <w:r>
-              <w:rPr>
-                <w:sz w:val="19"/>
-                <w:szCs w:val="19"/>
-              </w:rPr>
-              <w:t xml:space="preserve"> </w:t>
-            </w:r>
-            <w:r>
-              <w:rPr>
-                <w:sz w:val="19"/>
-                <w:szCs w:val="19"/>
-              </w:rPr>
-              <w:t>기능</w:t>
-            </w:r>
-            <w:r>
-              <w:rPr>
-                <w:sz w:val="19"/>
-                <w:szCs w:val="19"/>
-              </w:rPr>
-              <w:t xml:space="preserve"> </w:t>
-            </w:r>
-            <w:r>
-              <w:rPr>
-                <w:sz w:val="19"/>
-                <w:szCs w:val="19"/>
-              </w:rPr>
-              <w:t>추가</w:t>
-            </w:r>
-            <w:r>
-              <w:rPr>
-                <w:sz w:val="19"/>
-                <w:szCs w:val="19"/>
-              </w:rPr>
-              <w:t xml:space="preserve"> </w:t>
-            </w:r>
-            <w:r>
-              <w:rPr>
-                <w:sz w:val="19"/>
-                <w:szCs w:val="19"/>
-              </w:rPr>
-              <w:t>시</w:t>
-            </w:r>
-            <w:r>
-              <w:rPr>
-                <w:sz w:val="19"/>
-                <w:szCs w:val="19"/>
-              </w:rPr>
-              <w:t xml:space="preserve"> </w:t>
-            </w:r>
-            <w:r>
-              <w:rPr>
-                <w:sz w:val="19"/>
-                <w:szCs w:val="19"/>
-              </w:rPr>
-              <w:t>최우선</w:t>
-            </w:r>
-            <w:r>
-              <w:rPr>
-                <w:sz w:val="19"/>
-                <w:szCs w:val="19"/>
-              </w:rPr>
-              <w:t xml:space="preserve"> </w:t>
-            </w:r>
-            <w:r>
-              <w:rPr>
-                <w:sz w:val="19"/>
-                <w:szCs w:val="19"/>
-              </w:rPr>
-              <w:t>점검</w:t>
+              <w:t>관점 — 외부 URL 요청 기능 추가 시 최우선 점검</w:t>
             </w:r>
           </w:p>
         </w:tc>
@@ -11994,35 +9532,7 @@
                 <w:sz w:val="19"/>
                 <w:szCs w:val="19"/>
               </w:rPr>
-              <w:t>보안</w:t>
-            </w:r>
-            <w:r>
-              <w:rPr>
-                <w:sz w:val="19"/>
-                <w:szCs w:val="19"/>
-              </w:rPr>
-              <w:t xml:space="preserve"> </w:t>
-            </w:r>
-            <w:r>
-              <w:rPr>
-                <w:sz w:val="19"/>
-                <w:szCs w:val="19"/>
-              </w:rPr>
-              <w:t>설정</w:t>
-            </w:r>
-            <w:r>
-              <w:rPr>
-                <w:sz w:val="19"/>
-                <w:szCs w:val="19"/>
-              </w:rPr>
-              <w:t xml:space="preserve"> </w:t>
-            </w:r>
-            <w:r>
-              <w:rPr>
-                <w:sz w:val="19"/>
-                <w:szCs w:val="19"/>
-              </w:rPr>
-              <w:t>오류</w:t>
+              <w:t>보안 설정 오류</w:t>
             </w:r>
           </w:p>
         </w:tc>
@@ -12051,98 +9561,7 @@
                 <w:sz w:val="19"/>
                 <w:szCs w:val="19"/>
               </w:rPr>
-              <w:t xml:space="preserve">API </w:t>
-            </w:r>
-            <w:r>
-              <w:rPr>
-                <w:sz w:val="19"/>
-                <w:szCs w:val="19"/>
-              </w:rPr>
-              <w:t>서버</w:t>
-            </w:r>
-            <w:r>
-              <w:rPr>
-                <w:sz w:val="19"/>
-                <w:szCs w:val="19"/>
-              </w:rPr>
-              <w:t xml:space="preserve"> </w:t>
-            </w:r>
-            <w:r>
-              <w:rPr>
-                <w:sz w:val="19"/>
-                <w:szCs w:val="19"/>
-              </w:rPr>
-              <w:t>설정을</w:t>
-            </w:r>
-            <w:r>
-              <w:rPr>
-                <w:sz w:val="19"/>
-                <w:szCs w:val="19"/>
-              </w:rPr>
-              <w:t xml:space="preserve"> </w:t>
-            </w:r>
-            <w:r>
-              <w:rPr>
-                <w:sz w:val="19"/>
-                <w:szCs w:val="19"/>
-              </w:rPr>
-              <w:t>잘못해서</w:t>
-            </w:r>
-            <w:r>
-              <w:rPr>
-                <w:sz w:val="19"/>
-                <w:szCs w:val="19"/>
-              </w:rPr>
-              <w:t>(</w:t>
-            </w:r>
-            <w:r>
-              <w:rPr>
-                <w:sz w:val="19"/>
-                <w:szCs w:val="19"/>
-              </w:rPr>
-              <w:t>또는</w:t>
-            </w:r>
-            <w:r>
-              <w:rPr>
-                <w:sz w:val="19"/>
-                <w:szCs w:val="19"/>
-              </w:rPr>
-              <w:t xml:space="preserve"> </w:t>
-            </w:r>
-            <w:r>
-              <w:rPr>
-                <w:sz w:val="19"/>
-                <w:szCs w:val="19"/>
-              </w:rPr>
-              <w:t>방치해서</w:t>
-            </w:r>
-            <w:r>
-              <w:rPr>
-                <w:sz w:val="19"/>
-                <w:szCs w:val="19"/>
-              </w:rPr>
-              <w:t xml:space="preserve">) </w:t>
-            </w:r>
-            <w:r>
-              <w:rPr>
-                <w:sz w:val="19"/>
-                <w:szCs w:val="19"/>
-              </w:rPr>
-              <w:t>뚫리는</w:t>
-            </w:r>
-            <w:r>
-              <w:rPr>
-                <w:sz w:val="19"/>
-                <w:szCs w:val="19"/>
-              </w:rPr>
-              <w:t xml:space="preserve"> </w:t>
-            </w:r>
-            <w:r>
-              <w:rPr>
-                <w:sz w:val="19"/>
-                <w:szCs w:val="19"/>
-              </w:rPr>
-              <w:t>것</w:t>
+              <w:t>API 서버 설정을 잘못해서(또는 방치해서) 뚫리는 것</w:t>
             </w:r>
           </w:p>
         </w:tc>
@@ -12171,7 +9590,35 @@
                 <w:sz w:val="19"/>
                 <w:szCs w:val="19"/>
               </w:rPr>
-              <w:t>9강 Actuator (API 버전)</w:t>
+              <w:t>9</w:t>
+            </w:r>
+            <w:r>
+              <w:rPr>
+                <w:sz w:val="19"/>
+                <w:szCs w:val="19"/>
+              </w:rPr>
+              <w:t>강</w:t>
+            </w:r>
+            <w:r>
+              <w:rPr>
+                <w:sz w:val="19"/>
+                <w:szCs w:val="19"/>
+              </w:rPr>
+              <w:t xml:space="preserve"> Actuator (API </w:t>
+            </w:r>
+            <w:r>
+              <w:rPr>
+                <w:sz w:val="19"/>
+                <w:szCs w:val="19"/>
+              </w:rPr>
+              <w:t>버전</w:t>
+            </w:r>
+            <w:r>
+              <w:rPr>
+                <w:sz w:val="19"/>
+                <w:szCs w:val="19"/>
+              </w:rPr>
+              <w:t>)</w:t>
             </w:r>
           </w:p>
         </w:tc>
@@ -12231,42 +9678,7 @@
                 <w:sz w:val="19"/>
                 <w:szCs w:val="19"/>
               </w:rPr>
-              <w:t xml:space="preserve">API </w:t>
-            </w:r>
-            <w:r>
-              <w:rPr>
-                <w:sz w:val="19"/>
-                <w:szCs w:val="19"/>
-              </w:rPr>
-              <w:t>자산</w:t>
-            </w:r>
-            <w:r>
-              <w:rPr>
-                <w:sz w:val="19"/>
-                <w:szCs w:val="19"/>
-              </w:rPr>
-              <w:t xml:space="preserve"> </w:t>
-            </w:r>
-            <w:r>
-              <w:rPr>
-                <w:sz w:val="19"/>
-                <w:szCs w:val="19"/>
-              </w:rPr>
-              <w:t>관리</w:t>
-            </w:r>
-            <w:r>
-              <w:rPr>
-                <w:sz w:val="19"/>
-                <w:szCs w:val="19"/>
-              </w:rPr>
-              <w:t xml:space="preserve"> </w:t>
-            </w:r>
-            <w:r>
-              <w:rPr>
-                <w:sz w:val="19"/>
-                <w:szCs w:val="19"/>
-              </w:rPr>
-              <w:t>미흡</w:t>
+              <w:t>API 자산 관리 미흡</w:t>
             </w:r>
           </w:p>
         </w:tc>
@@ -12295,133 +9707,7 @@
                 <w:sz w:val="19"/>
                 <w:szCs w:val="19"/>
               </w:rPr>
-              <w:t>몇</w:t>
-            </w:r>
-            <w:r>
-              <w:rPr>
-                <w:sz w:val="19"/>
-                <w:szCs w:val="19"/>
-              </w:rPr>
-              <w:t xml:space="preserve"> </w:t>
-            </w:r>
-            <w:r>
-              <w:rPr>
-                <w:sz w:val="19"/>
-                <w:szCs w:val="19"/>
-              </w:rPr>
-              <w:t>개의</w:t>
-            </w:r>
-            <w:r>
-              <w:rPr>
-                <w:sz w:val="19"/>
-                <w:szCs w:val="19"/>
-              </w:rPr>
-              <w:t xml:space="preserve"> API </w:t>
-            </w:r>
-            <w:r>
-              <w:rPr>
-                <w:sz w:val="19"/>
-                <w:szCs w:val="19"/>
-              </w:rPr>
-              <w:t>버전이</w:t>
-            </w:r>
-            <w:r>
-              <w:rPr>
-                <w:sz w:val="19"/>
-                <w:szCs w:val="19"/>
-              </w:rPr>
-              <w:t xml:space="preserve"> </w:t>
-            </w:r>
-            <w:r>
-              <w:rPr>
-                <w:sz w:val="19"/>
-                <w:szCs w:val="19"/>
-              </w:rPr>
-              <w:t>어디에</w:t>
-            </w:r>
-            <w:r>
-              <w:rPr>
-                <w:sz w:val="19"/>
-                <w:szCs w:val="19"/>
-              </w:rPr>
-              <w:t xml:space="preserve"> </w:t>
-            </w:r>
-            <w:r>
-              <w:rPr>
-                <w:sz w:val="19"/>
-                <w:szCs w:val="19"/>
-              </w:rPr>
-              <w:t>떠</w:t>
-            </w:r>
-            <w:r>
-              <w:rPr>
-                <w:sz w:val="19"/>
-                <w:szCs w:val="19"/>
-              </w:rPr>
-              <w:t xml:space="preserve"> </w:t>
-            </w:r>
-            <w:r>
-              <w:rPr>
-                <w:sz w:val="19"/>
-                <w:szCs w:val="19"/>
-              </w:rPr>
-              <w:t>있는지</w:t>
-            </w:r>
-            <w:r>
-              <w:rPr>
-                <w:sz w:val="19"/>
-                <w:szCs w:val="19"/>
-              </w:rPr>
-              <w:t xml:space="preserve"> </w:t>
-            </w:r>
-            <w:r>
-              <w:rPr>
-                <w:sz w:val="19"/>
-                <w:szCs w:val="19"/>
-              </w:rPr>
-              <w:t>파악이</w:t>
-            </w:r>
-            <w:r>
-              <w:rPr>
-                <w:sz w:val="19"/>
-                <w:szCs w:val="19"/>
-              </w:rPr>
-              <w:t xml:space="preserve"> </w:t>
-            </w:r>
-            <w:r>
-              <w:rPr>
-                <w:sz w:val="19"/>
-                <w:szCs w:val="19"/>
-              </w:rPr>
-              <w:t>안</w:t>
-            </w:r>
-            <w:r>
-              <w:rPr>
-                <w:sz w:val="19"/>
-                <w:szCs w:val="19"/>
-              </w:rPr>
-              <w:t xml:space="preserve"> </w:t>
-            </w:r>
-            <w:r>
-              <w:rPr>
-                <w:sz w:val="19"/>
-                <w:szCs w:val="19"/>
-              </w:rPr>
-              <w:t>되는</w:t>
-            </w:r>
-            <w:r>
-              <w:rPr>
-                <w:sz w:val="19"/>
-                <w:szCs w:val="19"/>
-              </w:rPr>
-              <w:t xml:space="preserve"> </w:t>
-            </w:r>
-            <w:r>
-              <w:rPr>
-                <w:sz w:val="19"/>
-                <w:szCs w:val="19"/>
-              </w:rPr>
-              <w:t>것</w:t>
+              <w:t>몇 개의 API 버전이 어디에 떠 있는지 파악이 안 되는 것</w:t>
             </w:r>
           </w:p>
         </w:tc>
@@ -12450,28 +9736,7 @@
                 <w:sz w:val="19"/>
                 <w:szCs w:val="19"/>
               </w:rPr>
-              <w:t>관점</w:t>
-            </w:r>
-            <w:r>
-              <w:rPr>
-                <w:sz w:val="19"/>
-                <w:szCs w:val="19"/>
-              </w:rPr>
-              <w:t xml:space="preserve"> — </w:t>
-            </w:r>
-            <w:r>
-              <w:rPr>
-                <w:sz w:val="19"/>
-                <w:szCs w:val="19"/>
-              </w:rPr>
-              <w:t>테스트용</w:t>
-            </w:r>
-            <w:r>
-              <w:rPr>
-                <w:sz w:val="19"/>
-                <w:szCs w:val="19"/>
-              </w:rPr>
-              <w:t xml:space="preserve"> </w:t>
+              <w:t xml:space="preserve">관점 — 테스트용 </w:t>
             </w:r>
             <w:proofErr w:type="spellStart"/>
             <w:r>
@@ -12487,42 +9752,7 @@
                 <w:sz w:val="19"/>
                 <w:szCs w:val="19"/>
               </w:rPr>
-              <w:t xml:space="preserve"> </w:t>
-            </w:r>
-            <w:r>
-              <w:rPr>
-                <w:sz w:val="19"/>
-                <w:szCs w:val="19"/>
-              </w:rPr>
-              <w:t>방치</w:t>
-            </w:r>
-            <w:r>
-              <w:rPr>
-                <w:sz w:val="19"/>
-                <w:szCs w:val="19"/>
-              </w:rPr>
-              <w:t xml:space="preserve"> </w:t>
-            </w:r>
-            <w:r>
-              <w:rPr>
-                <w:sz w:val="19"/>
-                <w:szCs w:val="19"/>
-              </w:rPr>
-              <w:t>습관이</w:t>
-            </w:r>
-            <w:r>
-              <w:rPr>
-                <w:sz w:val="19"/>
-                <w:szCs w:val="19"/>
-              </w:rPr>
-              <w:t xml:space="preserve"> </w:t>
-            </w:r>
-            <w:r>
-              <w:rPr>
-                <w:sz w:val="19"/>
-                <w:szCs w:val="19"/>
-              </w:rPr>
-              <w:t>축소판</w:t>
+              <w:t xml:space="preserve"> 방치 습관이 축소판</w:t>
             </w:r>
           </w:p>
         </w:tc>
@@ -12582,35 +9812,7 @@
                 <w:sz w:val="19"/>
                 <w:szCs w:val="19"/>
               </w:rPr>
-              <w:t>외부</w:t>
-            </w:r>
-            <w:r>
-              <w:rPr>
-                <w:sz w:val="19"/>
-                <w:szCs w:val="19"/>
-              </w:rPr>
-              <w:t xml:space="preserve"> API </w:t>
-            </w:r>
-            <w:r>
-              <w:rPr>
-                <w:sz w:val="19"/>
-                <w:szCs w:val="19"/>
-              </w:rPr>
-              <w:t>신뢰</w:t>
-            </w:r>
-            <w:r>
-              <w:rPr>
-                <w:sz w:val="19"/>
-                <w:szCs w:val="19"/>
-              </w:rPr>
-              <w:t xml:space="preserve"> </w:t>
-            </w:r>
-            <w:r>
-              <w:rPr>
-                <w:sz w:val="19"/>
-                <w:szCs w:val="19"/>
-              </w:rPr>
-              <w:t>오류</w:t>
+              <w:t>외부 API 신뢰 오류</w:t>
             </w:r>
           </w:p>
         </w:tc>
@@ -12639,147 +9841,7 @@
                 <w:sz w:val="19"/>
                 <w:szCs w:val="19"/>
               </w:rPr>
-              <w:t>내가</w:t>
-            </w:r>
-            <w:r>
-              <w:rPr>
-                <w:sz w:val="19"/>
-                <w:szCs w:val="19"/>
-              </w:rPr>
-              <w:t xml:space="preserve"> </w:t>
-            </w:r>
-            <w:r>
-              <w:rPr>
-                <w:sz w:val="19"/>
-                <w:szCs w:val="19"/>
-              </w:rPr>
-              <w:t>가져다</w:t>
-            </w:r>
-            <w:r>
-              <w:rPr>
-                <w:sz w:val="19"/>
-                <w:szCs w:val="19"/>
-              </w:rPr>
-              <w:t xml:space="preserve"> </w:t>
-            </w:r>
-            <w:r>
-              <w:rPr>
-                <w:sz w:val="19"/>
-                <w:szCs w:val="19"/>
-              </w:rPr>
-              <w:t>쓰는</w:t>
-            </w:r>
-            <w:r>
-              <w:rPr>
-                <w:sz w:val="19"/>
-                <w:szCs w:val="19"/>
-              </w:rPr>
-              <w:t xml:space="preserve"> </w:t>
-            </w:r>
-            <w:r>
-              <w:rPr>
-                <w:sz w:val="19"/>
-                <w:szCs w:val="19"/>
-              </w:rPr>
-              <w:t>외부</w:t>
-            </w:r>
-            <w:r>
-              <w:rPr>
-                <w:sz w:val="19"/>
-                <w:szCs w:val="19"/>
-              </w:rPr>
-              <w:t xml:space="preserve"> API</w:t>
-            </w:r>
-            <w:r>
-              <w:rPr>
-                <w:sz w:val="19"/>
-                <w:szCs w:val="19"/>
-              </w:rPr>
-              <w:t>의</w:t>
-            </w:r>
-            <w:r>
-              <w:rPr>
-                <w:sz w:val="19"/>
-                <w:szCs w:val="19"/>
-              </w:rPr>
-              <w:t xml:space="preserve"> </w:t>
-            </w:r>
-            <w:r>
-              <w:rPr>
-                <w:sz w:val="19"/>
-                <w:szCs w:val="19"/>
-              </w:rPr>
-              <w:t>응답을</w:t>
-            </w:r>
-            <w:r>
-              <w:rPr>
-                <w:sz w:val="19"/>
-                <w:szCs w:val="19"/>
-              </w:rPr>
-              <w:t xml:space="preserve"> </w:t>
-            </w:r>
-            <w:r>
-              <w:rPr>
-                <w:sz w:val="19"/>
-                <w:szCs w:val="19"/>
-              </w:rPr>
-              <w:t>검증</w:t>
-            </w:r>
-            <w:r>
-              <w:rPr>
-                <w:sz w:val="19"/>
-                <w:szCs w:val="19"/>
-              </w:rPr>
-              <w:t xml:space="preserve"> </w:t>
-            </w:r>
-            <w:r>
-              <w:rPr>
-                <w:sz w:val="19"/>
-                <w:szCs w:val="19"/>
-              </w:rPr>
-              <w:t>없이</w:t>
-            </w:r>
-            <w:r>
-              <w:rPr>
-                <w:sz w:val="19"/>
-                <w:szCs w:val="19"/>
-              </w:rPr>
-              <w:t xml:space="preserve"> </w:t>
-            </w:r>
-            <w:r>
-              <w:rPr>
-                <w:sz w:val="19"/>
-                <w:szCs w:val="19"/>
-              </w:rPr>
-              <w:t>그대로</w:t>
-            </w:r>
-            <w:r>
-              <w:rPr>
-                <w:sz w:val="19"/>
-                <w:szCs w:val="19"/>
-              </w:rPr>
-              <w:t xml:space="preserve"> </w:t>
-            </w:r>
-            <w:r>
-              <w:rPr>
-                <w:sz w:val="19"/>
-                <w:szCs w:val="19"/>
-              </w:rPr>
-              <w:t>믿는</w:t>
-            </w:r>
-            <w:r>
-              <w:rPr>
-                <w:sz w:val="19"/>
-                <w:szCs w:val="19"/>
-              </w:rPr>
-              <w:t xml:space="preserve"> </w:t>
-            </w:r>
-            <w:r>
-              <w:rPr>
-                <w:sz w:val="19"/>
-                <w:szCs w:val="19"/>
-              </w:rPr>
-              <w:t>것</w:t>
+              <w:t>내가 가져다 쓰는 외부 API의 응답을 검증 없이 그대로 믿는 것</w:t>
             </w:r>
           </w:p>
         </w:tc>
@@ -12808,105 +9870,7 @@
                 <w:sz w:val="19"/>
                 <w:szCs w:val="19"/>
               </w:rPr>
-              <w:t>관점</w:t>
-            </w:r>
-            <w:r>
-              <w:rPr>
-                <w:sz w:val="19"/>
-                <w:szCs w:val="19"/>
-              </w:rPr>
-              <w:t xml:space="preserve"> — </w:t>
-            </w:r>
-            <w:r>
-              <w:rPr>
-                <w:sz w:val="19"/>
-                <w:szCs w:val="19"/>
-              </w:rPr>
-              <w:t>외부</w:t>
-            </w:r>
-            <w:r>
-              <w:rPr>
-                <w:sz w:val="19"/>
-                <w:szCs w:val="19"/>
-              </w:rPr>
-              <w:t xml:space="preserve"> </w:t>
-            </w:r>
-            <w:r>
-              <w:rPr>
-                <w:sz w:val="19"/>
-                <w:szCs w:val="19"/>
-              </w:rPr>
-              <w:t>연동</w:t>
-            </w:r>
-            <w:r>
-              <w:rPr>
-                <w:sz w:val="19"/>
-                <w:szCs w:val="19"/>
-              </w:rPr>
-              <w:t xml:space="preserve"> </w:t>
-            </w:r>
-            <w:r>
-              <w:rPr>
-                <w:sz w:val="19"/>
-                <w:szCs w:val="19"/>
-              </w:rPr>
-              <w:t>시</w:t>
-            </w:r>
-            <w:r>
-              <w:rPr>
-                <w:sz w:val="19"/>
-                <w:szCs w:val="19"/>
-              </w:rPr>
-              <w:t xml:space="preserve"> </w:t>
-            </w:r>
-            <w:r>
-              <w:rPr>
-                <w:sz w:val="19"/>
-                <w:szCs w:val="19"/>
-              </w:rPr>
-              <w:t>검증</w:t>
-            </w:r>
-            <w:r>
-              <w:rPr>
-                <w:sz w:val="19"/>
-                <w:szCs w:val="19"/>
-              </w:rPr>
-              <w:t xml:space="preserve"> </w:t>
-            </w:r>
-            <w:r>
-              <w:rPr>
-                <w:sz w:val="19"/>
-                <w:szCs w:val="19"/>
-              </w:rPr>
-              <w:t>원칙</w:t>
-            </w:r>
-            <w:r>
-              <w:rPr>
-                <w:sz w:val="19"/>
-                <w:szCs w:val="19"/>
-              </w:rPr>
-              <w:t xml:space="preserve"> </w:t>
-            </w:r>
-            <w:r>
-              <w:rPr>
-                <w:sz w:val="19"/>
-                <w:szCs w:val="19"/>
-              </w:rPr>
-              <w:t>적용</w:t>
-            </w:r>
-            <w:r>
-              <w:rPr>
-                <w:sz w:val="19"/>
-                <w:szCs w:val="19"/>
-              </w:rPr>
-              <w:t xml:space="preserve"> </w:t>
-            </w:r>
-            <w:r>
-              <w:rPr>
-                <w:sz w:val="19"/>
-                <w:szCs w:val="19"/>
-              </w:rPr>
-              <w:t>필요</w:t>
+              <w:t>관점 — 외부 연동 시 검증 원칙 적용 필요</w:t>
             </w:r>
           </w:p>
         </w:tc>
@@ -12915,17 +9879,241 @@
     <w:p>
       <w:pPr>
         <w:spacing w:after="60" w:line="300" w:lineRule="auto"/>
-      </w:pPr>
-      <w:r>
         <w:rPr>
           <w:b/>
           <w:bCs/>
           <w:color w:val="1F3A5F"/>
         </w:rPr>
-        <w:t xml:space="preserve">비교 — </w:t>
-      </w:r>
-      <w:r>
-        <w:t xml:space="preserve">웹 Top 10은 화면이 있는 애플리케이션 전체를 다루고, API Security Top 10은 "화면 없이 엔드포인트만 아는 공격자" 관점에서 API 계층을 더 깊게 본다. 두 체계는 접근 제어(웹 #1 ↔ API1·API5)처럼 겹치는 항목이 많지만, 번호 체계가 겹치지 않도록 API 쪽은 API1~API10으로 표기한다.</w:t>
+      </w:pPr>
+    </w:p>
+    <w:p>
+      <w:pPr>
+        <w:spacing w:after="60" w:line="300" w:lineRule="auto"/>
+      </w:pPr>
+      <w:bookmarkStart w:id="0" w:name="_GoBack"/>
+      <w:bookmarkEnd w:id="0"/>
+      <w:r>
+        <w:rPr>
+          <w:b/>
+          <w:bCs/>
+          <w:color w:val="1F3A5F"/>
+        </w:rPr>
+        <w:t>비교</w:t>
+      </w:r>
+      <w:r>
+        <w:rPr>
+          <w:b/>
+          <w:bCs/>
+          <w:color w:val="1F3A5F"/>
+        </w:rPr>
+        <w:t xml:space="preserve"> — </w:t>
+      </w:r>
+      <w:r>
+        <w:t>웹</w:t>
+      </w:r>
+      <w:r>
+        <w:t xml:space="preserve"> Top 10</w:t>
+      </w:r>
+      <w:r>
+        <w:t>은</w:t>
+      </w:r>
+      <w:r>
+        <w:t xml:space="preserve"> </w:t>
+      </w:r>
+      <w:r>
+        <w:t>화면이</w:t>
+      </w:r>
+      <w:r>
+        <w:t xml:space="preserve"> </w:t>
+      </w:r>
+      <w:r>
+        <w:t>있는</w:t>
+      </w:r>
+      <w:r>
+        <w:t xml:space="preserve"> </w:t>
+      </w:r>
+      <w:r>
+        <w:t>애플리케이션</w:t>
+      </w:r>
+      <w:r>
+        <w:t xml:space="preserve"> </w:t>
+      </w:r>
+      <w:r>
+        <w:t>전체를</w:t>
+      </w:r>
+      <w:r>
+        <w:t xml:space="preserve"> </w:t>
+      </w:r>
+      <w:r>
+        <w:t>다루고</w:t>
+      </w:r>
+      <w:r>
+        <w:t>, API Security Top 10</w:t>
+      </w:r>
+      <w:r>
+        <w:t>은</w:t>
+      </w:r>
+      <w:r>
+        <w:t xml:space="preserve"> "</w:t>
+      </w:r>
+      <w:r>
+        <w:t>화면</w:t>
+      </w:r>
+      <w:r>
+        <w:t xml:space="preserve"> </w:t>
+      </w:r>
+      <w:r>
+        <w:t>없이</w:t>
+      </w:r>
+      <w:r>
+        <w:t xml:space="preserve"> </w:t>
+      </w:r>
+      <w:r>
+        <w:t>엔드포인트만</w:t>
+      </w:r>
+      <w:r>
+        <w:t xml:space="preserve"> </w:t>
+      </w:r>
+      <w:r>
+        <w:t>아</w:t>
+      </w:r>
+      <w:r>
+        <w:t>는</w:t>
+      </w:r>
+      <w:r>
+        <w:t xml:space="preserve"> </w:t>
+      </w:r>
+      <w:r>
+        <w:t>공격자</w:t>
+      </w:r>
+      <w:r>
+        <w:t xml:space="preserve">" </w:t>
+      </w:r>
+      <w:r>
+        <w:t>관점에서</w:t>
+      </w:r>
+      <w:r>
+        <w:t xml:space="preserve"> API </w:t>
+      </w:r>
+      <w:r>
+        <w:t>계층을</w:t>
+      </w:r>
+      <w:r>
+        <w:t xml:space="preserve"> </w:t>
+      </w:r>
+      <w:r>
+        <w:t>더</w:t>
+      </w:r>
+      <w:r>
+        <w:t xml:space="preserve"> </w:t>
+      </w:r>
+      <w:r>
+        <w:t>깊게</w:t>
+      </w:r>
+      <w:r>
+        <w:t xml:space="preserve"> </w:t>
+      </w:r>
+      <w:r>
+        <w:t>본다</w:t>
+      </w:r>
+      <w:r>
+        <w:t xml:space="preserve">. </w:t>
+      </w:r>
+      <w:r>
+        <w:t>두</w:t>
+      </w:r>
+      <w:r>
+        <w:t xml:space="preserve"> </w:t>
+      </w:r>
+      <w:r>
+        <w:t>체계는</w:t>
+      </w:r>
+      <w:r>
+        <w:t xml:space="preserve"> </w:t>
+      </w:r>
+      <w:r>
+        <w:t>접근</w:t>
+      </w:r>
+      <w:r>
+        <w:t xml:space="preserve"> </w:t>
+      </w:r>
+      <w:r>
+        <w:t>제어</w:t>
+      </w:r>
+      <w:r>
+        <w:t>(</w:t>
+      </w:r>
+      <w:r>
+        <w:t>웹</w:t>
+      </w:r>
+      <w:r>
+        <w:t xml:space="preserve"> #1 ↔ API1·API5)</w:t>
+      </w:r>
+      <w:r>
+        <w:t>처럼</w:t>
+      </w:r>
+      <w:r>
+        <w:t xml:space="preserve"> </w:t>
+      </w:r>
+      <w:r>
+        <w:t>겹치는</w:t>
+      </w:r>
+      <w:r>
+        <w:t xml:space="preserve"> </w:t>
+      </w:r>
+      <w:r>
+        <w:t>항목이</w:t>
+      </w:r>
+      <w:r>
+        <w:t xml:space="preserve"> </w:t>
+      </w:r>
+      <w:r>
+        <w:t>많지만</w:t>
+      </w:r>
+      <w:r>
+        <w:t xml:space="preserve">, </w:t>
+      </w:r>
+      <w:r>
+        <w:t>번호</w:t>
+      </w:r>
+      <w:r>
+        <w:t xml:space="preserve"> </w:t>
+      </w:r>
+      <w:r>
+        <w:t>체계가</w:t>
+      </w:r>
+      <w:r>
+        <w:t xml:space="preserve"> </w:t>
+      </w:r>
+      <w:r>
+        <w:t>겹치지</w:t>
+      </w:r>
+      <w:r>
+        <w:t xml:space="preserve"> </w:t>
+      </w:r>
+      <w:r>
+        <w:t>않도록</w:t>
+      </w:r>
+      <w:r>
+        <w:t xml:space="preserve"> API </w:t>
+      </w:r>
+      <w:r>
+        <w:t>쪽은</w:t>
+      </w:r>
+      <w:r>
+        <w:t xml:space="preserve"> API1~API10</w:t>
+      </w:r>
+      <w:r>
+        <w:t>으로</w:t>
+      </w:r>
+      <w:r>
+        <w:t xml:space="preserve"> </w:t>
+      </w:r>
+      <w:r>
+        <w:t>표기한다</w:t>
+      </w:r>
+      <w:r>
+        <w:t>.</w:t>
       </w:r>
     </w:p>
     <w:p>
@@ -12938,175 +10126,7 @@
       </w:r>
       <w:proofErr w:type="spellEnd"/>
       <w:r>
-        <w:t>에서</w:t>
-      </w:r>
-      <w:r>
-        <w:t xml:space="preserve"> </w:t>
-      </w:r>
-      <w:r>
-        <w:t>실제</w:t>
-      </w:r>
-      <w:r>
-        <w:t xml:space="preserve"> </w:t>
-      </w:r>
-      <w:r>
-        <w:t>데모로</w:t>
-      </w:r>
-      <w:r>
-        <w:t xml:space="preserve"> </w:t>
-      </w:r>
-      <w:r>
-        <w:t>확인</w:t>
-      </w:r>
-      <w:r>
-        <w:t xml:space="preserve"> </w:t>
-      </w:r>
-      <w:r>
-        <w:t>가능한</w:t>
-      </w:r>
-      <w:r>
-        <w:t xml:space="preserve"> </w:t>
-      </w:r>
-      <w:r>
-        <w:t>항목은</w:t>
-      </w:r>
-      <w:r>
-        <w:t xml:space="preserve"> </w:t>
-      </w:r>
-      <w:r>
-        <w:t>웹</w:t>
-      </w:r>
-      <w:r>
-        <w:t xml:space="preserve"> 7</w:t>
-      </w:r>
-      <w:r>
-        <w:t>개</w:t>
-      </w:r>
-      <w:r>
-        <w:t>(#1, #2, #4, #5, #7, #8, #10)</w:t>
-      </w:r>
-      <w:r>
-        <w:t>와</w:t>
-      </w:r>
-      <w:r>
-        <w:t xml:space="preserve"> API 2</w:t>
-      </w:r>
-      <w:r>
-        <w:t>개</w:t>
-      </w:r>
-      <w:r>
-        <w:t xml:space="preserve">(API1 BOLA, API8 </w:t>
-      </w:r>
-      <w:r>
-        <w:t>보안</w:t>
-      </w:r>
-      <w:r>
-        <w:t xml:space="preserve"> </w:t>
-      </w:r>
-      <w:r>
-        <w:t>설정</w:t>
-      </w:r>
-      <w:r>
-        <w:t xml:space="preserve"> </w:t>
-      </w:r>
-      <w:r>
-        <w:t>오류</w:t>
-      </w:r>
-      <w:r>
-        <w:t>)</w:t>
-      </w:r>
-      <w:r>
-        <w:t>이며</w:t>
-      </w:r>
-      <w:r>
-        <w:t xml:space="preserve">, </w:t>
-      </w:r>
-      <w:r>
-        <w:t>나머지</w:t>
-      </w:r>
-      <w:r>
-        <w:t>는</w:t>
-      </w:r>
-      <w:r>
-        <w:t xml:space="preserve"> </w:t>
-      </w:r>
-      <w:r>
-        <w:t>설계</w:t>
-      </w:r>
-      <w:r>
-        <w:t>·</w:t>
-      </w:r>
-      <w:r>
-        <w:t>운영</w:t>
-      </w:r>
-      <w:r>
-        <w:t xml:space="preserve"> </w:t>
-      </w:r>
-      <w:r>
-        <w:t>관점에서</w:t>
-      </w:r>
-      <w:r>
-        <w:t xml:space="preserve"> </w:t>
-      </w:r>
-      <w:r>
-        <w:t>이해하면</w:t>
-      </w:r>
-      <w:r>
-        <w:t xml:space="preserve"> </w:t>
-      </w:r>
-      <w:r>
-        <w:t>된다</w:t>
-      </w:r>
-      <w:r>
-        <w:t xml:space="preserve">. </w:t>
-      </w:r>
-      <w:r>
-        <w:t>각</w:t>
-      </w:r>
-      <w:r>
-        <w:t xml:space="preserve"> </w:t>
-      </w:r>
-      <w:r>
-        <w:t>항목의</w:t>
-      </w:r>
-      <w:r>
-        <w:t xml:space="preserve"> </w:t>
-      </w:r>
-      <w:r>
-        <w:t>쉬운</w:t>
-      </w:r>
-      <w:r>
-        <w:t xml:space="preserve"> </w:t>
-      </w:r>
-      <w:r>
-        <w:t>설명과</w:t>
-      </w:r>
-      <w:r>
-        <w:t xml:space="preserve"> </w:t>
-      </w:r>
-      <w:r>
-        <w:t>방어</w:t>
-      </w:r>
-      <w:r>
-        <w:t xml:space="preserve"> </w:t>
-      </w:r>
-      <w:r>
-        <w:t>방법은</w:t>
-      </w:r>
-      <w:r>
-        <w:t xml:space="preserve"> OWASP_Top10_</w:t>
-      </w:r>
-      <w:r>
-        <w:t>웹</w:t>
-      </w:r>
-      <w:r>
-        <w:t>_API_</w:t>
-      </w:r>
-      <w:r>
-        <w:t>한글요약</w:t>
-      </w:r>
-      <w:r>
-        <w:t>.</w:t>
+        <w:t>에서 실제 데모로 확인 가능한 항목은 웹 7개(#1, #2, #4, #5, #7, #8, #10)와 API 2개(API1 BOLA, API8 보안 설정 오류)이며, 나머지는 설계·운영 관점에서 이해하면 된다. 각 항목의 쉬운 설명과 방어 방법은 OWASP_Top10_웹_API_한글요약.</w:t>
       </w:r>
       <w:proofErr w:type="spellStart"/>
       <w:r>
@@ -13114,22 +10134,7 @@
       </w:r>
       <w:proofErr w:type="spellEnd"/>
       <w:r>
-        <w:t>에</w:t>
-      </w:r>
-      <w:r>
-        <w:t xml:space="preserve"> </w:t>
-      </w:r>
-      <w:r>
-        <w:t>정리되어</w:t>
-      </w:r>
-      <w:r>
-        <w:t xml:space="preserve"> </w:t>
-      </w:r>
-      <w:r>
-        <w:t>있다</w:t>
-      </w:r>
-      <w:r>
-        <w:t>.</w:t>
+        <w:t>에 정리되어 있다.</w:t>
       </w:r>
     </w:p>
     <w:sectPr>
@@ -13214,7 +10219,7 @@
         <w:sz w:val="18"/>
         <w:szCs w:val="18"/>
       </w:rPr>
-      <w:t>13</w:t>
+      <w:t>11</w:t>
     </w:r>
     <w:r>
       <w:rPr>
@@ -13298,7 +10303,7 @@
             <w:noProof/>
             <w:lang w:val="ko-KR"/>
           </w:rPr>
-          <w:t>13</w:t>
+          <w:t>11</w:t>
         </w:r>
         <w:r>
           <w:fldChar w:fldCharType="end"/>
@@ -13550,8 +10555,8 @@
   </w:docDefaults>
   <w:latentStyles w:defLockedState="0" w:defUIPriority="99" w:defSemiHidden="0" w:defUnhideWhenUsed="0" w:defQFormat="0" w:count="371">
     <w:lsdException w:name="Normal" w:uiPriority="0" w:qFormat="1"/>
-    <w:lsdException w:name="heading 1" w:uiPriority="9" w:qFormat="1"/>
-    <w:lsdException w:name="heading 2" w:semiHidden="1" w:uiPriority="9" w:unhideWhenUsed="1" w:qFormat="1"/>
+    <w:lsdException w:name="heading 1" w:uiPriority="0" w:qFormat="1"/>
+    <w:lsdException w:name="heading 2" w:semiHidden="1" w:uiPriority="0" w:unhideWhenUsed="1" w:qFormat="1"/>
     <w:lsdException w:name="heading 3" w:semiHidden="1" w:uiPriority="9" w:unhideWhenUsed="1" w:qFormat="1"/>
     <w:lsdException w:name="heading 4" w:semiHidden="1" w:uiPriority="9" w:unhideWhenUsed="1" w:qFormat="1"/>
     <w:lsdException w:name="heading 5" w:semiHidden="1" w:uiPriority="9" w:unhideWhenUsed="1" w:qFormat="1"/>

--- a/docs/security/Student_JWT_보안_취약점_진단과_대응_로드맵.docx
+++ b/docs/security/Student_JWT_보안_취약점_진단과_대응_로드맵.docx
@@ -4316,6 +4316,84 @@
           <w:sz w:val="18"/>
         </w:rPr>
         <w:t xml:space="preserve"> checkout feature/access-control-demo</w:t>
+      </w:r>
+    </w:p>
+    <w:p>
+      <w:pPr>
+        <w:pStyle w:val="2"/>
+      </w:pPr>
+      <w:r>
+        <w:t xml:space="preserve">3-2. 원격 변경 사항 가져오기</w:t>
+      </w:r>
+    </w:p>
+    <w:p>
+      <w:pPr>
+        <w:spacing w:after="120" w:line="320" w:lineRule="auto"/>
+      </w:pPr>
+      <w:r>
+        <w:t xml:space="preserve">git fetch 는 체크아웃 여부와 무관하게 항상 동일하게 동작한다 — 원격 추적 브랜치(origin/&lt;branch&gt;)만 갱신하고, 로컬 브랜치 포인터는 그대로 둔다. 차이는 받아온 내용을 로컬 브랜치에 반영하는 방법에서 생긴다.</w:t>
+      </w:r>
+    </w:p>
+    <w:p>
+      <w:pPr>
+        <w:spacing w:after="120" w:line="320" w:lineRule="auto"/>
+      </w:pPr>
+      <w:r>
+        <w:t xml:space="preserve">지금 체크아웃 중인 브랜치를 갱신할 때는 fetch 뒤에 merge(또는 rebase) 과정이 반드시 필요하다:</w:t>
+      </w:r>
+    </w:p>
+    <w:p>
+      <w:pPr>
+        <w:pBdr>
+          <w:top w:val="single" w:sz="2" w:space="0" w:color="BFBFBF"/>
+          <w:left w:val="single" w:sz="2" w:space="0" w:color="BFBFBF"/>
+          <w:bottom w:val="single" w:sz="2" w:space="0" w:color="BFBFBF"/>
+          <w:right w:val="single" w:sz="2" w:space="0" w:color="BFBFBF"/>
+        </w:pBdr>
+        <w:shd w:val="clear" w:color="auto" w:fill="F2F2F2"/>
+        <w:spacing w:before="100" w:after="260"/>
+      </w:pPr>
+      <w:r>
+        <w:rPr>
+          <w:rFonts w:ascii="Consolas" w:hAnsi="Consolas"/>
+          <w:sz w:val="18"/>
+        </w:rPr>
+        <w:t xml:space="preserve">git pull   # = git fetch + git merge (또는 git pull --rebase)</w:t>
+      </w:r>
+    </w:p>
+    <w:p>
+      <w:pPr>
+        <w:spacing w:after="120" w:line="320" w:lineRule="auto"/>
+      </w:pPr>
+      <w:r>
+        <w:t xml:space="preserve">체크아웃하지 않은 다른 로컬 브랜치는 그 브랜치로 전환한 뒤 pull 해도 되고, 전환 없이 한 번에 갱신할 수도 있다(단, fast-forward 가능할 때만 허용된다):</w:t>
+      </w:r>
+    </w:p>
+    <w:p>
+      <w:pPr>
+        <w:pBdr>
+          <w:top w:val="single" w:sz="2" w:space="0" w:color="BFBFBF"/>
+          <w:left w:val="single" w:sz="2" w:space="0" w:color="BFBFBF"/>
+          <w:bottom w:val="single" w:sz="2" w:space="0" w:color="BFBFBF"/>
+          <w:right w:val="single" w:sz="2" w:space="0" w:color="BFBFBF"/>
+        </w:pBdr>
+        <w:shd w:val="clear" w:color="auto" w:fill="F2F2F2"/>
+        <w:spacing w:before="100" w:after="260"/>
+      </w:pPr>
+      <w:r>
+        <w:rPr>
+          <w:rFonts w:ascii="Consolas" w:hAnsi="Consolas"/>
+          <w:sz w:val="18"/>
+        </w:rPr>
+        <w:t xml:space="preserve">git fetch origin feature/csrf-demo:feature/csrf-demo</w:t>
+      </w:r>
+    </w:p>
+    <w:p>
+      <w:pPr>
+        <w:spacing w:after="120" w:line="320" w:lineRule="auto"/>
+      </w:pPr>
+      <w:r>
+        <w:t xml:space="preserve">이 방식은 현재 체크아웃 중인 브랜치에는 쓸 수 없다(refusing to fetch into current branch 로 거부된다) — 그 경우는 항상 git pull 또는 git merge origin/&lt;branch&gt; 를 사용해야 한다.</w:t>
       </w:r>
     </w:p>
     <w:p>
